--- a/CV Python developer.docx
+++ b/CV Python developer.docx
@@ -195,7 +195,7 @@
             <w:szCs w:val="24"/>
             <w:shd w:val="clear" w:color="auto" w:fill="FFFFFF"/>
           </w:rPr>
-          <w:t>serg.yalosovetsky@gmail.com ,</w:t>
+          <w:t>serg.yalosovetsky@gmail.com,</w:t>
         </w:r>
       </w:hyperlink>
       <w:r>
@@ -261,6 +261,37 @@
       </w:pPr>
       <w:r>
         <w:rPr>
+          <w:noProof/>
+          <w:lang w:val="uk-UA" w:eastAsia="uk-UA"/>
+        </w:rPr>
+        <w:pict>
+          <v:shapetype id="_x0000_t75" coordsize="21600,21600" o:spt="75" o:preferrelative="t" path="m@4@5l@4@11@9@11@9@5xe" filled="f" stroked="f">
+            <v:stroke joinstyle="miter"/>
+            <v:formulas>
+              <v:f eqn="if lineDrawn pixelLineWidth 0"/>
+              <v:f eqn="sum @0 1 0"/>
+              <v:f eqn="sum 0 0 @1"/>
+              <v:f eqn="prod @2 1 2"/>
+              <v:f eqn="prod @3 21600 pixelWidth"/>
+              <v:f eqn="prod @3 21600 pixelHeight"/>
+              <v:f eqn="sum @0 0 1"/>
+              <v:f eqn="prod @6 1 2"/>
+              <v:f eqn="prod @7 21600 pixelWidth"/>
+              <v:f eqn="sum @8 21600 0"/>
+              <v:f eqn="prod @7 21600 pixelHeight"/>
+              <v:f eqn="sum @10 21600 0"/>
+            </v:formulas>
+            <v:path o:extrusionok="f" gradientshapeok="t" o:connecttype="rect"/>
+            <o:lock v:ext="edit" aspectratio="t"/>
+          </v:shapetype>
+          <v:shape id="_x0000_s1027" type="#_x0000_t75" style="position:absolute;left:0;text-align:left;margin-left:333pt;margin-top:2.45pt;width:88.25pt;height:88.65pt;z-index:-251657216" wrapcoords="-183 0 -183 21417 21600 21417 21600 0 -183 0">
+            <v:imagedata r:id="rId6" o:title=""/>
+            <w10:wrap type="tight"/>
+          </v:shape>
+        </w:pict>
+      </w:r>
+      <w:r>
+        <w:rPr>
           <w:rFonts w:ascii="Segoe UI" w:hAnsi="Segoe UI" w:cs="Segoe UI"/>
           <w:color w:val="212529"/>
           <w:shd w:val="clear" w:color="auto" w:fill="FFFFFF"/>
@@ -280,7 +311,7 @@
           <w:color w:val="212529"/>
           <w:shd w:val="clear" w:color="auto" w:fill="FFFFFF"/>
         </w:rPr>
-        <w:t>Development experience over a year.</w:t>
+        <w:t>Development experience is 2 year.</w:t>
       </w:r>
     </w:p>
     <w:p>
@@ -297,7 +328,7 @@
         </w:rPr>
         <w:t xml:space="preserve">An example of the code can be viewed here: </w:t>
       </w:r>
-      <w:hyperlink r:id="rId6" w:history="1">
+      <w:hyperlink r:id="rId7" w:history="1">
         <w:r>
           <w:rPr>
             <w:rStyle w:val="Hyperlink"/>
@@ -315,7 +346,7 @@
         </w:rPr>
         <w:t xml:space="preserve"> </w:t>
       </w:r>
-      <w:hyperlink r:id="rId7" w:history="1">
+      <w:hyperlink r:id="rId8" w:history="1">
         <w:r>
           <w:rPr>
             <w:rStyle w:val="Hyperlink"/>
@@ -420,7 +451,7 @@
           <w:szCs w:val="24"/>
           <w:shd w:val="clear" w:color="auto" w:fill="FFFFFF"/>
         </w:rPr>
-        <w:t>SQL language, knowledge in PostgreSQL;</w:t>
+        <w:t>Experience with SQL, Redis, knowledge in PostgreSQL;</w:t>
       </w:r>
     </w:p>
     <w:p>
@@ -1139,6 +1170,15 @@
           <w:shd w:val="clear" w:color="auto" w:fill="FFFFFF"/>
         </w:rPr>
         <w:instrText xml:space="preserve"> HYPERLINK "https://docs.vmware.com/ru/VMware-Workspace-ONE-UEM/index.html" </w:instrText>
+      </w:r>
+      <w:r>
+        <w:rPr>
+          <w:rFonts w:ascii="Segoe UI" w:hAnsi="Segoe UI" w:cs="Segoe UI"/>
+          <w:color w:val="212529"/>
+          <w:sz w:val="24"/>
+          <w:szCs w:val="24"/>
+          <w:shd w:val="clear" w:color="auto" w:fill="FFFFFF"/>
+        </w:rPr>
       </w:r>
       <w:r>
         <w:rPr>
@@ -1653,274 +1693,274 @@
     </w:rPrDefault>
     <w:pPrDefault/>
   </w:docDefaults>
-  <w:latentStyles w:defLockedState="0" w:defUIPriority="99" w:defSemiHidden="0" w:defUnhideWhenUsed="0" w:defQFormat="0" w:count="267">
-    <w:lsdException w:name="Normal" w:locked="1" w:uiPriority="0" w:qFormat="1"/>
-    <w:lsdException w:name="heading 1" w:locked="1" w:uiPriority="0" w:qFormat="1"/>
-    <w:lsdException w:name="heading 2" w:locked="1" w:uiPriority="0" w:qFormat="1"/>
-    <w:lsdException w:name="heading 3" w:locked="1" w:uiPriority="0" w:qFormat="1"/>
-    <w:lsdException w:name="heading 4" w:locked="1" w:uiPriority="0" w:qFormat="1"/>
-    <w:lsdException w:name="heading 5" w:locked="1" w:semiHidden="1" w:uiPriority="0" w:unhideWhenUsed="1" w:qFormat="1"/>
-    <w:lsdException w:name="heading 6" w:locked="1" w:semiHidden="1" w:uiPriority="0" w:unhideWhenUsed="1" w:qFormat="1"/>
-    <w:lsdException w:name="heading 7" w:locked="1" w:semiHidden="1" w:uiPriority="0" w:unhideWhenUsed="1" w:qFormat="1"/>
-    <w:lsdException w:name="heading 8" w:locked="1" w:semiHidden="1" w:uiPriority="0" w:unhideWhenUsed="1" w:qFormat="1"/>
-    <w:lsdException w:name="heading 9" w:locked="1" w:semiHidden="1" w:uiPriority="0" w:unhideWhenUsed="1" w:qFormat="1"/>
-    <w:lsdException w:name="index 1" w:semiHidden="1" w:unhideWhenUsed="1"/>
-    <w:lsdException w:name="index 2" w:semiHidden="1" w:unhideWhenUsed="1"/>
-    <w:lsdException w:name="index 3" w:semiHidden="1" w:unhideWhenUsed="1"/>
-    <w:lsdException w:name="index 4" w:semiHidden="1" w:unhideWhenUsed="1"/>
-    <w:lsdException w:name="index 5" w:semiHidden="1" w:unhideWhenUsed="1"/>
-    <w:lsdException w:name="index 6" w:semiHidden="1" w:unhideWhenUsed="1"/>
-    <w:lsdException w:name="index 7" w:semiHidden="1" w:unhideWhenUsed="1"/>
-    <w:lsdException w:name="index 8" w:semiHidden="1" w:unhideWhenUsed="1"/>
-    <w:lsdException w:name="index 9" w:semiHidden="1" w:unhideWhenUsed="1"/>
-    <w:lsdException w:name="toc 1" w:locked="1" w:uiPriority="0"/>
-    <w:lsdException w:name="toc 2" w:locked="1" w:uiPriority="0"/>
-    <w:lsdException w:name="toc 3" w:locked="1" w:uiPriority="0"/>
-    <w:lsdException w:name="toc 4" w:locked="1" w:uiPriority="0"/>
-    <w:lsdException w:name="toc 5" w:locked="1" w:uiPriority="0"/>
-    <w:lsdException w:name="toc 6" w:locked="1" w:uiPriority="0"/>
-    <w:lsdException w:name="toc 7" w:locked="1" w:uiPriority="0"/>
-    <w:lsdException w:name="toc 8" w:locked="1" w:uiPriority="0"/>
-    <w:lsdException w:name="toc 9" w:locked="1" w:uiPriority="0"/>
-    <w:lsdException w:name="Normal Indent" w:semiHidden="1" w:unhideWhenUsed="1"/>
-    <w:lsdException w:name="footnote text" w:semiHidden="1" w:unhideWhenUsed="1"/>
-    <w:lsdException w:name="annotation text" w:semiHidden="1" w:unhideWhenUsed="1"/>
-    <w:lsdException w:name="header" w:semiHidden="1" w:unhideWhenUsed="1"/>
-    <w:lsdException w:name="footer" w:semiHidden="1" w:unhideWhenUsed="1"/>
-    <w:lsdException w:name="index heading" w:semiHidden="1" w:unhideWhenUsed="1"/>
-    <w:lsdException w:name="caption" w:locked="1" w:semiHidden="1" w:uiPriority="0" w:unhideWhenUsed="1" w:qFormat="1"/>
-    <w:lsdException w:name="table of figures" w:semiHidden="1" w:unhideWhenUsed="1"/>
-    <w:lsdException w:name="envelope address" w:semiHidden="1" w:unhideWhenUsed="1"/>
-    <w:lsdException w:name="envelope return" w:semiHidden="1" w:unhideWhenUsed="1"/>
-    <w:lsdException w:name="footnote reference" w:semiHidden="1" w:unhideWhenUsed="1"/>
-    <w:lsdException w:name="annotation reference" w:semiHidden="1" w:unhideWhenUsed="1"/>
-    <w:lsdException w:name="line number" w:semiHidden="1" w:unhideWhenUsed="1"/>
-    <w:lsdException w:name="page number" w:semiHidden="1" w:unhideWhenUsed="1"/>
-    <w:lsdException w:name="endnote reference" w:semiHidden="1" w:unhideWhenUsed="1"/>
-    <w:lsdException w:name="endnote text" w:semiHidden="1" w:unhideWhenUsed="1"/>
-    <w:lsdException w:name="table of authorities" w:semiHidden="1" w:unhideWhenUsed="1"/>
-    <w:lsdException w:name="macro" w:semiHidden="1" w:unhideWhenUsed="1"/>
-    <w:lsdException w:name="toa heading" w:semiHidden="1" w:unhideWhenUsed="1"/>
-    <w:lsdException w:name="List" w:semiHidden="1" w:unhideWhenUsed="1"/>
-    <w:lsdException w:name="List Bullet" w:semiHidden="1" w:unhideWhenUsed="1"/>
-    <w:lsdException w:name="List Number" w:semiHidden="1" w:unhideWhenUsed="1"/>
-    <w:lsdException w:name="List 2" w:semiHidden="1" w:unhideWhenUsed="1"/>
-    <w:lsdException w:name="List 3" w:semiHidden="1" w:unhideWhenUsed="1"/>
-    <w:lsdException w:name="List 4" w:semiHidden="1" w:unhideWhenUsed="1"/>
-    <w:lsdException w:name="List 5" w:semiHidden="1" w:unhideWhenUsed="1"/>
-    <w:lsdException w:name="List Bullet 2" w:semiHidden="1" w:unhideWhenUsed="1"/>
-    <w:lsdException w:name="List Bullet 3" w:semiHidden="1" w:unhideWhenUsed="1"/>
-    <w:lsdException w:name="List Bullet 4" w:semiHidden="1" w:unhideWhenUsed="1"/>
-    <w:lsdException w:name="List Bullet 5" w:semiHidden="1" w:unhideWhenUsed="1"/>
-    <w:lsdException w:name="List Number 2" w:semiHidden="1" w:unhideWhenUsed="1"/>
-    <w:lsdException w:name="List Number 3" w:semiHidden="1" w:unhideWhenUsed="1"/>
-    <w:lsdException w:name="List Number 4" w:semiHidden="1" w:unhideWhenUsed="1"/>
-    <w:lsdException w:name="List Number 5" w:semiHidden="1" w:unhideWhenUsed="1"/>
-    <w:lsdException w:name="Title" w:locked="1" w:uiPriority="0" w:qFormat="1"/>
-    <w:lsdException w:name="Closing" w:semiHidden="1" w:unhideWhenUsed="1"/>
-    <w:lsdException w:name="Signature" w:semiHidden="1" w:unhideWhenUsed="1"/>
-    <w:lsdException w:name="Default Paragraph Font" w:locked="1" w:uiPriority="0"/>
-    <w:lsdException w:name="Body Text" w:semiHidden="1" w:unhideWhenUsed="1"/>
-    <w:lsdException w:name="Body Text Indent" w:semiHidden="1" w:unhideWhenUsed="1"/>
-    <w:lsdException w:name="List Continue" w:semiHidden="1" w:unhideWhenUsed="1"/>
-    <w:lsdException w:name="List Continue 2" w:semiHidden="1" w:unhideWhenUsed="1"/>
-    <w:lsdException w:name="List Continue 3" w:semiHidden="1" w:unhideWhenUsed="1"/>
-    <w:lsdException w:name="List Continue 4" w:semiHidden="1" w:unhideWhenUsed="1"/>
-    <w:lsdException w:name="List Continue 5" w:semiHidden="1" w:unhideWhenUsed="1"/>
-    <w:lsdException w:name="Message Header" w:semiHidden="1" w:unhideWhenUsed="1"/>
-    <w:lsdException w:name="Subtitle" w:locked="1" w:uiPriority="0" w:qFormat="1"/>
-    <w:lsdException w:name="Salutation" w:semiHidden="1" w:unhideWhenUsed="1"/>
-    <w:lsdException w:name="Date" w:semiHidden="1" w:unhideWhenUsed="1"/>
-    <w:lsdException w:name="Body Text First Indent" w:semiHidden="1" w:unhideWhenUsed="1"/>
-    <w:lsdException w:name="Body Text First Indent 2" w:semiHidden="1" w:unhideWhenUsed="1"/>
-    <w:lsdException w:name="Note Heading" w:semiHidden="1" w:unhideWhenUsed="1"/>
-    <w:lsdException w:name="Body Text 2" w:semiHidden="1" w:unhideWhenUsed="1"/>
-    <w:lsdException w:name="Body Text 3" w:semiHidden="1" w:unhideWhenUsed="1"/>
-    <w:lsdException w:name="Body Text Indent 2" w:semiHidden="1" w:unhideWhenUsed="1"/>
-    <w:lsdException w:name="Body Text Indent 3" w:semiHidden="1" w:unhideWhenUsed="1"/>
-    <w:lsdException w:name="Block Text" w:semiHidden="1" w:unhideWhenUsed="1"/>
-    <w:lsdException w:name="Hyperlink" w:locked="1" w:uiPriority="0"/>
-    <w:lsdException w:name="FollowedHyperlink" w:semiHidden="1" w:unhideWhenUsed="1"/>
-    <w:lsdException w:name="Strong" w:locked="1" w:uiPriority="0" w:qFormat="1"/>
-    <w:lsdException w:name="Emphasis" w:locked="1" w:uiPriority="0" w:qFormat="1"/>
-    <w:lsdException w:name="Document Map" w:semiHidden="1" w:unhideWhenUsed="1"/>
-    <w:lsdException w:name="Plain Text" w:semiHidden="1" w:unhideWhenUsed="1"/>
-    <w:lsdException w:name="E-mail Signature" w:semiHidden="1" w:unhideWhenUsed="1"/>
-    <w:lsdException w:name="HTML Top of Form" w:locked="1" w:uiPriority="0"/>
-    <w:lsdException w:name="HTML Bottom of Form" w:locked="1" w:uiPriority="0"/>
-    <w:lsdException w:name="Normal (Web)" w:semiHidden="1" w:unhideWhenUsed="1"/>
-    <w:lsdException w:name="HTML Acronym" w:semiHidden="1" w:unhideWhenUsed="1"/>
-    <w:lsdException w:name="HTML Address" w:semiHidden="1" w:unhideWhenUsed="1"/>
-    <w:lsdException w:name="HTML Cite" w:semiHidden="1" w:unhideWhenUsed="1"/>
-    <w:lsdException w:name="HTML Code" w:semiHidden="1" w:unhideWhenUsed="1"/>
-    <w:lsdException w:name="HTML Definition" w:semiHidden="1" w:unhideWhenUsed="1"/>
-    <w:lsdException w:name="HTML Keyboard" w:semiHidden="1" w:unhideWhenUsed="1"/>
-    <w:lsdException w:name="HTML Preformatted" w:semiHidden="1" w:unhideWhenUsed="1"/>
-    <w:lsdException w:name="HTML Sample" w:semiHidden="1" w:unhideWhenUsed="1"/>
-    <w:lsdException w:name="HTML Typewriter" w:semiHidden="1" w:unhideWhenUsed="1"/>
-    <w:lsdException w:name="HTML Variable" w:semiHidden="1" w:unhideWhenUsed="1"/>
-    <w:lsdException w:name="Normal Table" w:locked="1" w:uiPriority="0"/>
-    <w:lsdException w:name="annotation subject" w:semiHidden="1" w:unhideWhenUsed="1"/>
-    <w:lsdException w:name="No List" w:locked="1" w:uiPriority="0"/>
-    <w:lsdException w:name="Outline List 1" w:locked="1" w:uiPriority="0"/>
-    <w:lsdException w:name="Outline List 2" w:locked="1" w:uiPriority="0"/>
-    <w:lsdException w:name="Outline List 3" w:locked="1" w:uiPriority="0"/>
-    <w:lsdException w:name="Table Simple 1" w:semiHidden="1" w:unhideWhenUsed="1"/>
-    <w:lsdException w:name="Table Simple 2" w:semiHidden="1" w:unhideWhenUsed="1"/>
-    <w:lsdException w:name="Table Simple 3" w:semiHidden="1" w:unhideWhenUsed="1"/>
-    <w:lsdException w:name="Table Classic 1" w:semiHidden="1" w:unhideWhenUsed="1"/>
-    <w:lsdException w:name="Table Classic 2" w:semiHidden="1" w:unhideWhenUsed="1"/>
-    <w:lsdException w:name="Table Classic 3" w:semiHidden="1" w:unhideWhenUsed="1"/>
-    <w:lsdException w:name="Table Classic 4" w:semiHidden="1" w:unhideWhenUsed="1"/>
-    <w:lsdException w:name="Table Colorful 1" w:semiHidden="1" w:unhideWhenUsed="1"/>
-    <w:lsdException w:name="Table Colorful 2" w:semiHidden="1" w:unhideWhenUsed="1"/>
-    <w:lsdException w:name="Table Colorful 3" w:semiHidden="1" w:unhideWhenUsed="1"/>
-    <w:lsdException w:name="Table Columns 1" w:semiHidden="1" w:unhideWhenUsed="1"/>
-    <w:lsdException w:name="Table Columns 2" w:semiHidden="1" w:unhideWhenUsed="1"/>
-    <w:lsdException w:name="Table Columns 3" w:semiHidden="1" w:unhideWhenUsed="1"/>
-    <w:lsdException w:name="Table Columns 4" w:semiHidden="1" w:unhideWhenUsed="1"/>
-    <w:lsdException w:name="Table Columns 5" w:semiHidden="1" w:unhideWhenUsed="1"/>
-    <w:lsdException w:name="Table Grid 1" w:semiHidden="1" w:unhideWhenUsed="1"/>
-    <w:lsdException w:name="Table Grid 2" w:semiHidden="1" w:unhideWhenUsed="1"/>
-    <w:lsdException w:name="Table Grid 3" w:semiHidden="1" w:unhideWhenUsed="1"/>
-    <w:lsdException w:name="Table Grid 4" w:semiHidden="1" w:unhideWhenUsed="1"/>
-    <w:lsdException w:name="Table Grid 5" w:semiHidden="1" w:unhideWhenUsed="1"/>
-    <w:lsdException w:name="Table Grid 6" w:semiHidden="1" w:unhideWhenUsed="1"/>
-    <w:lsdException w:name="Table Grid 7" w:semiHidden="1" w:unhideWhenUsed="1"/>
-    <w:lsdException w:name="Table Grid 8" w:semiHidden="1" w:unhideWhenUsed="1"/>
-    <w:lsdException w:name="Table List 1" w:semiHidden="1" w:unhideWhenUsed="1"/>
-    <w:lsdException w:name="Table List 2" w:semiHidden="1" w:unhideWhenUsed="1"/>
-    <w:lsdException w:name="Table List 3" w:semiHidden="1" w:unhideWhenUsed="1"/>
-    <w:lsdException w:name="Table List 4" w:semiHidden="1" w:unhideWhenUsed="1"/>
-    <w:lsdException w:name="Table List 5" w:semiHidden="1" w:unhideWhenUsed="1"/>
-    <w:lsdException w:name="Table List 6" w:semiHidden="1" w:unhideWhenUsed="1"/>
-    <w:lsdException w:name="Table List 7" w:semiHidden="1" w:unhideWhenUsed="1"/>
-    <w:lsdException w:name="Table List 8" w:semiHidden="1" w:unhideWhenUsed="1"/>
-    <w:lsdException w:name="Table 3D effects 1" w:semiHidden="1" w:unhideWhenUsed="1"/>
-    <w:lsdException w:name="Table 3D effects 2" w:semiHidden="1" w:unhideWhenUsed="1"/>
-    <w:lsdException w:name="Table 3D effects 3" w:semiHidden="1" w:unhideWhenUsed="1"/>
-    <w:lsdException w:name="Table Contemporary" w:semiHidden="1" w:unhideWhenUsed="1"/>
-    <w:lsdException w:name="Table Elegant" w:semiHidden="1" w:unhideWhenUsed="1"/>
-    <w:lsdException w:name="Table Professional" w:semiHidden="1" w:unhideWhenUsed="1"/>
-    <w:lsdException w:name="Table Subtle 1" w:semiHidden="1" w:unhideWhenUsed="1"/>
-    <w:lsdException w:name="Table Subtle 2" w:semiHidden="1" w:unhideWhenUsed="1"/>
-    <w:lsdException w:name="Table Web 1" w:semiHidden="1" w:unhideWhenUsed="1"/>
-    <w:lsdException w:name="Table Web 2" w:semiHidden="1" w:unhideWhenUsed="1"/>
-    <w:lsdException w:name="Table Web 3" w:semiHidden="1" w:unhideWhenUsed="1"/>
-    <w:lsdException w:name="Balloon Text" w:semiHidden="1" w:unhideWhenUsed="1"/>
-    <w:lsdException w:name="Table Grid" w:locked="1" w:uiPriority="0"/>
-    <w:lsdException w:name="Table Theme" w:semiHidden="1" w:unhideWhenUsed="1"/>
-    <w:lsdException w:name="Placeholder Text" w:semiHidden="1"/>
-    <w:lsdException w:name="No Spacing" w:uiPriority="1" w:qFormat="1"/>
-    <w:lsdException w:name="Light Shading" w:uiPriority="60"/>
-    <w:lsdException w:name="Light List" w:uiPriority="61"/>
-    <w:lsdException w:name="Light Grid" w:uiPriority="62"/>
-    <w:lsdException w:name="Medium Shading 1" w:uiPriority="63"/>
-    <w:lsdException w:name="Medium Shading 2" w:uiPriority="64"/>
-    <w:lsdException w:name="Medium List 1" w:uiPriority="65"/>
-    <w:lsdException w:name="Medium List 2" w:uiPriority="66"/>
-    <w:lsdException w:name="Medium Grid 1" w:uiPriority="67"/>
-    <w:lsdException w:name="Medium Grid 2" w:uiPriority="68"/>
-    <w:lsdException w:name="Medium Grid 3" w:uiPriority="69"/>
-    <w:lsdException w:name="Dark List" w:uiPriority="70"/>
-    <w:lsdException w:name="Colorful Shading" w:uiPriority="71"/>
-    <w:lsdException w:name="Colorful List" w:uiPriority="72"/>
-    <w:lsdException w:name="Colorful Grid" w:uiPriority="73"/>
-    <w:lsdException w:name="Light Shading Accent 1" w:uiPriority="60"/>
-    <w:lsdException w:name="Light List Accent 1" w:uiPriority="61"/>
-    <w:lsdException w:name="Light Grid Accent 1" w:uiPriority="62"/>
-    <w:lsdException w:name="Medium Shading 1 Accent 1" w:uiPriority="63"/>
-    <w:lsdException w:name="Medium Shading 2 Accent 1" w:uiPriority="64"/>
-    <w:lsdException w:name="Medium List 1 Accent 1" w:uiPriority="65"/>
-    <w:lsdException w:name="Revision" w:semiHidden="1"/>
-    <w:lsdException w:name="List Paragraph" w:uiPriority="34" w:qFormat="1"/>
-    <w:lsdException w:name="Quote" w:uiPriority="29" w:qFormat="1"/>
-    <w:lsdException w:name="Intense Quote" w:uiPriority="30" w:qFormat="1"/>
-    <w:lsdException w:name="Medium List 2 Accent 1" w:uiPriority="66"/>
-    <w:lsdException w:name="Medium Grid 1 Accent 1" w:uiPriority="67"/>
-    <w:lsdException w:name="Medium Grid 2 Accent 1" w:uiPriority="68"/>
-    <w:lsdException w:name="Medium Grid 3 Accent 1" w:uiPriority="69"/>
-    <w:lsdException w:name="Dark List Accent 1" w:uiPriority="70"/>
-    <w:lsdException w:name="Colorful Shading Accent 1" w:uiPriority="71"/>
-    <w:lsdException w:name="Colorful List Accent 1" w:uiPriority="72"/>
-    <w:lsdException w:name="Colorful Grid Accent 1" w:uiPriority="73"/>
-    <w:lsdException w:name="Light Shading Accent 2" w:uiPriority="60"/>
-    <w:lsdException w:name="Light List Accent 2" w:uiPriority="61"/>
-    <w:lsdException w:name="Light Grid Accent 2" w:uiPriority="62"/>
-    <w:lsdException w:name="Medium Shading 1 Accent 2" w:uiPriority="63"/>
-    <w:lsdException w:name="Medium Shading 2 Accent 2" w:uiPriority="64"/>
-    <w:lsdException w:name="Medium List 1 Accent 2" w:uiPriority="65"/>
-    <w:lsdException w:name="Medium List 2 Accent 2" w:uiPriority="66"/>
-    <w:lsdException w:name="Medium Grid 1 Accent 2" w:uiPriority="67"/>
-    <w:lsdException w:name="Medium Grid 2 Accent 2" w:uiPriority="68"/>
-    <w:lsdException w:name="Medium Grid 3 Accent 2" w:uiPriority="69"/>
-    <w:lsdException w:name="Dark List Accent 2" w:uiPriority="70"/>
-    <w:lsdException w:name="Colorful Shading Accent 2" w:uiPriority="71"/>
-    <w:lsdException w:name="Colorful List Accent 2" w:uiPriority="72"/>
-    <w:lsdException w:name="Colorful Grid Accent 2" w:uiPriority="73"/>
-    <w:lsdException w:name="Light Shading Accent 3" w:uiPriority="60"/>
-    <w:lsdException w:name="Light List Accent 3" w:uiPriority="61"/>
-    <w:lsdException w:name="Light Grid Accent 3" w:uiPriority="62"/>
-    <w:lsdException w:name="Medium Shading 1 Accent 3" w:uiPriority="63"/>
-    <w:lsdException w:name="Medium Shading 2 Accent 3" w:uiPriority="64"/>
-    <w:lsdException w:name="Medium List 1 Accent 3" w:uiPriority="65"/>
-    <w:lsdException w:name="Medium List 2 Accent 3" w:uiPriority="66"/>
-    <w:lsdException w:name="Medium Grid 1 Accent 3" w:uiPriority="67"/>
-    <w:lsdException w:name="Medium Grid 2 Accent 3" w:uiPriority="68"/>
-    <w:lsdException w:name="Medium Grid 3 Accent 3" w:uiPriority="69"/>
-    <w:lsdException w:name="Dark List Accent 3" w:uiPriority="70"/>
-    <w:lsdException w:name="Colorful Shading Accent 3" w:uiPriority="71"/>
-    <w:lsdException w:name="Colorful List Accent 3" w:uiPriority="72"/>
-    <w:lsdException w:name="Colorful Grid Accent 3" w:uiPriority="73"/>
-    <w:lsdException w:name="Light Shading Accent 4" w:uiPriority="60"/>
-    <w:lsdException w:name="Light List Accent 4" w:uiPriority="61"/>
-    <w:lsdException w:name="Light Grid Accent 4" w:uiPriority="62"/>
-    <w:lsdException w:name="Medium Shading 1 Accent 4" w:uiPriority="63"/>
-    <w:lsdException w:name="Medium Shading 2 Accent 4" w:uiPriority="64"/>
-    <w:lsdException w:name="Medium List 1 Accent 4" w:uiPriority="65"/>
-    <w:lsdException w:name="Medium List 2 Accent 4" w:uiPriority="66"/>
-    <w:lsdException w:name="Medium Grid 1 Accent 4" w:uiPriority="67"/>
-    <w:lsdException w:name="Medium Grid 2 Accent 4" w:uiPriority="68"/>
-    <w:lsdException w:name="Medium Grid 3 Accent 4" w:uiPriority="69"/>
-    <w:lsdException w:name="Dark List Accent 4" w:uiPriority="70"/>
-    <w:lsdException w:name="Colorful Shading Accent 4" w:uiPriority="71"/>
-    <w:lsdException w:name="Colorful List Accent 4" w:uiPriority="72"/>
-    <w:lsdException w:name="Colorful Grid Accent 4" w:uiPriority="73"/>
-    <w:lsdException w:name="Light Shading Accent 5" w:uiPriority="60"/>
-    <w:lsdException w:name="Light List Accent 5" w:uiPriority="61"/>
-    <w:lsdException w:name="Light Grid Accent 5" w:uiPriority="62"/>
-    <w:lsdException w:name="Medium Shading 1 Accent 5" w:uiPriority="63"/>
-    <w:lsdException w:name="Medium Shading 2 Accent 5" w:uiPriority="64"/>
-    <w:lsdException w:name="Medium List 1 Accent 5" w:uiPriority="65"/>
-    <w:lsdException w:name="Medium List 2 Accent 5" w:uiPriority="66"/>
-    <w:lsdException w:name="Medium Grid 1 Accent 5" w:uiPriority="67"/>
-    <w:lsdException w:name="Medium Grid 2 Accent 5" w:uiPriority="68"/>
-    <w:lsdException w:name="Medium Grid 3 Accent 5" w:uiPriority="69"/>
-    <w:lsdException w:name="Dark List Accent 5" w:uiPriority="70"/>
-    <w:lsdException w:name="Colorful Shading Accent 5" w:uiPriority="71"/>
-    <w:lsdException w:name="Colorful List Accent 5" w:uiPriority="72"/>
-    <w:lsdException w:name="Colorful Grid Accent 5" w:uiPriority="73"/>
-    <w:lsdException w:name="Light Shading Accent 6" w:uiPriority="60"/>
-    <w:lsdException w:name="Light List Accent 6" w:uiPriority="61"/>
-    <w:lsdException w:name="Light Grid Accent 6" w:uiPriority="62"/>
-    <w:lsdException w:name="Medium Shading 1 Accent 6" w:uiPriority="63"/>
-    <w:lsdException w:name="Medium Shading 2 Accent 6" w:uiPriority="64"/>
-    <w:lsdException w:name="Medium List 1 Accent 6" w:uiPriority="65"/>
-    <w:lsdException w:name="Medium List 2 Accent 6" w:uiPriority="66"/>
-    <w:lsdException w:name="Medium Grid 1 Accent 6" w:uiPriority="67"/>
-    <w:lsdException w:name="Medium Grid 2 Accent 6" w:uiPriority="68"/>
-    <w:lsdException w:name="Medium Grid 3 Accent 6" w:uiPriority="69"/>
-    <w:lsdException w:name="Dark List Accent 6" w:uiPriority="70"/>
-    <w:lsdException w:name="Colorful Shading Accent 6" w:uiPriority="71"/>
-    <w:lsdException w:name="Colorful List Accent 6" w:uiPriority="72"/>
-    <w:lsdException w:name="Colorful Grid Accent 6" w:uiPriority="73"/>
-    <w:lsdException w:name="Subtle Emphasis" w:uiPriority="19" w:qFormat="1"/>
-    <w:lsdException w:name="Intense Emphasis" w:uiPriority="21" w:qFormat="1"/>
-    <w:lsdException w:name="Subtle Reference" w:uiPriority="31" w:qFormat="1"/>
-    <w:lsdException w:name="Intense Reference" w:uiPriority="32" w:qFormat="1"/>
-    <w:lsdException w:name="Book Title" w:uiPriority="33" w:qFormat="1"/>
-    <w:lsdException w:name="Bibliography" w:semiHidden="1" w:uiPriority="37" w:unhideWhenUsed="1"/>
-    <w:lsdException w:name="TOC Heading" w:semiHidden="1" w:uiPriority="39" w:unhideWhenUsed="1" w:qFormat="1"/>
+  <w:latentStyles w:defLockedState="0" w:defUIPriority="99" w:defSemiHidden="1" w:defUnhideWhenUsed="1" w:defQFormat="0" w:count="267">
+    <w:lsdException w:name="Normal" w:semiHidden="0" w:uiPriority="0" w:unhideWhenUsed="0" w:qFormat="1"/>
+    <w:lsdException w:name="heading 1" w:semiHidden="0" w:uiPriority="0" w:unhideWhenUsed="0" w:qFormat="1"/>
+    <w:lsdException w:name="heading 2" w:semiHidden="0" w:uiPriority="0" w:unhideWhenUsed="0" w:qFormat="1"/>
+    <w:lsdException w:name="heading 3" w:semiHidden="0" w:uiPriority="0" w:unhideWhenUsed="0" w:qFormat="1"/>
+    <w:lsdException w:name="heading 4" w:semiHidden="0" w:uiPriority="0" w:unhideWhenUsed="0" w:qFormat="1"/>
+    <w:lsdException w:name="heading 5" w:uiPriority="0" w:qFormat="1"/>
+    <w:lsdException w:name="heading 6" w:uiPriority="0" w:qFormat="1"/>
+    <w:lsdException w:name="heading 7" w:uiPriority="0" w:qFormat="1"/>
+    <w:lsdException w:name="heading 8" w:uiPriority="0" w:qFormat="1"/>
+    <w:lsdException w:name="heading 9" w:uiPriority="0" w:qFormat="1"/>
+    <w:lsdException w:name="index 1" w:locked="1"/>
+    <w:lsdException w:name="index 2" w:locked="1"/>
+    <w:lsdException w:name="index 3" w:locked="1"/>
+    <w:lsdException w:name="index 4" w:locked="1"/>
+    <w:lsdException w:name="index 5" w:locked="1"/>
+    <w:lsdException w:name="index 6" w:locked="1"/>
+    <w:lsdException w:name="index 7" w:locked="1"/>
+    <w:lsdException w:name="index 8" w:locked="1"/>
+    <w:lsdException w:name="index 9" w:locked="1"/>
+    <w:lsdException w:name="toc 1" w:semiHidden="0" w:uiPriority="0" w:unhideWhenUsed="0"/>
+    <w:lsdException w:name="toc 2" w:semiHidden="0" w:uiPriority="0" w:unhideWhenUsed="0"/>
+    <w:lsdException w:name="toc 3" w:semiHidden="0" w:uiPriority="0" w:unhideWhenUsed="0"/>
+    <w:lsdException w:name="toc 4" w:semiHidden="0" w:uiPriority="0" w:unhideWhenUsed="0"/>
+    <w:lsdException w:name="toc 5" w:semiHidden="0" w:uiPriority="0" w:unhideWhenUsed="0"/>
+    <w:lsdException w:name="toc 6" w:semiHidden="0" w:uiPriority="0" w:unhideWhenUsed="0"/>
+    <w:lsdException w:name="toc 7" w:semiHidden="0" w:uiPriority="0" w:unhideWhenUsed="0"/>
+    <w:lsdException w:name="toc 8" w:semiHidden="0" w:uiPriority="0" w:unhideWhenUsed="0"/>
+    <w:lsdException w:name="toc 9" w:semiHidden="0" w:uiPriority="0" w:unhideWhenUsed="0"/>
+    <w:lsdException w:name="Normal Indent" w:locked="1"/>
+    <w:lsdException w:name="footnote text" w:locked="1"/>
+    <w:lsdException w:name="annotation text" w:locked="1"/>
+    <w:lsdException w:name="header" w:locked="1"/>
+    <w:lsdException w:name="footer" w:locked="1"/>
+    <w:lsdException w:name="index heading" w:locked="1"/>
+    <w:lsdException w:name="caption" w:uiPriority="0" w:qFormat="1"/>
+    <w:lsdException w:name="table of figures" w:locked="1"/>
+    <w:lsdException w:name="envelope address" w:locked="1"/>
+    <w:lsdException w:name="envelope return" w:locked="1"/>
+    <w:lsdException w:name="footnote reference" w:locked="1"/>
+    <w:lsdException w:name="annotation reference" w:locked="1"/>
+    <w:lsdException w:name="line number" w:locked="1"/>
+    <w:lsdException w:name="page number" w:locked="1"/>
+    <w:lsdException w:name="endnote reference" w:locked="1"/>
+    <w:lsdException w:name="endnote text" w:locked="1"/>
+    <w:lsdException w:name="table of authorities" w:locked="1"/>
+    <w:lsdException w:name="macro" w:locked="1"/>
+    <w:lsdException w:name="toa heading" w:locked="1"/>
+    <w:lsdException w:name="List" w:locked="1"/>
+    <w:lsdException w:name="List Bullet" w:locked="1"/>
+    <w:lsdException w:name="List Number" w:locked="1"/>
+    <w:lsdException w:name="List 2" w:locked="1"/>
+    <w:lsdException w:name="List 3" w:locked="1"/>
+    <w:lsdException w:name="List 4" w:locked="1"/>
+    <w:lsdException w:name="List 5" w:locked="1"/>
+    <w:lsdException w:name="List Bullet 2" w:locked="1"/>
+    <w:lsdException w:name="List Bullet 3" w:locked="1"/>
+    <w:lsdException w:name="List Bullet 4" w:locked="1"/>
+    <w:lsdException w:name="List Bullet 5" w:locked="1"/>
+    <w:lsdException w:name="List Number 2" w:locked="1"/>
+    <w:lsdException w:name="List Number 3" w:locked="1"/>
+    <w:lsdException w:name="List Number 4" w:locked="1"/>
+    <w:lsdException w:name="List Number 5" w:locked="1"/>
+    <w:lsdException w:name="Title" w:semiHidden="0" w:uiPriority="0" w:unhideWhenUsed="0" w:qFormat="1"/>
+    <w:lsdException w:name="Closing" w:locked="1"/>
+    <w:lsdException w:name="Signature" w:locked="1"/>
+    <w:lsdException w:name="Default Paragraph Font" w:semiHidden="0" w:uiPriority="0" w:unhideWhenUsed="0"/>
+    <w:lsdException w:name="Body Text" w:locked="1"/>
+    <w:lsdException w:name="Body Text Indent" w:locked="1"/>
+    <w:lsdException w:name="List Continue" w:locked="1"/>
+    <w:lsdException w:name="List Continue 2" w:locked="1"/>
+    <w:lsdException w:name="List Continue 3" w:locked="1"/>
+    <w:lsdException w:name="List Continue 4" w:locked="1"/>
+    <w:lsdException w:name="List Continue 5" w:locked="1"/>
+    <w:lsdException w:name="Message Header" w:locked="1"/>
+    <w:lsdException w:name="Subtitle" w:semiHidden="0" w:uiPriority="0" w:unhideWhenUsed="0" w:qFormat="1"/>
+    <w:lsdException w:name="Salutation" w:locked="1"/>
+    <w:lsdException w:name="Date" w:locked="1"/>
+    <w:lsdException w:name="Body Text First Indent" w:locked="1"/>
+    <w:lsdException w:name="Body Text First Indent 2" w:locked="1"/>
+    <w:lsdException w:name="Note Heading" w:locked="1"/>
+    <w:lsdException w:name="Body Text 2" w:locked="1"/>
+    <w:lsdException w:name="Body Text 3" w:locked="1"/>
+    <w:lsdException w:name="Body Text Indent 2" w:locked="1"/>
+    <w:lsdException w:name="Body Text Indent 3" w:locked="1"/>
+    <w:lsdException w:name="Block Text" w:locked="1"/>
+    <w:lsdException w:name="Hyperlink" w:locked="1"/>
+    <w:lsdException w:name="FollowedHyperlink" w:locked="1"/>
+    <w:lsdException w:name="Strong" w:semiHidden="0" w:uiPriority="0" w:unhideWhenUsed="0" w:qFormat="1"/>
+    <w:lsdException w:name="Emphasis" w:semiHidden="0" w:uiPriority="0" w:unhideWhenUsed="0" w:qFormat="1"/>
+    <w:lsdException w:name="Document Map" w:locked="1"/>
+    <w:lsdException w:name="Plain Text" w:locked="1"/>
+    <w:lsdException w:name="E-mail Signature" w:locked="1"/>
+    <w:lsdException w:name="HTML Top of Form" w:locked="1"/>
+    <w:lsdException w:name="HTML Bottom of Form" w:locked="1"/>
+    <w:lsdException w:name="Normal (Web)" w:locked="1"/>
+    <w:lsdException w:name="HTML Acronym" w:locked="1"/>
+    <w:lsdException w:name="HTML Address" w:locked="1"/>
+    <w:lsdException w:name="HTML Cite" w:locked="1"/>
+    <w:lsdException w:name="HTML Code" w:locked="1"/>
+    <w:lsdException w:name="HTML Definition" w:locked="1"/>
+    <w:lsdException w:name="HTML Keyboard" w:locked="1"/>
+    <w:lsdException w:name="HTML Preformatted" w:locked="1"/>
+    <w:lsdException w:name="HTML Sample" w:locked="1"/>
+    <w:lsdException w:name="HTML Typewriter" w:locked="1"/>
+    <w:lsdException w:name="HTML Variable" w:locked="1"/>
+    <w:lsdException w:name="Normal Table" w:locked="1"/>
+    <w:lsdException w:name="annotation subject" w:locked="1"/>
+    <w:lsdException w:name="No List" w:locked="1"/>
+    <w:lsdException w:name="Outline List 1" w:locked="1"/>
+    <w:lsdException w:name="Outline List 2" w:locked="1"/>
+    <w:lsdException w:name="Outline List 3" w:locked="1"/>
+    <w:lsdException w:name="Table Simple 1" w:locked="1"/>
+    <w:lsdException w:name="Table Simple 2" w:locked="1"/>
+    <w:lsdException w:name="Table Simple 3" w:locked="1"/>
+    <w:lsdException w:name="Table Classic 1" w:locked="1"/>
+    <w:lsdException w:name="Table Classic 2" w:locked="1"/>
+    <w:lsdException w:name="Table Classic 3" w:locked="1"/>
+    <w:lsdException w:name="Table Classic 4" w:locked="1"/>
+    <w:lsdException w:name="Table Colorful 1" w:locked="1"/>
+    <w:lsdException w:name="Table Colorful 2" w:locked="1"/>
+    <w:lsdException w:name="Table Colorful 3" w:locked="1"/>
+    <w:lsdException w:name="Table Columns 1" w:locked="1"/>
+    <w:lsdException w:name="Table Columns 2" w:locked="1"/>
+    <w:lsdException w:name="Table Columns 3" w:locked="1"/>
+    <w:lsdException w:name="Table Columns 4" w:locked="1"/>
+    <w:lsdException w:name="Table Columns 5" w:locked="1"/>
+    <w:lsdException w:name="Table Grid 1" w:locked="1"/>
+    <w:lsdException w:name="Table Grid 2" w:locked="1"/>
+    <w:lsdException w:name="Table Grid 3" w:locked="1"/>
+    <w:lsdException w:name="Table Grid 4" w:locked="1"/>
+    <w:lsdException w:name="Table Grid 5" w:locked="1"/>
+    <w:lsdException w:name="Table Grid 6" w:locked="1"/>
+    <w:lsdException w:name="Table Grid 7" w:locked="1"/>
+    <w:lsdException w:name="Table Grid 8" w:locked="1"/>
+    <w:lsdException w:name="Table List 1" w:locked="1"/>
+    <w:lsdException w:name="Table List 2" w:locked="1"/>
+    <w:lsdException w:name="Table List 3" w:locked="1"/>
+    <w:lsdException w:name="Table List 4" w:locked="1"/>
+    <w:lsdException w:name="Table List 5" w:locked="1"/>
+    <w:lsdException w:name="Table List 6" w:locked="1"/>
+    <w:lsdException w:name="Table List 7" w:locked="1"/>
+    <w:lsdException w:name="Table List 8" w:locked="1"/>
+    <w:lsdException w:name="Table 3D effects 1" w:locked="1"/>
+    <w:lsdException w:name="Table 3D effects 2" w:locked="1"/>
+    <w:lsdException w:name="Table 3D effects 3" w:locked="1"/>
+    <w:lsdException w:name="Table Contemporary" w:locked="1"/>
+    <w:lsdException w:name="Table Elegant" w:locked="1"/>
+    <w:lsdException w:name="Table Professional" w:locked="1"/>
+    <w:lsdException w:name="Table Subtle 1" w:locked="1"/>
+    <w:lsdException w:name="Table Subtle 2" w:locked="1"/>
+    <w:lsdException w:name="Table Web 1" w:locked="1"/>
+    <w:lsdException w:name="Table Web 2" w:locked="1"/>
+    <w:lsdException w:name="Table Web 3" w:locked="1"/>
+    <w:lsdException w:name="Balloon Text" w:locked="1"/>
+    <w:lsdException w:name="Table Grid" w:semiHidden="0" w:uiPriority="0" w:unhideWhenUsed="0"/>
+    <w:lsdException w:name="Table Theme" w:locked="1"/>
+    <w:lsdException w:name="Placeholder Text" w:unhideWhenUsed="0"/>
+    <w:lsdException w:name="No Spacing" w:semiHidden="0" w:uiPriority="1" w:unhideWhenUsed="0" w:qFormat="1"/>
+    <w:lsdException w:name="Light Shading" w:semiHidden="0" w:uiPriority="60" w:unhideWhenUsed="0"/>
+    <w:lsdException w:name="Light List" w:semiHidden="0" w:uiPriority="61" w:unhideWhenUsed="0"/>
+    <w:lsdException w:name="Light Grid" w:semiHidden="0" w:uiPriority="62" w:unhideWhenUsed="0"/>
+    <w:lsdException w:name="Medium Shading 1" w:semiHidden="0" w:uiPriority="63" w:unhideWhenUsed="0"/>
+    <w:lsdException w:name="Medium Shading 2" w:semiHidden="0" w:uiPriority="64" w:unhideWhenUsed="0"/>
+    <w:lsdException w:name="Medium List 1" w:semiHidden="0" w:uiPriority="65" w:unhideWhenUsed="0"/>
+    <w:lsdException w:name="Medium List 2" w:semiHidden="0" w:uiPriority="66" w:unhideWhenUsed="0"/>
+    <w:lsdException w:name="Medium Grid 1" w:semiHidden="0" w:uiPriority="67" w:unhideWhenUsed="0"/>
+    <w:lsdException w:name="Medium Grid 2" w:semiHidden="0" w:uiPriority="68" w:unhideWhenUsed="0"/>
+    <w:lsdException w:name="Medium Grid 3" w:semiHidden="0" w:uiPriority="69" w:unhideWhenUsed="0"/>
+    <w:lsdException w:name="Dark List" w:semiHidden="0" w:uiPriority="70" w:unhideWhenUsed="0"/>
+    <w:lsdException w:name="Colorful Shading" w:semiHidden="0" w:uiPriority="71" w:unhideWhenUsed="0"/>
+    <w:lsdException w:name="Colorful List" w:semiHidden="0" w:uiPriority="72" w:unhideWhenUsed="0"/>
+    <w:lsdException w:name="Colorful Grid" w:semiHidden="0" w:uiPriority="73" w:unhideWhenUsed="0"/>
+    <w:lsdException w:name="Light Shading Accent 1" w:semiHidden="0" w:uiPriority="60" w:unhideWhenUsed="0"/>
+    <w:lsdException w:name="Light List Accent 1" w:semiHidden="0" w:uiPriority="61" w:unhideWhenUsed="0"/>
+    <w:lsdException w:name="Light Grid Accent 1" w:semiHidden="0" w:uiPriority="62" w:unhideWhenUsed="0"/>
+    <w:lsdException w:name="Medium Shading 1 Accent 1" w:semiHidden="0" w:uiPriority="63" w:unhideWhenUsed="0"/>
+    <w:lsdException w:name="Medium Shading 2 Accent 1" w:semiHidden="0" w:uiPriority="64" w:unhideWhenUsed="0"/>
+    <w:lsdException w:name="Medium List 1 Accent 1" w:semiHidden="0" w:uiPriority="65" w:unhideWhenUsed="0"/>
+    <w:lsdException w:name="Revision" w:unhideWhenUsed="0"/>
+    <w:lsdException w:name="List Paragraph" w:semiHidden="0" w:uiPriority="34" w:unhideWhenUsed="0" w:qFormat="1"/>
+    <w:lsdException w:name="Quote" w:semiHidden="0" w:uiPriority="29" w:unhideWhenUsed="0" w:qFormat="1"/>
+    <w:lsdException w:name="Intense Quote" w:semiHidden="0" w:uiPriority="30" w:unhideWhenUsed="0" w:qFormat="1"/>
+    <w:lsdException w:name="Medium List 2 Accent 1" w:semiHidden="0" w:uiPriority="66" w:unhideWhenUsed="0"/>
+    <w:lsdException w:name="Medium Grid 1 Accent 1" w:semiHidden="0" w:uiPriority="67" w:unhideWhenUsed="0"/>
+    <w:lsdException w:name="Medium Grid 2 Accent 1" w:semiHidden="0" w:uiPriority="68" w:unhideWhenUsed="0"/>
+    <w:lsdException w:name="Medium Grid 3 Accent 1" w:semiHidden="0" w:uiPriority="69" w:unhideWhenUsed="0"/>
+    <w:lsdException w:name="Dark List Accent 1" w:semiHidden="0" w:uiPriority="70" w:unhideWhenUsed="0"/>
+    <w:lsdException w:name="Colorful Shading Accent 1" w:semiHidden="0" w:uiPriority="71" w:unhideWhenUsed="0"/>
+    <w:lsdException w:name="Colorful List Accent 1" w:semiHidden="0" w:uiPriority="72" w:unhideWhenUsed="0"/>
+    <w:lsdException w:name="Colorful Grid Accent 1" w:semiHidden="0" w:uiPriority="73" w:unhideWhenUsed="0"/>
+    <w:lsdException w:name="Light Shading Accent 2" w:semiHidden="0" w:uiPriority="60" w:unhideWhenUsed="0"/>
+    <w:lsdException w:name="Light List Accent 2" w:semiHidden="0" w:uiPriority="61" w:unhideWhenUsed="0"/>
+    <w:lsdException w:name="Light Grid Accent 2" w:semiHidden="0" w:uiPriority="62" w:unhideWhenUsed="0"/>
+    <w:lsdException w:name="Medium Shading 1 Accent 2" w:semiHidden="0" w:uiPriority="63" w:unhideWhenUsed="0"/>
+    <w:lsdException w:name="Medium Shading 2 Accent 2" w:semiHidden="0" w:uiPriority="64" w:unhideWhenUsed="0"/>
+    <w:lsdException w:name="Medium List 1 Accent 2" w:semiHidden="0" w:uiPriority="65" w:unhideWhenUsed="0"/>
+    <w:lsdException w:name="Medium List 2 Accent 2" w:semiHidden="0" w:uiPriority="66" w:unhideWhenUsed="0"/>
+    <w:lsdException w:name="Medium Grid 1 Accent 2" w:semiHidden="0" w:uiPriority="67" w:unhideWhenUsed="0"/>
+    <w:lsdException w:name="Medium Grid 2 Accent 2" w:semiHidden="0" w:uiPriority="68" w:unhideWhenUsed="0"/>
+    <w:lsdException w:name="Medium Grid 3 Accent 2" w:semiHidden="0" w:uiPriority="69" w:unhideWhenUsed="0"/>
+    <w:lsdException w:name="Dark List Accent 2" w:semiHidden="0" w:uiPriority="70" w:unhideWhenUsed="0"/>
+    <w:lsdException w:name="Colorful Shading Accent 2" w:semiHidden="0" w:uiPriority="71" w:unhideWhenUsed="0"/>
+    <w:lsdException w:name="Colorful List Accent 2" w:semiHidden="0" w:uiPriority="72" w:unhideWhenUsed="0"/>
+    <w:lsdException w:name="Colorful Grid Accent 2" w:semiHidden="0" w:uiPriority="73" w:unhideWhenUsed="0"/>
+    <w:lsdException w:name="Light Shading Accent 3" w:semiHidden="0" w:uiPriority="60" w:unhideWhenUsed="0"/>
+    <w:lsdException w:name="Light List Accent 3" w:semiHidden="0" w:uiPriority="61" w:unhideWhenUsed="0"/>
+    <w:lsdException w:name="Light Grid Accent 3" w:semiHidden="0" w:uiPriority="62" w:unhideWhenUsed="0"/>
+    <w:lsdException w:name="Medium Shading 1 Accent 3" w:semiHidden="0" w:uiPriority="63" w:unhideWhenUsed="0"/>
+    <w:lsdException w:name="Medium Shading 2 Accent 3" w:semiHidden="0" w:uiPriority="64" w:unhideWhenUsed="0"/>
+    <w:lsdException w:name="Medium List 1 Accent 3" w:semiHidden="0" w:uiPriority="65" w:unhideWhenUsed="0"/>
+    <w:lsdException w:name="Medium List 2 Accent 3" w:semiHidden="0" w:uiPriority="66" w:unhideWhenUsed="0"/>
+    <w:lsdException w:name="Medium Grid 1 Accent 3" w:semiHidden="0" w:uiPriority="67" w:unhideWhenUsed="0"/>
+    <w:lsdException w:name="Medium Grid 2 Accent 3" w:semiHidden="0" w:uiPriority="68" w:unhideWhenUsed="0"/>
+    <w:lsdException w:name="Medium Grid 3 Accent 3" w:semiHidden="0" w:uiPriority="69" w:unhideWhenUsed="0"/>
+    <w:lsdException w:name="Dark List Accent 3" w:semiHidden="0" w:uiPriority="70" w:unhideWhenUsed="0"/>
+    <w:lsdException w:name="Colorful Shading Accent 3" w:semiHidden="0" w:uiPriority="71" w:unhideWhenUsed="0"/>
+    <w:lsdException w:name="Colorful List Accent 3" w:semiHidden="0" w:uiPriority="72" w:unhideWhenUsed="0"/>
+    <w:lsdException w:name="Colorful Grid Accent 3" w:semiHidden="0" w:uiPriority="73" w:unhideWhenUsed="0"/>
+    <w:lsdException w:name="Light Shading Accent 4" w:semiHidden="0" w:uiPriority="60" w:unhideWhenUsed="0"/>
+    <w:lsdException w:name="Light List Accent 4" w:semiHidden="0" w:uiPriority="61" w:unhideWhenUsed="0"/>
+    <w:lsdException w:name="Light Grid Accent 4" w:semiHidden="0" w:uiPriority="62" w:unhideWhenUsed="0"/>
+    <w:lsdException w:name="Medium Shading 1 Accent 4" w:semiHidden="0" w:uiPriority="63" w:unhideWhenUsed="0"/>
+    <w:lsdException w:name="Medium Shading 2 Accent 4" w:semiHidden="0" w:uiPriority="64" w:unhideWhenUsed="0"/>
+    <w:lsdException w:name="Medium List 1 Accent 4" w:semiHidden="0" w:uiPriority="65" w:unhideWhenUsed="0"/>
+    <w:lsdException w:name="Medium List 2 Accent 4" w:semiHidden="0" w:uiPriority="66" w:unhideWhenUsed="0"/>
+    <w:lsdException w:name="Medium Grid 1 Accent 4" w:semiHidden="0" w:uiPriority="67" w:unhideWhenUsed="0"/>
+    <w:lsdException w:name="Medium Grid 2 Accent 4" w:semiHidden="0" w:uiPriority="68" w:unhideWhenUsed="0"/>
+    <w:lsdException w:name="Medium Grid 3 Accent 4" w:semiHidden="0" w:uiPriority="69" w:unhideWhenUsed="0"/>
+    <w:lsdException w:name="Dark List Accent 4" w:semiHidden="0" w:uiPriority="70" w:unhideWhenUsed="0"/>
+    <w:lsdException w:name="Colorful Shading Accent 4" w:semiHidden="0" w:uiPriority="71" w:unhideWhenUsed="0"/>
+    <w:lsdException w:name="Colorful List Accent 4" w:semiHidden="0" w:uiPriority="72" w:unhideWhenUsed="0"/>
+    <w:lsdException w:name="Colorful Grid Accent 4" w:semiHidden="0" w:uiPriority="73" w:unhideWhenUsed="0"/>
+    <w:lsdException w:name="Light Shading Accent 5" w:semiHidden="0" w:uiPriority="60" w:unhideWhenUsed="0"/>
+    <w:lsdException w:name="Light List Accent 5" w:semiHidden="0" w:uiPriority="61" w:unhideWhenUsed="0"/>
+    <w:lsdException w:name="Light Grid Accent 5" w:semiHidden="0" w:uiPriority="62" w:unhideWhenUsed="0"/>
+    <w:lsdException w:name="Medium Shading 1 Accent 5" w:semiHidden="0" w:uiPriority="63" w:unhideWhenUsed="0"/>
+    <w:lsdException w:name="Medium Shading 2 Accent 5" w:semiHidden="0" w:uiPriority="64" w:unhideWhenUsed="0"/>
+    <w:lsdException w:name="Medium List 1 Accent 5" w:semiHidden="0" w:uiPriority="65" w:unhideWhenUsed="0"/>
+    <w:lsdException w:name="Medium List 2 Accent 5" w:semiHidden="0" w:uiPriority="66" w:unhideWhenUsed="0"/>
+    <w:lsdException w:name="Medium Grid 1 Accent 5" w:semiHidden="0" w:uiPriority="67" w:unhideWhenUsed="0"/>
+    <w:lsdException w:name="Medium Grid 2 Accent 5" w:semiHidden="0" w:uiPriority="68" w:unhideWhenUsed="0"/>
+    <w:lsdException w:name="Medium Grid 3 Accent 5" w:semiHidden="0" w:uiPriority="69" w:unhideWhenUsed="0"/>
+    <w:lsdException w:name="Dark List Accent 5" w:semiHidden="0" w:uiPriority="70" w:unhideWhenUsed="0"/>
+    <w:lsdException w:name="Colorful Shading Accent 5" w:semiHidden="0" w:uiPriority="71" w:unhideWhenUsed="0"/>
+    <w:lsdException w:name="Colorful List Accent 5" w:semiHidden="0" w:uiPriority="72" w:unhideWhenUsed="0"/>
+    <w:lsdException w:name="Colorful Grid Accent 5" w:semiHidden="0" w:uiPriority="73" w:unhideWhenUsed="0"/>
+    <w:lsdException w:name="Light Shading Accent 6" w:semiHidden="0" w:uiPriority="60" w:unhideWhenUsed="0"/>
+    <w:lsdException w:name="Light List Accent 6" w:semiHidden="0" w:uiPriority="61" w:unhideWhenUsed="0"/>
+    <w:lsdException w:name="Light Grid Accent 6" w:semiHidden="0" w:uiPriority="62" w:unhideWhenUsed="0"/>
+    <w:lsdException w:name="Medium Shading 1 Accent 6" w:semiHidden="0" w:uiPriority="63" w:unhideWhenUsed="0"/>
+    <w:lsdException w:name="Medium Shading 2 Accent 6" w:semiHidden="0" w:uiPriority="64" w:unhideWhenUsed="0"/>
+    <w:lsdException w:name="Medium List 1 Accent 6" w:semiHidden="0" w:uiPriority="65" w:unhideWhenUsed="0"/>
+    <w:lsdException w:name="Medium List 2 Accent 6" w:semiHidden="0" w:uiPriority="66" w:unhideWhenUsed="0"/>
+    <w:lsdException w:name="Medium Grid 1 Accent 6" w:semiHidden="0" w:uiPriority="67" w:unhideWhenUsed="0"/>
+    <w:lsdException w:name="Medium Grid 2 Accent 6" w:semiHidden="0" w:uiPriority="68" w:unhideWhenUsed="0"/>
+    <w:lsdException w:name="Medium Grid 3 Accent 6" w:semiHidden="0" w:uiPriority="69" w:unhideWhenUsed="0"/>
+    <w:lsdException w:name="Dark List Accent 6" w:semiHidden="0" w:uiPriority="70" w:unhideWhenUsed="0"/>
+    <w:lsdException w:name="Colorful Shading Accent 6" w:semiHidden="0" w:uiPriority="71" w:unhideWhenUsed="0"/>
+    <w:lsdException w:name="Colorful List Accent 6" w:semiHidden="0" w:uiPriority="72" w:unhideWhenUsed="0"/>
+    <w:lsdException w:name="Colorful Grid Accent 6" w:semiHidden="0" w:uiPriority="73" w:unhideWhenUsed="0"/>
+    <w:lsdException w:name="Subtle Emphasis" w:semiHidden="0" w:uiPriority="19" w:unhideWhenUsed="0" w:qFormat="1"/>
+    <w:lsdException w:name="Intense Emphasis" w:semiHidden="0" w:uiPriority="21" w:unhideWhenUsed="0" w:qFormat="1"/>
+    <w:lsdException w:name="Subtle Reference" w:semiHidden="0" w:uiPriority="31" w:unhideWhenUsed="0" w:qFormat="1"/>
+    <w:lsdException w:name="Intense Reference" w:semiHidden="0" w:uiPriority="32" w:unhideWhenUsed="0" w:qFormat="1"/>
+    <w:lsdException w:name="Book Title" w:semiHidden="0" w:uiPriority="33" w:unhideWhenUsed="0" w:qFormat="1"/>
+    <w:lsdException w:name="Bibliography" w:uiPriority="37"/>
+    <w:lsdException w:name="TOC Heading" w:uiPriority="39" w:qFormat="1"/>
   </w:latentStyles>
   <w:style w:type="paragraph" w:default="1" w:styleId="Normal">
     <w:name w:val="Normal"/>
@@ -2051,6 +2091,7 @@
     <w:link w:val="Heading1"/>
     <w:uiPriority w:val="99"/>
     <w:locked/>
+    <w:rsid w:val="00CC28E0"/>
     <w:rPr>
       <w:rFonts w:ascii="Cambria" w:hAnsi="Cambria" w:cs="Times New Roman"/>
       <w:b/>
@@ -2068,6 +2109,7 @@
     <w:uiPriority w:val="99"/>
     <w:semiHidden/>
     <w:locked/>
+    <w:rsid w:val="00CC28E0"/>
     <w:rPr>
       <w:rFonts w:ascii="Cambria" w:hAnsi="Cambria" w:cs="Times New Roman"/>
       <w:b/>
@@ -2086,6 +2128,7 @@
     <w:uiPriority w:val="99"/>
     <w:semiHidden/>
     <w:locked/>
+    <w:rsid w:val="00CC28E0"/>
     <w:rPr>
       <w:rFonts w:ascii="Cambria" w:hAnsi="Cambria" w:cs="Times New Roman"/>
       <w:b/>
@@ -2102,6 +2145,7 @@
     <w:uiPriority w:val="99"/>
     <w:semiHidden/>
     <w:locked/>
+    <w:rsid w:val="00CC28E0"/>
     <w:rPr>
       <w:rFonts w:ascii="Calibri" w:hAnsi="Calibri" w:cs="Times New Roman"/>
       <w:b/>

--- a/CV Python developer.docx
+++ b/CV Python developer.docx
@@ -1,28 +1,31 @@
 
 <file path=word/document.xml><?xml version="1.0" encoding="utf-8"?>
-<w:document xmlns:ve="http://schemas.openxmlformats.org/markup-compatibility/2006" xmlns:o="urn:schemas-microsoft-com:office:office" xmlns:r="http://schemas.openxmlformats.org/officeDocument/2006/relationships" xmlns:m="http://schemas.openxmlformats.org/officeDocument/2006/math" xmlns:v="urn:schemas-microsoft-com:vml" xmlns:wp="http://schemas.openxmlformats.org/drawingml/2006/wordprocessingDrawing" xmlns:w10="urn:schemas-microsoft-com:office:word" xmlns:w="http://schemas.openxmlformats.org/wordprocessingml/2006/main" xmlns:wne="http://schemas.microsoft.com/office/word/2006/wordml">
+<w:document xmlns:wpc="http://schemas.microsoft.com/office/word/2010/wordprocessingCanvas" xmlns:mc="http://schemas.openxmlformats.org/markup-compatibility/2006" xmlns:o="urn:schemas-microsoft-com:office:office" xmlns:r="http://schemas.openxmlformats.org/officeDocument/2006/relationships" xmlns:m="http://schemas.openxmlformats.org/officeDocument/2006/math" xmlns:v="urn:schemas-microsoft-com:vml" xmlns:wp14="http://schemas.microsoft.com/office/word/2010/wordprocessingDrawing" xmlns:wp="http://schemas.openxmlformats.org/drawingml/2006/wordprocessingDrawing" xmlns:w="http://schemas.openxmlformats.org/wordprocessingml/2006/main" xmlns:w14="http://schemas.microsoft.com/office/word/2010/wordml" xmlns:w10="urn:schemas-microsoft-com:office:word" xmlns:w15="http://schemas.microsoft.com/office/word/2012/wordml" xmlns:wpg="http://schemas.microsoft.com/office/word/2010/wordprocessingGroup" xmlns:wpi="http://schemas.microsoft.com/office/word/2010/wordprocessingInk" xmlns:wne="http://schemas.microsoft.com/office/word/2006/wordml" xmlns:wps="http://schemas.microsoft.com/office/word/2010/wordprocessingShape" xmlns:wpsCustomData="http://www.wps.cn/officeDocument/2013/wpsCustomData" mc:Ignorable="w14 w15 wp14">
   <w:body>
     <w:p>
       <w:r>
         <w:rPr>
-          <w:noProof/>
           <w:lang w:val="uk-UA" w:eastAsia="uk-UA"/>
         </w:rPr>
         <w:pict>
-          <v:shapetype id="_x0000_t202" coordsize="21600,21600" o:spt="202" path="m,l,21600r21600,l21600,xe">
-            <v:stroke joinstyle="miter"/>
-            <v:path gradientshapeok="t" o:connecttype="rect"/>
-          </v:shapetype>
-          <v:shape id="ODT_ATTR_LBL_SHAPE" o:spid="_x0000_s1026" type="#_x0000_t202" style="position:absolute;margin-left:0;margin-top:0;width:595.3pt;height:20pt;z-index:251658240;visibility:visible;mso-wrap-distance-left:0;mso-position-horizontal-relative:page;mso-position-vertical-relative:page" filled="f" stroked="f" strokeweight=".5pt">
-            <o:lock v:ext="edit" aspectratio="t" verticies="t" text="t" shapetype="t"/>
-            <w10:wrap anchorx="page" anchory="page"/>
+          <v:shape id="ODT_ATTR_LBL_SHAPE" o:spid="_x0000_s1026" o:spt="202" type="#_x0000_t202" style="position:absolute;left:0pt;margin-left:0pt;margin-top:0pt;height:20pt;width:595.3pt;mso-position-horizontal-relative:page;mso-position-vertical-relative:page;z-index:251659264;mso-width-relative:page;mso-height-relative:page;" filled="f" stroked="f" coordsize="21600,21600">
+            <v:path/>
+            <v:fill on="f" focussize="0,0"/>
+            <v:stroke on="f" weight="0.5pt" joinstyle="miter"/>
+            <v:imagedata o:title=""/>
+            <o:lock v:ext="edit" text="t" aspectratio="t"/>
+            <v:textbox>
+              <w:txbxContent>
+                <w:p/>
+              </w:txbxContent>
+            </v:textbox>
           </v:shape>
         </w:pict>
       </w:r>
     </w:p>
     <w:p>
       <w:pPr>
-        <w:pStyle w:val="Heading1"/>
+        <w:pStyle w:val="2"/>
         <w:shd w:val="clear" w:color="auto" w:fill="FFFFFF"/>
         <w:spacing w:beforeAutospacing="0" w:line="12" w:lineRule="atLeast"/>
         <w:rPr>
@@ -33,11 +36,20 @@
       </w:pPr>
       <w:r>
         <w:rPr>
-          <w:rFonts w:ascii="Segoe UI" w:hAnsi="Segoe UI" w:cs="Segoe UI"/>
-          <w:color w:val="212529"/>
-          <w:shd w:val="clear" w:color="auto" w:fill="FFFFFF"/>
-        </w:rPr>
-        <w:t>Python developer</w:t>
+          <w:rFonts w:hint="default" w:ascii="Segoe UI" w:hAnsi="Segoe UI" w:cs="Segoe UI"/>
+          <w:color w:val="212529"/>
+          <w:shd w:val="clear" w:color="auto" w:fill="FFFFFF"/>
+          <w:lang w:val="en-US"/>
+        </w:rPr>
+        <w:t>Software</w:t>
+      </w:r>
+      <w:r>
+        <w:rPr>
+          <w:rFonts w:ascii="Segoe UI" w:hAnsi="Segoe UI" w:cs="Segoe UI"/>
+          <w:color w:val="212529"/>
+          <w:shd w:val="clear" w:color="auto" w:fill="FFFFFF"/>
+        </w:rPr>
+        <w:t xml:space="preserve"> developer</w:t>
       </w:r>
     </w:p>
     <w:p>
@@ -184,25 +196,44 @@
         </w:rPr>
         <w:t xml:space="preserve"> </w:t>
       </w:r>
-      <w:hyperlink r:id="rId5" w:history="1">
-        <w:r>
-          <w:rPr>
-            <w:rStyle w:val="Hyperlink"/>
-            <w:rFonts w:ascii="Segoe UI" w:hAnsi="Segoe UI" w:cs="Segoe UI"/>
-            <w:b/>
-            <w:bCs/>
-            <w:sz w:val="24"/>
-            <w:szCs w:val="24"/>
-            <w:shd w:val="clear" w:color="auto" w:fill="FFFFFF"/>
-          </w:rPr>
-          <w:t>serg.yalosovetsky@gmail.com,</w:t>
-        </w:r>
-      </w:hyperlink>
-      <w:r>
-        <w:rPr>
+      <w:r>
+        <w:fldChar w:fldCharType="begin"/>
+      </w:r>
+      <w:r>
+        <w:instrText xml:space="preserve"> HYPERLINK "mailto:serg.yalosovetsky@gmail.com," </w:instrText>
+      </w:r>
+      <w:r>
+        <w:fldChar w:fldCharType="separate"/>
+      </w:r>
+      <w:r>
+        <w:rPr>
+          <w:rStyle w:val="9"/>
           <w:rFonts w:ascii="Segoe UI" w:hAnsi="Segoe UI" w:cs="Segoe UI"/>
           <w:b/>
           <w:bCs/>
+          <w:sz w:val="24"/>
+          <w:szCs w:val="24"/>
+          <w:shd w:val="clear" w:color="auto" w:fill="FFFFFF"/>
+        </w:rPr>
+        <w:t>serg.yalosovetsky@gmail.com,</w:t>
+      </w:r>
+      <w:r>
+        <w:rPr>
+          <w:rStyle w:val="9"/>
+          <w:rFonts w:ascii="Segoe UI" w:hAnsi="Segoe UI" w:cs="Segoe UI"/>
+          <w:b/>
+          <w:bCs/>
+          <w:sz w:val="24"/>
+          <w:szCs w:val="24"/>
+          <w:shd w:val="clear" w:color="auto" w:fill="FFFFFF"/>
+        </w:rPr>
+        <w:fldChar w:fldCharType="end"/>
+      </w:r>
+      <w:r>
+        <w:rPr>
+          <w:rFonts w:ascii="Segoe UI" w:hAnsi="Segoe UI" w:cs="Segoe UI"/>
+          <w:b/>
+          <w:bCs/>
           <w:color w:val="212529"/>
           <w:sz w:val="24"/>
           <w:szCs w:val="24"/>
@@ -252,7 +283,7 @@
     </w:p>
     <w:p>
       <w:pPr>
-        <w:pStyle w:val="NormalWeb"/>
+        <w:pStyle w:val="10"/>
         <w:spacing w:beforeAutospacing="0"/>
         <w:ind w:left="-180" w:right="-180"/>
         <w:rPr>
@@ -261,31 +292,15 @@
       </w:pPr>
       <w:r>
         <w:rPr>
-          <w:noProof/>
           <w:lang w:val="uk-UA" w:eastAsia="uk-UA"/>
         </w:rPr>
         <w:pict>
-          <v:shapetype id="_x0000_t75" coordsize="21600,21600" o:spt="75" o:preferrelative="t" path="m@4@5l@4@11@9@11@9@5xe" filled="f" stroked="f">
-            <v:stroke joinstyle="miter"/>
-            <v:formulas>
-              <v:f eqn="if lineDrawn pixelLineWidth 0"/>
-              <v:f eqn="sum @0 1 0"/>
-              <v:f eqn="sum 0 0 @1"/>
-              <v:f eqn="prod @2 1 2"/>
-              <v:f eqn="prod @3 21600 pixelWidth"/>
-              <v:f eqn="prod @3 21600 pixelHeight"/>
-              <v:f eqn="sum @0 0 1"/>
-              <v:f eqn="prod @6 1 2"/>
-              <v:f eqn="prod @7 21600 pixelWidth"/>
-              <v:f eqn="sum @8 21600 0"/>
-              <v:f eqn="prod @7 21600 pixelHeight"/>
-              <v:f eqn="sum @10 21600 0"/>
-            </v:formulas>
-            <v:path o:extrusionok="f" gradientshapeok="t" o:connecttype="rect"/>
+          <v:shape id="_x0000_s1027" o:spid="_x0000_s1027" o:spt="75" type="#_x0000_t75" style="position:absolute;left:0pt;margin-left:333pt;margin-top:2.45pt;height:88.65pt;width:88.25pt;mso-wrap-distance-left:9pt;mso-wrap-distance-right:9pt;z-index:-251656192;mso-width-relative:page;mso-height-relative:page;" filled="f" o:preferrelative="t" stroked="f" coordsize="21600,21600" wrapcoords="-183 0 -183 21417 21600 21417 21600 0 -183 0">
+            <v:path/>
+            <v:fill on="f" focussize="0,0"/>
+            <v:stroke on="f" joinstyle="miter"/>
+            <v:imagedata r:id="rId4" o:title=""/>
             <o:lock v:ext="edit" aspectratio="t"/>
-          </v:shapetype>
-          <v:shape id="_x0000_s1027" type="#_x0000_t75" style="position:absolute;left:0;text-align:left;margin-left:333pt;margin-top:2.45pt;width:88.25pt;height:88.65pt;z-index:-251657216" wrapcoords="-183 0 -183 21417 21600 21417 21600 0 -183 0">
-            <v:imagedata r:id="rId6" o:title=""/>
             <w10:wrap type="tight"/>
           </v:shape>
         </w:pict>
@@ -296,12 +311,29 @@
           <w:color w:val="212529"/>
           <w:shd w:val="clear" w:color="auto" w:fill="FFFFFF"/>
         </w:rPr>
-        <w:t>I'm interested in the position of the python developer. I strive to broaden my horizons, I am glad to have the opportunity to develop in related fields. The priority schedule is full-time or remote work.</w:t>
-      </w:r>
-    </w:p>
-    <w:p>
-      <w:pPr>
-        <w:pStyle w:val="NormalWeb"/>
+        <w:t xml:space="preserve">I'm interested in the position of the python </w:t>
+      </w:r>
+      <w:r>
+        <w:rPr>
+          <w:rFonts w:hint="default" w:ascii="Segoe UI" w:hAnsi="Segoe UI" w:cs="Segoe UI"/>
+          <w:color w:val="212529"/>
+          <w:shd w:val="clear" w:color="auto" w:fill="FFFFFF"/>
+          <w:lang w:val="en-US"/>
+        </w:rPr>
+        <w:t xml:space="preserve">or flutter </w:t>
+      </w:r>
+      <w:r>
+        <w:rPr>
+          <w:rFonts w:ascii="Segoe UI" w:hAnsi="Segoe UI" w:cs="Segoe UI"/>
+          <w:color w:val="212529"/>
+          <w:shd w:val="clear" w:color="auto" w:fill="FFFFFF"/>
+        </w:rPr>
+        <w:t>developer. I strive to broaden my horizons, I am glad to have the opportunity to develop in related fields. The priority schedule is full-time remote work.</w:t>
+      </w:r>
+    </w:p>
+    <w:p>
+      <w:pPr>
+        <w:pStyle w:val="10"/>
         <w:spacing w:beforeAutospacing="0"/>
         <w:ind w:left="-180" w:right="-180"/>
       </w:pPr>
@@ -311,12 +343,29 @@
           <w:color w:val="212529"/>
           <w:shd w:val="clear" w:color="auto" w:fill="FFFFFF"/>
         </w:rPr>
-        <w:t>Development experience is 2 year.</w:t>
-      </w:r>
-    </w:p>
-    <w:p>
-      <w:pPr>
-        <w:pStyle w:val="NormalWeb"/>
+        <w:t xml:space="preserve">Development experience is </w:t>
+      </w:r>
+      <w:r>
+        <w:rPr>
+          <w:rFonts w:hint="default" w:ascii="Segoe UI" w:hAnsi="Segoe UI" w:cs="Segoe UI"/>
+          <w:color w:val="212529"/>
+          <w:shd w:val="clear" w:color="auto" w:fill="FFFFFF"/>
+          <w:lang w:val="en-US"/>
+        </w:rPr>
+        <w:t>3</w:t>
+      </w:r>
+      <w:r>
+        <w:rPr>
+          <w:rFonts w:ascii="Segoe UI" w:hAnsi="Segoe UI" w:cs="Segoe UI"/>
+          <w:color w:val="212529"/>
+          <w:shd w:val="clear" w:color="auto" w:fill="FFFFFF"/>
+        </w:rPr>
+        <w:t xml:space="preserve"> year.</w:t>
+      </w:r>
+    </w:p>
+    <w:p>
+      <w:pPr>
+        <w:pStyle w:val="10"/>
         <w:spacing w:beforeAutospacing="0"/>
         <w:ind w:left="-180" w:right="-180"/>
       </w:pPr>
@@ -328,16 +377,31 @@
         </w:rPr>
         <w:t xml:space="preserve">An example of the code can be viewed here: </w:t>
       </w:r>
-      <w:hyperlink r:id="rId7" w:history="1">
-        <w:r>
-          <w:rPr>
-            <w:rStyle w:val="Hyperlink"/>
-            <w:rFonts w:ascii="Segoe UI" w:hAnsi="Segoe UI"/>
-            <w:shd w:val="clear" w:color="auto" w:fill="FFFFFF"/>
-          </w:rPr>
-          <w:t>https://github.com/serg-yalosovetsky/middleware_script,</w:t>
-        </w:r>
-      </w:hyperlink>
+      <w:r>
+        <w:fldChar w:fldCharType="begin"/>
+      </w:r>
+      <w:r>
+        <w:instrText xml:space="preserve"> HYPERLINK "https://github.com/serg-yalosovetsky/middleware_script," </w:instrText>
+      </w:r>
+      <w:r>
+        <w:fldChar w:fldCharType="separate"/>
+      </w:r>
+      <w:r>
+        <w:rPr>
+          <w:rStyle w:val="9"/>
+          <w:rFonts w:ascii="Segoe UI" w:hAnsi="Segoe UI"/>
+          <w:shd w:val="clear" w:color="auto" w:fill="FFFFFF"/>
+        </w:rPr>
+        <w:t>https://github.com/serg-yalosovetsky/middleware_script,</w:t>
+      </w:r>
+      <w:r>
+        <w:rPr>
+          <w:rStyle w:val="9"/>
+          <w:rFonts w:ascii="Segoe UI" w:hAnsi="Segoe UI"/>
+          <w:shd w:val="clear" w:color="auto" w:fill="FFFFFF"/>
+        </w:rPr>
+        <w:fldChar w:fldCharType="end"/>
+      </w:r>
       <w:r>
         <w:rPr>
           <w:rFonts w:ascii="Segoe UI" w:hAnsi="Segoe UI"/>
@@ -346,16 +410,31 @@
         </w:rPr>
         <w:t xml:space="preserve"> </w:t>
       </w:r>
-      <w:hyperlink r:id="rId8" w:history="1">
-        <w:r>
-          <w:rPr>
-            <w:rStyle w:val="Hyperlink"/>
-            <w:rFonts w:ascii="Segoe UI" w:hAnsi="Segoe UI"/>
-            <w:shd w:val="clear" w:color="auto" w:fill="FFFFFF"/>
-          </w:rPr>
-          <w:t>https://github.com/serg-yalosovetsky/captcha,</w:t>
-        </w:r>
-      </w:hyperlink>
+      <w:r>
+        <w:fldChar w:fldCharType="begin"/>
+      </w:r>
+      <w:r>
+        <w:instrText xml:space="preserve"> HYPERLINK "https://github.com/serg-yalosovetsky/middleware_script," </w:instrText>
+      </w:r>
+      <w:r>
+        <w:fldChar w:fldCharType="separate"/>
+      </w:r>
+      <w:r>
+        <w:rPr>
+          <w:rStyle w:val="9"/>
+          <w:rFonts w:ascii="Segoe UI" w:hAnsi="Segoe UI"/>
+          <w:shd w:val="clear" w:color="auto" w:fill="FFFFFF"/>
+        </w:rPr>
+        <w:t>https://github.com/serg-yalosovetsky/captcha,</w:t>
+      </w:r>
+      <w:r>
+        <w:rPr>
+          <w:rStyle w:val="9"/>
+          <w:rFonts w:ascii="Segoe UI" w:hAnsi="Segoe UI"/>
+          <w:shd w:val="clear" w:color="auto" w:fill="FFFFFF"/>
+        </w:rPr>
+        <w:fldChar w:fldCharType="end"/>
+      </w:r>
       <w:r>
         <w:rPr>
           <w:rFonts w:ascii="Segoe UI" w:hAnsi="Segoe UI"/>
@@ -367,7 +446,7 @@
     </w:p>
     <w:p>
       <w:pPr>
-        <w:pStyle w:val="NormalWeb"/>
+        <w:pStyle w:val="10"/>
         <w:spacing w:beforeAutospacing="0"/>
         <w:ind w:left="-180" w:right="-180"/>
       </w:pPr>
@@ -431,8 +510,6 @@
         </w:rPr>
         <w:t>Python 3, fastapi, asyncio, pytest, ORM skills (sqlalchemy) and django;</w:t>
       </w:r>
-      <w:bookmarkStart w:id="0" w:name="_GoBack"/>
-      <w:bookmarkEnd w:id="0"/>
     </w:p>
     <w:p>
       <w:pPr>
@@ -445,13 +522,14 @@
       </w:pPr>
       <w:r>
         <w:rPr>
-          <w:rFonts w:ascii="Segoe UI" w:hAnsi="Segoe UI" w:cs="Segoe UI"/>
-          <w:color w:val="212529"/>
-          <w:sz w:val="24"/>
-          <w:szCs w:val="24"/>
-          <w:shd w:val="clear" w:color="auto" w:fill="FFFFFF"/>
-        </w:rPr>
-        <w:t>Experience with SQL, Redis, knowledge in PostgreSQL;</w:t>
+          <w:rFonts w:hint="default" w:ascii="Segoe UI" w:hAnsi="Segoe UI" w:cs="Segoe UI"/>
+          <w:color w:val="212529"/>
+          <w:sz w:val="24"/>
+          <w:szCs w:val="24"/>
+          <w:shd w:val="clear" w:color="auto" w:fill="FFFFFF"/>
+          <w:lang w:val="en-US"/>
+        </w:rPr>
+        <w:t>I create project on flutter named UnitedHelp to help volunteers in Ukraine;</w:t>
       </w:r>
     </w:p>
     <w:p>
@@ -465,13 +543,14 @@
       </w:pPr>
       <w:r>
         <w:rPr>
-          <w:rFonts w:ascii="Segoe UI" w:hAnsi="Segoe UI" w:cs="Segoe UI"/>
-          <w:color w:val="212529"/>
-          <w:sz w:val="24"/>
-          <w:szCs w:val="24"/>
-          <w:shd w:val="clear" w:color="auto" w:fill="FFFFFF"/>
-        </w:rPr>
-        <w:t>Expirience in Ansible, AWS, Kubernetes, Docker and Terraform</w:t>
+          <w:rFonts w:hint="default" w:ascii="Segoe UI" w:hAnsi="Segoe UI" w:cs="Segoe UI"/>
+          <w:color w:val="212529"/>
+          <w:sz w:val="24"/>
+          <w:szCs w:val="24"/>
+          <w:shd w:val="clear" w:color="auto" w:fill="FFFFFF"/>
+          <w:lang w:val="en-US"/>
+        </w:rPr>
+        <w:t xml:space="preserve">In flutter I used provider as state management tools and gorouter for routing. Also I used </w:t>
       </w:r>
     </w:p>
     <w:p>
@@ -491,7 +570,7 @@
           <w:szCs w:val="24"/>
           <w:shd w:val="clear" w:color="auto" w:fill="FFFFFF"/>
         </w:rPr>
-        <w:t>English at the level of reading technical documentation;</w:t>
+        <w:t>Experience with SQL, Redis, knowledge in PostgreSQL;</w:t>
       </w:r>
     </w:p>
     <w:p>
@@ -511,7 +590,18 @@
           <w:szCs w:val="24"/>
           <w:shd w:val="clear" w:color="auto" w:fill="FFFFFF"/>
         </w:rPr>
-        <w:t>HTML, CSS: at the level of creating simple pages, native Javascript (ES6 standard);</w:t>
+        <w:t>Expirience in Ansible, AWS, Kubernetes, Docker and Terraform</w:t>
+      </w:r>
+      <w:r>
+        <w:rPr>
+          <w:rFonts w:hint="default" w:ascii="Segoe UI" w:hAnsi="Segoe UI" w:cs="Segoe UI"/>
+          <w:color w:val="212529"/>
+          <w:sz w:val="24"/>
+          <w:szCs w:val="24"/>
+          <w:shd w:val="clear" w:color="auto" w:fill="FFFFFF"/>
+          <w:lang w:val="en-US"/>
+        </w:rPr>
+        <w:t>;</w:t>
       </w:r>
     </w:p>
     <w:p>
@@ -531,7 +621,7 @@
           <w:szCs w:val="24"/>
           <w:shd w:val="clear" w:color="auto" w:fill="FFFFFF"/>
         </w:rPr>
-        <w:t>Systems-Git: branches, working with remote repositories;</w:t>
+        <w:t>English at the level of reading technical documentation;</w:t>
       </w:r>
     </w:p>
     <w:p>
@@ -550,9 +640,8 @@
           <w:sz w:val="24"/>
           <w:szCs w:val="24"/>
           <w:shd w:val="clear" w:color="auto" w:fill="FFFFFF"/>
-          <w:lang w:val="en-GB"/>
-        </w:rPr>
-        <w:t>Extensive experience in using Linux OS, in particular - Ubuntu and Kali Linux;</w:t>
+        </w:rPr>
+        <w:t>HTML, CSS: at the level of creating simple pages, native Javascript (ES6 standard);</w:t>
       </w:r>
     </w:p>
     <w:p>
@@ -571,9 +660,8 @@
           <w:sz w:val="24"/>
           <w:szCs w:val="24"/>
           <w:shd w:val="clear" w:color="auto" w:fill="FFFFFF"/>
-          <w:lang w:val="en-GB"/>
-        </w:rPr>
-        <w:t>I have an understanding and basic skills in android development;</w:t>
+        </w:rPr>
+        <w:t>Systems-Git: branches, working with remote repositories;</w:t>
       </w:r>
     </w:p>
     <w:p>
@@ -594,6 +682,70 @@
           <w:shd w:val="clear" w:color="auto" w:fill="FFFFFF"/>
           <w:lang w:val="en-GB"/>
         </w:rPr>
+        <w:t>Extensive experience in using Linux OS, in particular - Ubuntu and Kali Linux;</w:t>
+      </w:r>
+    </w:p>
+    <w:p>
+      <w:pPr>
+        <w:numPr>
+          <w:ilvl w:val="0"/>
+          <w:numId w:val="1"/>
+        </w:numPr>
+        <w:spacing w:beforeAutospacing="1" w:afterAutospacing="1"/>
+        <w:ind w:left="540" w:right="-180"/>
+      </w:pPr>
+      <w:r>
+        <w:rPr>
+          <w:rFonts w:ascii="Segoe UI" w:hAnsi="Segoe UI" w:cs="Segoe UI"/>
+          <w:color w:val="212529"/>
+          <w:sz w:val="24"/>
+          <w:szCs w:val="24"/>
+          <w:shd w:val="clear" w:color="auto" w:fill="FFFFFF"/>
+          <w:lang w:val="en-GB"/>
+        </w:rPr>
+        <w:t xml:space="preserve">I have an </w:t>
+      </w:r>
+      <w:r>
+        <w:rPr>
+          <w:rFonts w:hint="default" w:ascii="Segoe UI" w:hAnsi="Segoe UI" w:cs="Segoe UI"/>
+          <w:color w:val="212529"/>
+          <w:sz w:val="24"/>
+          <w:szCs w:val="24"/>
+          <w:shd w:val="clear" w:color="auto" w:fill="FFFFFF"/>
+          <w:lang w:val="en-US"/>
+        </w:rPr>
+        <w:t>expirince</w:t>
+      </w:r>
+      <w:r>
+        <w:rPr>
+          <w:rFonts w:ascii="Segoe UI" w:hAnsi="Segoe UI" w:cs="Segoe UI"/>
+          <w:color w:val="212529"/>
+          <w:sz w:val="24"/>
+          <w:szCs w:val="24"/>
+          <w:shd w:val="clear" w:color="auto" w:fill="FFFFFF"/>
+          <w:lang w:val="en-GB"/>
+        </w:rPr>
+        <w:t xml:space="preserve"> in android development;</w:t>
+      </w:r>
+    </w:p>
+    <w:p>
+      <w:pPr>
+        <w:numPr>
+          <w:ilvl w:val="0"/>
+          <w:numId w:val="1"/>
+        </w:numPr>
+        <w:spacing w:beforeAutospacing="1" w:afterAutospacing="1"/>
+        <w:ind w:left="540" w:right="-180"/>
+      </w:pPr>
+      <w:r>
+        <w:rPr>
+          <w:rFonts w:ascii="Segoe UI" w:hAnsi="Segoe UI" w:cs="Segoe UI"/>
+          <w:color w:val="212529"/>
+          <w:sz w:val="24"/>
+          <w:szCs w:val="24"/>
+          <w:shd w:val="clear" w:color="auto" w:fill="FFFFFF"/>
+          <w:lang w:val="en-GB"/>
+        </w:rPr>
         <w:t>I have knowledge and skills in information security;</w:t>
       </w:r>
     </w:p>
@@ -625,9 +777,15 @@
     </w:p>
     <w:p>
       <w:pPr>
-        <w:pStyle w:val="NormalWeb"/>
+        <w:pStyle w:val="10"/>
         <w:spacing w:beforeAutospacing="0"/>
         <w:ind w:left="-180" w:right="-180"/>
+        <w:rPr>
+          <w:rFonts w:ascii="Segoe UI" w:hAnsi="Segoe UI" w:cs="Segoe UI"/>
+          <w:color w:val="212529"/>
+          <w:shd w:val="clear" w:color="auto" w:fill="FFFFFF"/>
+          <w:lang w:val="en-GB"/>
+        </w:rPr>
       </w:pPr>
       <w:r>
         <w:rPr>
@@ -644,7 +802,7 @@
           <w:color w:val="212529"/>
           <w:shd w:val="clear" w:color="auto" w:fill="FFFFFF"/>
         </w:rPr>
-        <w:br/>
+        <w:br w:type="textWrapping"/>
       </w:r>
       <w:r>
         <w:rPr>
@@ -655,6 +813,30 @@
         </w:rPr>
         <w:t>LPIC courses</w:t>
       </w:r>
+    </w:p>
+    <w:p>
+      <w:pPr>
+        <w:pStyle w:val="10"/>
+        <w:spacing w:beforeAutospacing="0"/>
+        <w:ind w:left="-180" w:right="-180"/>
+        <w:rPr>
+          <w:rFonts w:hint="default" w:ascii="Segoe UI" w:hAnsi="Segoe UI" w:cs="Segoe UI"/>
+          <w:color w:val="212529"/>
+          <w:shd w:val="clear" w:color="auto" w:fill="FFFFFF"/>
+          <w:lang w:val="en-US"/>
+        </w:rPr>
+      </w:pPr>
+      <w:r>
+        <w:rPr>
+          <w:rFonts w:hint="default" w:ascii="Segoe UI" w:hAnsi="Segoe UI"/>
+          <w:color w:val="212529"/>
+          <w:shd w:val="clear" w:color="auto" w:fill="FFFFFF"/>
+          <w:lang w:val="en-US"/>
+        </w:rPr>
+        <w:t>Fundamentals of Database Engineering - PostgreSQL</w:t>
+      </w:r>
+      <w:bookmarkStart w:id="0" w:name="_GoBack"/>
+      <w:bookmarkEnd w:id="0"/>
     </w:p>
     <w:p>
       <w:pPr>
@@ -685,22 +867,55 @@
         <w:shd w:val="clear" w:color="auto" w:fill="FFFFFF"/>
         <w:ind w:left="-180" w:right="-180"/>
         <w:rPr>
-          <w:rFonts w:ascii="Segoe UI" w:hAnsi="Segoe UI" w:cs="Segoe UI"/>
-          <w:color w:val="212529"/>
-          <w:sz w:val="24"/>
-          <w:szCs w:val="24"/>
-          <w:shd w:val="clear" w:color="auto" w:fill="FFFFFF"/>
-        </w:rPr>
-      </w:pPr>
-      <w:r>
-        <w:rPr>
-          <w:rFonts w:ascii="Segoe UI" w:hAnsi="Segoe UI" w:cs="Segoe UI"/>
-          <w:color w:val="212529"/>
-          <w:sz w:val="24"/>
-          <w:szCs w:val="24"/>
-          <w:shd w:val="clear" w:color="auto" w:fill="FFFFFF"/>
-        </w:rPr>
-        <w:t>I read professional literature, free reading of fiction</w:t>
+          <w:rFonts w:hint="default" w:ascii="Segoe UI" w:hAnsi="Segoe UI" w:cs="Segoe UI"/>
+          <w:color w:val="212529"/>
+          <w:sz w:val="24"/>
+          <w:szCs w:val="24"/>
+          <w:shd w:val="clear" w:color="auto" w:fill="FFFFFF"/>
+          <w:lang w:val="en-US"/>
+        </w:rPr>
+      </w:pPr>
+      <w:r>
+        <w:rPr>
+          <w:rFonts w:ascii="Segoe UI" w:hAnsi="Segoe UI" w:cs="Segoe UI"/>
+          <w:color w:val="212529"/>
+          <w:sz w:val="24"/>
+          <w:szCs w:val="24"/>
+          <w:shd w:val="clear" w:color="auto" w:fill="FFFFFF"/>
+        </w:rPr>
+        <w:t xml:space="preserve">I read professional literature, </w:t>
+      </w:r>
+      <w:r>
+        <w:rPr>
+          <w:rFonts w:hint="default" w:ascii="Segoe UI" w:hAnsi="Segoe UI" w:cs="Segoe UI"/>
+          <w:color w:val="212529"/>
+          <w:sz w:val="24"/>
+          <w:szCs w:val="24"/>
+          <w:shd w:val="clear" w:color="auto" w:fill="FFFFFF"/>
+          <w:lang w:val="en-US"/>
+        </w:rPr>
+        <w:t xml:space="preserve">fluent </w:t>
+      </w:r>
+      <w:r>
+        <w:rPr>
+          <w:rFonts w:ascii="Segoe UI" w:hAnsi="Segoe UI" w:cs="Segoe UI"/>
+          <w:color w:val="212529"/>
+          <w:sz w:val="24"/>
+          <w:szCs w:val="24"/>
+          <w:shd w:val="clear" w:color="auto" w:fill="FFFFFF"/>
+        </w:rPr>
+        <w:t>reading of fiction</w:t>
+      </w:r>
+      <w:r>
+        <w:rPr>
+          <w:rFonts w:hint="default" w:ascii="Segoe UI" w:hAnsi="Segoe UI" w:cs="Segoe UI"/>
+          <w:color w:val="212529"/>
+          <w:sz w:val="24"/>
+          <w:szCs w:val="24"/>
+          <w:shd w:val="clear" w:color="auto" w:fill="FFFFFF"/>
+          <w:lang w:val="en-US"/>
+        </w:rPr>
+        <w:t xml:space="preserve"> and listening</w:t>
       </w:r>
     </w:p>
     <w:p>
@@ -731,7 +946,7 @@
     </w:p>
     <w:p>
       <w:pPr>
-        <w:pStyle w:val="Heading1"/>
+        <w:pStyle w:val="2"/>
         <w:rPr>
           <w:rFonts w:ascii="Calibri Light" w:hAnsi="Calibri Light"/>
         </w:rPr>
@@ -748,34 +963,59 @@
       <w:pPr>
         <w:shd w:val="clear" w:color="auto" w:fill="FFFFFF"/>
         <w:rPr>
-          <w:rFonts w:ascii="Segoe UI" w:hAnsi="Segoe UI" w:cs="Segoe UI"/>
+          <w:rFonts w:hint="default" w:ascii="Segoe UI" w:hAnsi="Segoe UI" w:cs="Segoe UI"/>
           <w:b/>
           <w:color w:val="212529"/>
           <w:sz w:val="24"/>
           <w:szCs w:val="24"/>
-          <w:lang w:val="en-GB"/>
-        </w:rPr>
-      </w:pPr>
-      <w:r>
-        <w:rPr>
-          <w:rFonts w:ascii="Segoe UI" w:hAnsi="Segoe UI" w:cs="Segoe UI"/>
+          <w:lang w:val="en-US"/>
+        </w:rPr>
+      </w:pPr>
+      <w:r>
+        <w:rPr>
+          <w:rFonts w:hint="default" w:ascii="Segoe UI" w:hAnsi="Segoe UI" w:cs="Segoe UI"/>
           <w:b/>
           <w:color w:val="212529"/>
           <w:sz w:val="24"/>
           <w:szCs w:val="24"/>
           <w:shd w:val="clear" w:color="auto" w:fill="FFFFFF"/>
-        </w:rPr>
-        <w:t>Python Developer, Zeus Electronics</w:t>
+          <w:lang w:val="en-US"/>
+        </w:rPr>
+        <w:t xml:space="preserve">Software </w:t>
+      </w:r>
+      <w:r>
+        <w:rPr>
+          <w:rFonts w:ascii="Segoe UI" w:hAnsi="Segoe UI" w:cs="Segoe UI"/>
+          <w:b/>
+          <w:color w:val="212529"/>
+          <w:sz w:val="24"/>
+          <w:szCs w:val="24"/>
+          <w:shd w:val="clear" w:color="auto" w:fill="FFFFFF"/>
+        </w:rPr>
+        <w:t xml:space="preserve">Developer, </w:t>
+      </w:r>
+      <w:r>
+        <w:rPr>
+          <w:rFonts w:hint="default" w:ascii="Segoe UI" w:hAnsi="Segoe UI" w:cs="Segoe UI"/>
+          <w:b/>
+          <w:color w:val="212529"/>
+          <w:sz w:val="24"/>
+          <w:szCs w:val="24"/>
+          <w:shd w:val="clear" w:color="auto" w:fill="FFFFFF"/>
+          <w:lang w:val="en-US"/>
+        </w:rPr>
+        <w:t>UnitedHelp (pet project)</w:t>
       </w:r>
     </w:p>
     <w:p>
       <w:pPr>
         <w:shd w:val="clear" w:color="auto" w:fill="FFFFFF"/>
         <w:rPr>
-          <w:rFonts w:ascii="Segoe UI" w:hAnsi="Segoe UI" w:cs="Segoe UI"/>
+          <w:rFonts w:hint="default" w:ascii="Segoe UI" w:hAnsi="Segoe UI" w:cs="Segoe UI"/>
           <w:color w:val="6C757D"/>
           <w:sz w:val="19"/>
           <w:szCs w:val="19"/>
+          <w:lang w:val="en-US"/>
         </w:rPr>
       </w:pPr>
       <w:r>
@@ -797,18 +1037,18 @@
           <w:szCs w:val="19"/>
           <w:shd w:val="clear" w:color="auto" w:fill="FFFFFF"/>
         </w:rPr>
-        <w:t>21</w:t>
-      </w:r>
-      <w:r>
-        <w:rPr>
-          <w:rFonts w:ascii="Segoe UI" w:hAnsi="Segoe UI" w:cs="Segoe UI"/>
+        <w:t>2</w:t>
+      </w:r>
+      <w:r>
+        <w:rPr>
+          <w:rFonts w:hint="default" w:ascii="Segoe UI" w:hAnsi="Segoe UI" w:cs="Segoe UI"/>
           <w:color w:val="6C757D"/>
           <w:sz w:val="19"/>
           <w:szCs w:val="19"/>
           <w:shd w:val="clear" w:color="auto" w:fill="FFFFFF"/>
-          <w:lang w:val="en-GB"/>
-        </w:rPr>
-        <w:t xml:space="preserve"> - March 202</w:t>
+          <w:lang w:val="en-US"/>
+        </w:rPr>
+        <w:t>2</w:t>
       </w:r>
       <w:r>
         <w:rPr>
@@ -817,8 +1057,20 @@
           <w:sz w:val="19"/>
           <w:szCs w:val="19"/>
           <w:shd w:val="clear" w:color="auto" w:fill="FFFFFF"/>
-        </w:rPr>
-        <w:t>2</w:t>
+          <w:lang w:val="en-GB"/>
+        </w:rPr>
+        <w:t xml:space="preserve"> - </w:t>
+      </w:r>
+      <w:r>
+        <w:rPr>
+          <w:rFonts w:hint="default" w:ascii="Segoe UI" w:hAnsi="Segoe UI" w:cs="Segoe UI"/>
+          <w:color w:val="6C757D"/>
+          <w:sz w:val="19"/>
+          <w:szCs w:val="19"/>
+          <w:shd w:val="clear" w:color="auto" w:fill="FFFFFF"/>
+          <w:lang w:val="en-US"/>
+        </w:rPr>
+        <w:t>nowadays</w:t>
       </w:r>
     </w:p>
     <w:p>
@@ -831,44 +1083,14 @@
       </w:pPr>
       <w:r>
         <w:rPr>
-          <w:rFonts w:ascii="Segoe UI" w:hAnsi="Segoe UI" w:cs="Segoe UI"/>
-          <w:color w:val="212529"/>
-          <w:sz w:val="24"/>
-          <w:szCs w:val="24"/>
-          <w:shd w:val="clear" w:color="auto" w:fill="FFFFFF"/>
-        </w:rPr>
-        <w:t>Support</w:t>
-      </w:r>
-      <w:r>
-        <w:rPr>
-          <w:rFonts w:ascii="Segoe UI" w:hAnsi="Segoe UI" w:cs="Segoe UI"/>
-          <w:color w:val="212529"/>
-          <w:sz w:val="24"/>
-          <w:szCs w:val="24"/>
-          <w:shd w:val="clear" w:color="auto" w:fill="FFFFFF"/>
-          <w:lang w:val="uk-UA"/>
-        </w:rPr>
-        <w:t xml:space="preserve"> and development</w:t>
-      </w:r>
-      <w:r>
-        <w:rPr>
-          <w:rFonts w:ascii="Segoe UI" w:hAnsi="Segoe UI" w:cs="Segoe UI"/>
-          <w:color w:val="212529"/>
-          <w:sz w:val="24"/>
-          <w:szCs w:val="24"/>
-          <w:shd w:val="clear" w:color="auto" w:fill="FFFFFF"/>
-        </w:rPr>
-        <w:t xml:space="preserve"> of Fyuzd application – </w:t>
-      </w:r>
-      <w:r>
-        <w:rPr>
-          <w:rFonts w:ascii="Segoe UI" w:hAnsi="Segoe UI" w:cs="Segoe UI"/>
-          <w:color w:val="212529"/>
-          <w:sz w:val="24"/>
-          <w:szCs w:val="24"/>
-          <w:shd w:val="clear" w:color="auto" w:fill="FFFFFF"/>
-        </w:rPr>
-        <w:t>audio streaming service with full audio stream synchronization</w:t>
+          <w:rFonts w:hint="default" w:ascii="Segoe UI" w:hAnsi="Segoe UI" w:cs="Segoe UI"/>
+          <w:color w:val="212529"/>
+          <w:sz w:val="24"/>
+          <w:szCs w:val="24"/>
+          <w:shd w:val="clear" w:color="auto" w:fill="FFFFFF"/>
+          <w:lang w:val="en-US"/>
+        </w:rPr>
+        <w:t>Created Flutter UnitedHelp app for mobile devices</w:t>
       </w:r>
       <w:r>
         <w:rPr>
@@ -891,45 +1113,14 @@
       </w:pPr>
       <w:r>
         <w:rPr>
-          <w:rFonts w:ascii="Segoe UI" w:hAnsi="Segoe UI" w:cs="Segoe UI"/>
-          <w:color w:val="212529"/>
-          <w:sz w:val="24"/>
-          <w:szCs w:val="24"/>
-          <w:shd w:val="clear" w:color="auto" w:fill="FFFFFF"/>
-        </w:rPr>
-        <w:t xml:space="preserve">Support </w:t>
-      </w:r>
-      <w:r>
-        <w:rPr>
-          <w:rFonts w:ascii="Segoe UI" w:hAnsi="Segoe UI" w:cs="Segoe UI"/>
-          <w:color w:val="212529"/>
-          <w:sz w:val="24"/>
-          <w:szCs w:val="24"/>
-          <w:shd w:val="clear" w:color="auto" w:fill="FFFFFF"/>
-          <w:lang w:val="uk-UA"/>
-        </w:rPr>
-        <w:t>and development</w:t>
-      </w:r>
-      <w:r>
-        <w:rPr>
-          <w:rFonts w:ascii="Segoe UI" w:hAnsi="Segoe UI" w:cs="Segoe UI"/>
-          <w:color w:val="212529"/>
-          <w:sz w:val="24"/>
-          <w:szCs w:val="24"/>
-          <w:shd w:val="clear" w:color="auto" w:fill="FFFFFF"/>
-        </w:rPr>
-        <w:t xml:space="preserve"> of Allgram application – secure chat</w:t>
-      </w:r>
-      <w:r>
-        <w:rPr>
-          <w:rFonts w:ascii="Segoe UI" w:hAnsi="Segoe UI" w:cs="Segoe UI"/>
-          <w:color w:val="212529"/>
-          <w:sz w:val="24"/>
-          <w:szCs w:val="24"/>
-          <w:shd w:val="clear" w:color="auto" w:fill="FFFFFF"/>
-          <w:lang w:val="en-GB"/>
-        </w:rPr>
-        <w:t>;</w:t>
+          <w:rFonts w:hint="default" w:ascii="Segoe UI" w:hAnsi="Segoe UI" w:cs="Segoe UI"/>
+          <w:color w:val="212529"/>
+          <w:sz w:val="24"/>
+          <w:szCs w:val="24"/>
+          <w:shd w:val="clear" w:color="auto" w:fill="FFFFFF"/>
+          <w:lang w:val="en-US"/>
+        </w:rPr>
+        <w:t>Created scheme and models of backend United Help</w:t>
       </w:r>
     </w:p>
     <w:p>
@@ -949,40 +1140,121 @@
           <w:shd w:val="clear" w:color="auto" w:fill="FFFFFF"/>
           <w:lang w:val="en-GB"/>
         </w:rPr>
-        <w:t>Websit</w:t>
-      </w:r>
-      <w:r>
-        <w:rPr>
-          <w:rFonts w:ascii="Segoe UI" w:hAnsi="Segoe UI" w:cs="Segoe UI"/>
-          <w:color w:val="212529"/>
-          <w:sz w:val="24"/>
-          <w:szCs w:val="24"/>
-          <w:shd w:val="clear" w:color="auto" w:fill="FFFFFF"/>
-          <w:lang w:val="en-GB"/>
-        </w:rPr>
-        <w:t>e and REST API</w:t>
-      </w:r>
-      <w:r>
-        <w:rPr>
-          <w:rFonts w:ascii="Segoe UI" w:hAnsi="Segoe UI" w:cs="Segoe UI"/>
-          <w:color w:val="212529"/>
-          <w:sz w:val="24"/>
-          <w:szCs w:val="24"/>
-          <w:shd w:val="clear" w:color="auto" w:fill="FFFFFF"/>
-          <w:lang w:val="en-GB"/>
-        </w:rPr>
-        <w:t xml:space="preserve"> testing</w:t>
-      </w:r>
-      <w:r>
-        <w:rPr>
-          <w:rFonts w:ascii="Segoe UI" w:hAnsi="Segoe UI" w:cs="Segoe UI"/>
-          <w:color w:val="212529"/>
-          <w:sz w:val="24"/>
-          <w:szCs w:val="24"/>
-          <w:shd w:val="clear" w:color="auto" w:fill="FFFFFF"/>
-          <w:lang w:val="en-GB"/>
-        </w:rPr>
-        <w:t>;</w:t>
+        <w:t xml:space="preserve">Participated in defining business requirements for </w:t>
+      </w:r>
+      <w:r>
+        <w:rPr>
+          <w:rFonts w:hint="default" w:ascii="Segoe UI" w:hAnsi="Segoe UI" w:cs="Segoe UI"/>
+          <w:color w:val="212529"/>
+          <w:sz w:val="24"/>
+          <w:szCs w:val="24"/>
+          <w:shd w:val="clear" w:color="auto" w:fill="FFFFFF"/>
+          <w:lang w:val="en-US"/>
+        </w:rPr>
+        <w:t xml:space="preserve">UnitedHelp </w:t>
+      </w:r>
+      <w:r>
+        <w:rPr>
+          <w:rFonts w:ascii="Segoe UI" w:hAnsi="Segoe UI" w:cs="Segoe UI"/>
+          <w:color w:val="212529"/>
+          <w:sz w:val="24"/>
+          <w:szCs w:val="24"/>
+          <w:shd w:val="clear" w:color="auto" w:fill="FFFFFF"/>
+          <w:lang w:val="en-GB"/>
+        </w:rPr>
+        <w:t>project</w:t>
+      </w:r>
+    </w:p>
+    <w:p/>
+    <w:p>
+      <w:pPr>
+        <w:shd w:val="clear" w:color="auto" w:fill="FFFFFF"/>
+        <w:rPr>
+          <w:rFonts w:ascii="Segoe UI" w:hAnsi="Segoe UI" w:cs="Segoe UI"/>
+          <w:b/>
+          <w:color w:val="212529"/>
+          <w:sz w:val="24"/>
+          <w:szCs w:val="24"/>
+          <w:lang w:val="en-GB"/>
+        </w:rPr>
+      </w:pPr>
+      <w:r>
+        <w:rPr>
+          <w:rFonts w:hint="default" w:ascii="Segoe UI" w:hAnsi="Segoe UI" w:cs="Segoe UI"/>
+          <w:b/>
+          <w:color w:val="212529"/>
+          <w:sz w:val="24"/>
+          <w:szCs w:val="24"/>
+          <w:shd w:val="clear" w:color="auto" w:fill="FFFFFF"/>
+          <w:lang w:val="en-US"/>
+        </w:rPr>
+        <w:t xml:space="preserve">Software </w:t>
+      </w:r>
+      <w:r>
+        <w:rPr>
+          <w:rFonts w:ascii="Segoe UI" w:hAnsi="Segoe UI" w:cs="Segoe UI"/>
+          <w:b/>
+          <w:color w:val="212529"/>
+          <w:sz w:val="24"/>
+          <w:szCs w:val="24"/>
+          <w:shd w:val="clear" w:color="auto" w:fill="FFFFFF"/>
+        </w:rPr>
+        <w:t>Developer, Zeus Electronics</w:t>
+      </w:r>
+    </w:p>
+    <w:p>
+      <w:pPr>
+        <w:shd w:val="clear" w:color="auto" w:fill="FFFFFF"/>
+        <w:rPr>
+          <w:rFonts w:hint="default" w:ascii="Segoe UI" w:hAnsi="Segoe UI" w:cs="Segoe UI"/>
+          <w:color w:val="6C757D"/>
+          <w:sz w:val="19"/>
+          <w:szCs w:val="19"/>
+          <w:lang w:val="en-US"/>
+        </w:rPr>
+      </w:pPr>
+      <w:r>
+        <w:rPr>
+          <w:rFonts w:ascii="Segoe UI" w:hAnsi="Segoe UI" w:cs="Segoe UI"/>
+          <w:color w:val="6C757D"/>
+          <w:sz w:val="19"/>
+          <w:szCs w:val="19"/>
+          <w:shd w:val="clear" w:color="auto" w:fill="FFFFFF"/>
+          <w:lang w:val="en-GB"/>
+        </w:rPr>
+        <w:t>Oct 20</w:t>
+      </w:r>
+      <w:r>
+        <w:rPr>
+          <w:rFonts w:ascii="Segoe UI" w:hAnsi="Segoe UI" w:cs="Segoe UI"/>
+          <w:color w:val="6C757D"/>
+          <w:sz w:val="19"/>
+          <w:szCs w:val="19"/>
+          <w:shd w:val="clear" w:color="auto" w:fill="FFFFFF"/>
+        </w:rPr>
+        <w:t>21</w:t>
+      </w:r>
+      <w:r>
+        <w:rPr>
+          <w:rFonts w:ascii="Segoe UI" w:hAnsi="Segoe UI" w:cs="Segoe UI"/>
+          <w:color w:val="6C757D"/>
+          <w:sz w:val="19"/>
+          <w:szCs w:val="19"/>
+          <w:shd w:val="clear" w:color="auto" w:fill="FFFFFF"/>
+          <w:lang w:val="en-GB"/>
+        </w:rPr>
+        <w:t xml:space="preserve"> - </w:t>
+      </w:r>
+      <w:r>
+        <w:rPr>
+          <w:rFonts w:hint="default" w:ascii="Segoe UI" w:hAnsi="Segoe UI" w:cs="Segoe UI"/>
+          <w:color w:val="6C757D"/>
+          <w:sz w:val="19"/>
+          <w:szCs w:val="19"/>
+          <w:shd w:val="clear" w:color="auto" w:fill="FFFFFF"/>
+          <w:lang w:val="en-US"/>
+        </w:rPr>
+        <w:t>nowadays</w:t>
       </w:r>
     </w:p>
     <w:p>
@@ -1000,68 +1272,29 @@
           <w:sz w:val="24"/>
           <w:szCs w:val="24"/>
           <w:shd w:val="clear" w:color="auto" w:fill="FFFFFF"/>
-          <w:lang w:val="en-GB"/>
-        </w:rPr>
-        <w:t>Participated in defining business requirements for many projects</w:t>
-      </w:r>
-    </w:p>
-    <w:p/>
-    <w:p>
-      <w:pPr>
-        <w:shd w:val="clear" w:color="auto" w:fill="FFFFFF"/>
-        <w:rPr>
-          <w:rFonts w:ascii="Segoe UI" w:hAnsi="Segoe UI" w:cs="Segoe UI"/>
-          <w:color w:val="212529"/>
-          <w:sz w:val="24"/>
-          <w:szCs w:val="24"/>
-          <w:lang w:val="en-GB"/>
-        </w:rPr>
-      </w:pPr>
-      <w:r>
-        <w:rPr>
-          <w:rFonts w:ascii="Segoe UI" w:hAnsi="Segoe UI" w:cs="Segoe UI"/>
-          <w:b/>
-          <w:bCs/>
-          <w:color w:val="212529"/>
-          <w:sz w:val="24"/>
-          <w:szCs w:val="24"/>
-          <w:shd w:val="clear" w:color="auto" w:fill="FFFFFF"/>
-          <w:lang w:val="en-GB"/>
-        </w:rPr>
-        <w:t>Cybersecurity Specialist</w:t>
-      </w:r>
-      <w:r>
-        <w:rPr>
-          <w:rFonts w:ascii="Segoe UI" w:hAnsi="Segoe UI" w:cs="Segoe UI"/>
-          <w:color w:val="212529"/>
-          <w:sz w:val="24"/>
-          <w:szCs w:val="24"/>
-          <w:shd w:val="clear" w:color="auto" w:fill="FFFFFF"/>
-        </w:rPr>
-        <w:t>, VF Ukraine</w:t>
-      </w:r>
-    </w:p>
-    <w:p>
-      <w:pPr>
-        <w:shd w:val="clear" w:color="auto" w:fill="FFFFFF"/>
-        <w:rPr>
-          <w:rFonts w:ascii="Segoe UI" w:hAnsi="Segoe UI" w:cs="Segoe UI"/>
-          <w:color w:val="6C757D"/>
-          <w:sz w:val="19"/>
-          <w:szCs w:val="19"/>
-          <w:lang w:val="en-GB"/>
-        </w:rPr>
-      </w:pPr>
-      <w:r>
-        <w:rPr>
-          <w:rFonts w:ascii="Segoe UI" w:hAnsi="Segoe UI" w:cs="Segoe UI"/>
-          <w:color w:val="6C757D"/>
-          <w:sz w:val="19"/>
-          <w:szCs w:val="19"/>
-          <w:shd w:val="clear" w:color="auto" w:fill="FFFFFF"/>
-          <w:lang w:val="en-GB"/>
-        </w:rPr>
-        <w:t>Oct 2018 - March 2021</w:t>
+        </w:rPr>
+        <w:t>Support</w:t>
+      </w:r>
+      <w:r>
+        <w:rPr>
+          <w:rFonts w:ascii="Segoe UI" w:hAnsi="Segoe UI" w:cs="Segoe UI"/>
+          <w:color w:val="212529"/>
+          <w:sz w:val="24"/>
+          <w:szCs w:val="24"/>
+          <w:shd w:val="clear" w:color="auto" w:fill="FFFFFF"/>
+          <w:lang w:val="uk-UA"/>
+        </w:rPr>
+        <w:t xml:space="preserve"> and development</w:t>
+      </w:r>
+      <w:r>
+        <w:rPr>
+          <w:rFonts w:ascii="Segoe UI" w:hAnsi="Segoe UI" w:cs="Segoe UI"/>
+          <w:color w:val="212529"/>
+          <w:sz w:val="24"/>
+          <w:szCs w:val="24"/>
+          <w:shd w:val="clear" w:color="auto" w:fill="FFFFFF"/>
+        </w:rPr>
+        <w:t xml:space="preserve"> of Fyuzd application – audio streaming service with full audio stream synchronization;</w:t>
       </w:r>
     </w:p>
     <w:p>
@@ -1071,23 +1304,48 @@
           <w:numId w:val="2"/>
         </w:numPr>
         <w:spacing w:beforeAutospacing="1" w:afterAutospacing="1"/>
-        <w:rPr>
-          <w:rFonts w:ascii="Segoe UI" w:hAnsi="Segoe UI" w:cs="Segoe UI"/>
-          <w:color w:val="212529"/>
-          <w:sz w:val="24"/>
-          <w:szCs w:val="24"/>
-          <w:shd w:val="clear" w:color="auto" w:fill="FFFFFF"/>
-        </w:rPr>
-      </w:pPr>
-      <w:r>
-        <w:rPr>
-          <w:rFonts w:ascii="Segoe UI" w:hAnsi="Segoe UI" w:cs="Segoe UI"/>
-          <w:color w:val="212529"/>
-          <w:sz w:val="24"/>
-          <w:szCs w:val="24"/>
-          <w:shd w:val="clear" w:color="auto" w:fill="FFFFFF"/>
-        </w:rPr>
-        <w:t>Development of REST application services for security testing multiple APIs;</w:t>
+      </w:pPr>
+      <w:r>
+        <w:rPr>
+          <w:rFonts w:ascii="Segoe UI" w:hAnsi="Segoe UI" w:cs="Segoe UI"/>
+          <w:color w:val="212529"/>
+          <w:sz w:val="24"/>
+          <w:szCs w:val="24"/>
+          <w:shd w:val="clear" w:color="auto" w:fill="FFFFFF"/>
+        </w:rPr>
+        <w:t xml:space="preserve">Support </w:t>
+      </w:r>
+      <w:r>
+        <w:rPr>
+          <w:rFonts w:ascii="Segoe UI" w:hAnsi="Segoe UI" w:cs="Segoe UI"/>
+          <w:color w:val="212529"/>
+          <w:sz w:val="24"/>
+          <w:szCs w:val="24"/>
+          <w:shd w:val="clear" w:color="auto" w:fill="FFFFFF"/>
+          <w:lang w:val="uk-UA"/>
+        </w:rPr>
+        <w:t>and development</w:t>
+      </w:r>
+      <w:r>
+        <w:rPr>
+          <w:rFonts w:ascii="Segoe UI" w:hAnsi="Segoe UI" w:cs="Segoe UI"/>
+          <w:color w:val="212529"/>
+          <w:sz w:val="24"/>
+          <w:szCs w:val="24"/>
+          <w:shd w:val="clear" w:color="auto" w:fill="FFFFFF"/>
+        </w:rPr>
+        <w:t xml:space="preserve"> of Allgram application – secure chat</w:t>
+      </w:r>
+      <w:r>
+        <w:rPr>
+          <w:rFonts w:ascii="Segoe UI" w:hAnsi="Segoe UI" w:cs="Segoe UI"/>
+          <w:color w:val="212529"/>
+          <w:sz w:val="24"/>
+          <w:szCs w:val="24"/>
+          <w:shd w:val="clear" w:color="auto" w:fill="FFFFFF"/>
+          <w:lang w:val="en-GB"/>
+        </w:rPr>
+        <w:t>;</w:t>
       </w:r>
     </w:p>
     <w:p>
@@ -1097,33 +1355,17 @@
           <w:numId w:val="2"/>
         </w:numPr>
         <w:spacing w:beforeAutospacing="1" w:afterAutospacing="1"/>
-        <w:rPr>
-          <w:rFonts w:ascii="Segoe UI" w:hAnsi="Segoe UI" w:cs="Segoe UI"/>
-          <w:color w:val="212529"/>
-          <w:sz w:val="24"/>
-          <w:szCs w:val="24"/>
-          <w:shd w:val="clear" w:color="auto" w:fill="FFFFFF"/>
-        </w:rPr>
-      </w:pPr>
-      <w:r>
-        <w:rPr>
-          <w:rFonts w:ascii="Segoe UI" w:hAnsi="Segoe UI" w:cs="Segoe UI"/>
-          <w:color w:val="212529"/>
-          <w:sz w:val="24"/>
-          <w:szCs w:val="24"/>
-          <w:shd w:val="clear" w:color="auto" w:fill="FFFFFF"/>
-        </w:rPr>
-        <w:t>P</w:t>
-      </w:r>
-      <w:r>
-        <w:rPr>
-          <w:rFonts w:ascii="Segoe UI" w:hAnsi="Segoe UI" w:cs="Segoe UI"/>
-          <w:color w:val="212529"/>
-          <w:sz w:val="24"/>
-          <w:szCs w:val="24"/>
-          <w:shd w:val="clear" w:color="auto" w:fill="FFFFFF"/>
-        </w:rPr>
-        <w:t>articipated in the development of Vodafone's internal security standards based on international security standards ISO 27001 and OWASP Application Security Verification Standard</w:t>
+      </w:pPr>
+      <w:r>
+        <w:rPr>
+          <w:rFonts w:ascii="Segoe UI" w:hAnsi="Segoe UI" w:cs="Segoe UI"/>
+          <w:color w:val="212529"/>
+          <w:sz w:val="24"/>
+          <w:szCs w:val="24"/>
+          <w:shd w:val="clear" w:color="auto" w:fill="FFFFFF"/>
+          <w:lang w:val="en-GB"/>
+        </w:rPr>
+        <w:t>Website and REST API testing;</w:t>
       </w:r>
     </w:p>
     <w:p>
@@ -1133,72 +1375,17 @@
           <w:numId w:val="2"/>
         </w:numPr>
         <w:spacing w:beforeAutospacing="1" w:afterAutospacing="1"/>
-        <w:rPr>
-          <w:rFonts w:ascii="Segoe UI" w:hAnsi="Segoe UI" w:cs="Segoe UI"/>
-          <w:color w:val="212529"/>
-          <w:sz w:val="24"/>
-          <w:szCs w:val="24"/>
-          <w:shd w:val="clear" w:color="auto" w:fill="FFFFFF"/>
-        </w:rPr>
-      </w:pPr>
-      <w:r>
-        <w:rPr>
-          <w:rFonts w:ascii="Segoe UI" w:hAnsi="Segoe UI" w:cs="Segoe UI"/>
-          <w:color w:val="212529"/>
-          <w:sz w:val="24"/>
-          <w:szCs w:val="24"/>
-          <w:shd w:val="clear" w:color="auto" w:fill="FFFFFF"/>
-        </w:rPr>
-        <w:t xml:space="preserve">Maintained and improved IT infrastructure security with McAfee Endpoint Security and </w:t>
-      </w:r>
-      <w:r>
-        <w:rPr>
-          <w:rFonts w:ascii="Segoe UI" w:hAnsi="Segoe UI" w:cs="Segoe UI"/>
-          <w:color w:val="212529"/>
-          <w:sz w:val="24"/>
-          <w:szCs w:val="24"/>
-          <w:shd w:val="clear" w:color="auto" w:fill="FFFFFF"/>
-        </w:rPr>
-        <w:fldChar w:fldCharType="begin"/>
-      </w:r>
-      <w:r>
-        <w:rPr>
-          <w:rFonts w:ascii="Segoe UI" w:hAnsi="Segoe UI" w:cs="Segoe UI"/>
-          <w:color w:val="212529"/>
-          <w:sz w:val="24"/>
-          <w:szCs w:val="24"/>
-          <w:shd w:val="clear" w:color="auto" w:fill="FFFFFF"/>
-        </w:rPr>
-        <w:instrText xml:space="preserve"> HYPERLINK "https://docs.vmware.com/ru/VMware-Workspace-ONE-UEM/index.html" </w:instrText>
-      </w:r>
-      <w:r>
-        <w:rPr>
-          <w:rFonts w:ascii="Segoe UI" w:hAnsi="Segoe UI" w:cs="Segoe UI"/>
-          <w:color w:val="212529"/>
-          <w:sz w:val="24"/>
-          <w:szCs w:val="24"/>
-          <w:shd w:val="clear" w:color="auto" w:fill="FFFFFF"/>
-        </w:rPr>
-      </w:r>
-      <w:r>
-        <w:rPr>
-          <w:rFonts w:ascii="Segoe UI" w:hAnsi="Segoe UI" w:cs="Segoe UI"/>
-          <w:color w:val="212529"/>
-          <w:sz w:val="24"/>
-          <w:szCs w:val="24"/>
-          <w:shd w:val="clear" w:color="auto" w:fill="FFFFFF"/>
-        </w:rPr>
-        <w:fldChar w:fldCharType="separate"/>
-      </w:r>
-      <w:r>
-        <w:rPr>
-          <w:rFonts w:ascii="Segoe UI" w:hAnsi="Segoe UI" w:cs="Segoe UI"/>
-          <w:color w:val="212529"/>
-          <w:sz w:val="24"/>
-          <w:szCs w:val="24"/>
-          <w:shd w:val="clear" w:color="auto" w:fill="FFFFFF"/>
-        </w:rPr>
-        <w:t>VMware ONE UEM</w:t>
+      </w:pPr>
+      <w:r>
+        <w:rPr>
+          <w:rFonts w:ascii="Segoe UI" w:hAnsi="Segoe UI" w:cs="Segoe UI"/>
+          <w:color w:val="212529"/>
+          <w:sz w:val="24"/>
+          <w:szCs w:val="24"/>
+          <w:shd w:val="clear" w:color="auto" w:fill="FFFFFF"/>
+          <w:lang w:val="en-GB"/>
+        </w:rPr>
+        <w:t>Participated in defining business requirements for many projects</w:t>
       </w:r>
     </w:p>
     <w:p>
@@ -1211,35 +1398,14 @@
       </w:pPr>
       <w:r>
         <w:rPr>
-          <w:rFonts w:ascii="Segoe UI" w:hAnsi="Segoe UI" w:cs="Segoe UI"/>
-          <w:color w:val="212529"/>
-          <w:sz w:val="24"/>
-          <w:szCs w:val="24"/>
-          <w:shd w:val="clear" w:color="auto" w:fill="FFFFFF"/>
-        </w:rPr>
-        <w:fldChar w:fldCharType="end"/>
-      </w:r>
-      <w:r>
-        <w:rPr>
-          <w:rFonts w:ascii="Segoe UI" w:hAnsi="Segoe UI" w:cs="Segoe UI"/>
-          <w:color w:val="212529"/>
-          <w:sz w:val="24"/>
-          <w:szCs w:val="24"/>
-          <w:shd w:val="clear" w:color="auto" w:fill="FFFFFF"/>
-          <w:lang w:val="en-GB"/>
-        </w:rPr>
-        <w:t>Website and mobile application security testing</w:t>
-      </w:r>
-      <w:r>
-        <w:rPr>
-          <w:rFonts w:ascii="Segoe UI" w:hAnsi="Segoe UI" w:cs="Segoe UI"/>
-          <w:color w:val="212529"/>
-          <w:sz w:val="24"/>
-          <w:szCs w:val="24"/>
-          <w:shd w:val="clear" w:color="auto" w:fill="FFFFFF"/>
-          <w:lang w:val="en-GB"/>
-        </w:rPr>
-        <w:t>, first of all – My Vodafone</w:t>
+          <w:rFonts w:hint="default" w:ascii="Segoe UI" w:hAnsi="Segoe UI" w:cs="Segoe UI"/>
+          <w:color w:val="212529"/>
+          <w:sz w:val="24"/>
+          <w:szCs w:val="24"/>
+          <w:shd w:val="clear" w:color="auto" w:fill="FFFFFF"/>
+          <w:lang w:val="en-US"/>
+        </w:rPr>
+        <w:t>Created Gitlab CI/CD pipelines to autotests and deploy code;</w:t>
       </w:r>
     </w:p>
     <w:p>
@@ -1252,14 +1418,87 @@
       </w:pPr>
       <w:r>
         <w:rPr>
-          <w:rFonts w:ascii="Segoe UI" w:hAnsi="Segoe UI" w:cs="Segoe UI"/>
-          <w:color w:val="212529"/>
-          <w:sz w:val="24"/>
-          <w:szCs w:val="24"/>
-          <w:shd w:val="clear" w:color="auto" w:fill="FFFFFF"/>
-          <w:lang w:val="en-GB"/>
-        </w:rPr>
-        <w:t>Scripting in VBA and bash to automate the routine</w:t>
+          <w:rFonts w:hint="default" w:ascii="Segoe UI" w:hAnsi="Segoe UI" w:cs="Segoe UI"/>
+          <w:color w:val="212529"/>
+          <w:sz w:val="24"/>
+          <w:szCs w:val="24"/>
+          <w:shd w:val="clear" w:color="auto" w:fill="FFFFFF"/>
+          <w:lang w:val="en-US"/>
+        </w:rPr>
+        <w:t>Create and configure Kubernetes to Allgram application;</w:t>
+      </w:r>
+    </w:p>
+    <w:p>
+      <w:pPr>
+        <w:rPr>
+          <w:rFonts w:hint="default"/>
+          <w:lang w:val="en-US"/>
+        </w:rPr>
+      </w:pPr>
+      <w:r>
+        <w:rPr>
+          <w:rFonts w:hint="default"/>
+          <w:lang w:val="en-US"/>
+        </w:rPr>
+        <w:tab/>
+      </w:r>
+    </w:p>
+    <w:p>
+      <w:pPr>
+        <w:shd w:val="clear" w:color="auto" w:fill="FFFFFF"/>
+        <w:rPr>
+          <w:rFonts w:ascii="Segoe UI" w:hAnsi="Segoe UI" w:cs="Segoe UI"/>
+          <w:color w:val="212529"/>
+          <w:sz w:val="24"/>
+          <w:szCs w:val="24"/>
+          <w:lang w:val="en-GB"/>
+        </w:rPr>
+      </w:pPr>
+      <w:r>
+        <w:rPr>
+          <w:rFonts w:ascii="Segoe UI" w:hAnsi="Segoe UI" w:cs="Segoe UI"/>
+          <w:b/>
+          <w:bCs/>
+          <w:color w:val="212529"/>
+          <w:sz w:val="24"/>
+          <w:szCs w:val="24"/>
+          <w:shd w:val="clear" w:color="auto" w:fill="FFFFFF"/>
+          <w:lang w:val="en-GB"/>
+        </w:rPr>
+        <w:t>Cybersecurity Specialist</w:t>
+      </w:r>
+      <w:r>
+        <w:rPr>
+          <w:rFonts w:ascii="Segoe UI" w:hAnsi="Segoe UI" w:cs="Segoe UI"/>
+          <w:color w:val="212529"/>
+          <w:sz w:val="24"/>
+          <w:szCs w:val="24"/>
+          <w:shd w:val="clear" w:color="auto" w:fill="FFFFFF"/>
+        </w:rPr>
+        <w:t>, VF Ukraine</w:t>
+      </w:r>
+    </w:p>
+    <w:p>
+      <w:pPr>
+        <w:shd w:val="clear" w:color="auto" w:fill="FFFFFF"/>
+        <w:rPr>
+          <w:rFonts w:ascii="Segoe UI" w:hAnsi="Segoe UI" w:cs="Segoe UI"/>
+          <w:color w:val="6C757D"/>
+          <w:sz w:val="19"/>
+          <w:szCs w:val="19"/>
+          <w:lang w:val="en-GB"/>
+        </w:rPr>
+      </w:pPr>
+      <w:r>
+        <w:rPr>
+          <w:rFonts w:ascii="Segoe UI" w:hAnsi="Segoe UI" w:cs="Segoe UI"/>
+          <w:color w:val="6C757D"/>
+          <w:sz w:val="19"/>
+          <w:szCs w:val="19"/>
+          <w:shd w:val="clear" w:color="auto" w:fill="FFFFFF"/>
+          <w:lang w:val="en-GB"/>
+        </w:rPr>
+        <w:t>Oct 2018 - March 2021</w:t>
       </w:r>
     </w:p>
     <w:p>
@@ -1269,6 +1508,174 @@
           <w:numId w:val="2"/>
         </w:numPr>
         <w:spacing w:beforeAutospacing="1" w:afterAutospacing="1"/>
+        <w:rPr>
+          <w:rFonts w:ascii="Segoe UI" w:hAnsi="Segoe UI" w:cs="Segoe UI"/>
+          <w:color w:val="212529"/>
+          <w:sz w:val="24"/>
+          <w:szCs w:val="24"/>
+          <w:shd w:val="clear" w:color="auto" w:fill="FFFFFF"/>
+        </w:rPr>
+      </w:pPr>
+      <w:r>
+        <w:rPr>
+          <w:rFonts w:ascii="Segoe UI" w:hAnsi="Segoe UI" w:cs="Segoe UI"/>
+          <w:color w:val="212529"/>
+          <w:sz w:val="24"/>
+          <w:szCs w:val="24"/>
+          <w:shd w:val="clear" w:color="auto" w:fill="FFFFFF"/>
+        </w:rPr>
+        <w:t>Development of REST application services for security testing multiple APIs;</w:t>
+      </w:r>
+    </w:p>
+    <w:p>
+      <w:pPr>
+        <w:numPr>
+          <w:ilvl w:val="0"/>
+          <w:numId w:val="2"/>
+        </w:numPr>
+        <w:spacing w:beforeAutospacing="1" w:afterAutospacing="1"/>
+        <w:rPr>
+          <w:rFonts w:ascii="Segoe UI" w:hAnsi="Segoe UI" w:cs="Segoe UI"/>
+          <w:color w:val="212529"/>
+          <w:sz w:val="24"/>
+          <w:szCs w:val="24"/>
+          <w:shd w:val="clear" w:color="auto" w:fill="FFFFFF"/>
+        </w:rPr>
+      </w:pPr>
+      <w:r>
+        <w:rPr>
+          <w:rFonts w:ascii="Segoe UI" w:hAnsi="Segoe UI" w:cs="Segoe UI"/>
+          <w:color w:val="212529"/>
+          <w:sz w:val="24"/>
+          <w:szCs w:val="24"/>
+          <w:shd w:val="clear" w:color="auto" w:fill="FFFFFF"/>
+        </w:rPr>
+        <w:t>Participated in the development of Vodafone's internal security standards based on international security standards ISO 27001 and OWASP Application Security Verification Standard</w:t>
+      </w:r>
+    </w:p>
+    <w:p>
+      <w:pPr>
+        <w:numPr>
+          <w:ilvl w:val="0"/>
+          <w:numId w:val="2"/>
+        </w:numPr>
+        <w:spacing w:beforeAutospacing="1" w:afterAutospacing="1"/>
+        <w:rPr>
+          <w:rFonts w:ascii="Segoe UI" w:hAnsi="Segoe UI" w:cs="Segoe UI"/>
+          <w:color w:val="212529"/>
+          <w:sz w:val="24"/>
+          <w:szCs w:val="24"/>
+          <w:shd w:val="clear" w:color="auto" w:fill="FFFFFF"/>
+        </w:rPr>
+      </w:pPr>
+      <w:r>
+        <w:rPr>
+          <w:rFonts w:ascii="Segoe UI" w:hAnsi="Segoe UI" w:cs="Segoe UI"/>
+          <w:color w:val="212529"/>
+          <w:sz w:val="24"/>
+          <w:szCs w:val="24"/>
+          <w:shd w:val="clear" w:color="auto" w:fill="FFFFFF"/>
+        </w:rPr>
+        <w:t xml:space="preserve">Maintained and improved IT infrastructure security with McAfee Endpoint Security and </w:t>
+      </w:r>
+      <w:r>
+        <w:rPr>
+          <w:rFonts w:ascii="Segoe UI" w:hAnsi="Segoe UI" w:cs="Segoe UI"/>
+          <w:color w:val="212529"/>
+          <w:sz w:val="24"/>
+          <w:szCs w:val="24"/>
+          <w:shd w:val="clear" w:color="auto" w:fill="FFFFFF"/>
+        </w:rPr>
+        <w:fldChar w:fldCharType="begin"/>
+      </w:r>
+      <w:r>
+        <w:rPr>
+          <w:rFonts w:ascii="Segoe UI" w:hAnsi="Segoe UI" w:cs="Segoe UI"/>
+          <w:color w:val="212529"/>
+          <w:sz w:val="24"/>
+          <w:szCs w:val="24"/>
+          <w:shd w:val="clear" w:color="auto" w:fill="FFFFFF"/>
+        </w:rPr>
+        <w:instrText xml:space="preserve"> HYPERLINK "https://docs.vmware.com/ru/VMware-Workspace-ONE-UEM/index.html" </w:instrText>
+      </w:r>
+      <w:r>
+        <w:rPr>
+          <w:rFonts w:ascii="Segoe UI" w:hAnsi="Segoe UI" w:cs="Segoe UI"/>
+          <w:color w:val="212529"/>
+          <w:sz w:val="24"/>
+          <w:szCs w:val="24"/>
+          <w:shd w:val="clear" w:color="auto" w:fill="FFFFFF"/>
+        </w:rPr>
+        <w:fldChar w:fldCharType="separate"/>
+      </w:r>
+      <w:r>
+        <w:rPr>
+          <w:rFonts w:ascii="Segoe UI" w:hAnsi="Segoe UI" w:cs="Segoe UI"/>
+          <w:color w:val="212529"/>
+          <w:sz w:val="24"/>
+          <w:szCs w:val="24"/>
+          <w:shd w:val="clear" w:color="auto" w:fill="FFFFFF"/>
+        </w:rPr>
+        <w:t>VMware ONE UEM</w:t>
+      </w:r>
+    </w:p>
+    <w:p>
+      <w:pPr>
+        <w:numPr>
+          <w:ilvl w:val="0"/>
+          <w:numId w:val="2"/>
+        </w:numPr>
+        <w:spacing w:beforeAutospacing="1" w:afterAutospacing="1"/>
+      </w:pPr>
+      <w:r>
+        <w:rPr>
+          <w:rFonts w:ascii="Segoe UI" w:hAnsi="Segoe UI" w:cs="Segoe UI"/>
+          <w:color w:val="212529"/>
+          <w:sz w:val="24"/>
+          <w:szCs w:val="24"/>
+          <w:shd w:val="clear" w:color="auto" w:fill="FFFFFF"/>
+        </w:rPr>
+        <w:fldChar w:fldCharType="end"/>
+      </w:r>
+      <w:r>
+        <w:rPr>
+          <w:rFonts w:ascii="Segoe UI" w:hAnsi="Segoe UI" w:cs="Segoe UI"/>
+          <w:color w:val="212529"/>
+          <w:sz w:val="24"/>
+          <w:szCs w:val="24"/>
+          <w:shd w:val="clear" w:color="auto" w:fill="FFFFFF"/>
+          <w:lang w:val="en-GB"/>
+        </w:rPr>
+        <w:t>Website and mobile application security testing, first of all – My Vodafone</w:t>
+      </w:r>
+    </w:p>
+    <w:p>
+      <w:pPr>
+        <w:numPr>
+          <w:ilvl w:val="0"/>
+          <w:numId w:val="2"/>
+        </w:numPr>
+        <w:spacing w:beforeAutospacing="1" w:afterAutospacing="1"/>
+      </w:pPr>
+      <w:r>
+        <w:rPr>
+          <w:rFonts w:ascii="Segoe UI" w:hAnsi="Segoe UI" w:cs="Segoe UI"/>
+          <w:color w:val="212529"/>
+          <w:sz w:val="24"/>
+          <w:szCs w:val="24"/>
+          <w:shd w:val="clear" w:color="auto" w:fill="FFFFFF"/>
+          <w:lang w:val="en-GB"/>
+        </w:rPr>
+        <w:t>Scripting in VBA and bash to automate the routine</w:t>
+      </w:r>
+    </w:p>
+    <w:p>
+      <w:pPr>
+        <w:numPr>
+          <w:ilvl w:val="0"/>
+          <w:numId w:val="2"/>
+        </w:numPr>
+        <w:spacing w:beforeAutospacing="1" w:afterAutospacing="1"/>
       </w:pPr>
       <w:r>
         <w:rPr>
@@ -1284,7 +1691,7 @@
     </w:p>
     <w:p>
       <w:pPr>
-        <w:pStyle w:val="Heading4"/>
+        <w:pStyle w:val="5"/>
         <w:spacing w:line="12" w:lineRule="atLeast"/>
         <w:rPr>
           <w:rFonts w:ascii="Calibri Light" w:hAnsi="Calibri Light" w:cs="SimSun"/>
@@ -1296,7 +1703,7 @@
     </w:p>
     <w:p>
       <w:pPr>
-        <w:pStyle w:val="Heading4"/>
+        <w:pStyle w:val="5"/>
         <w:spacing w:line="12" w:lineRule="atLeast"/>
         <w:rPr>
           <w:rFonts w:ascii="Calibri Light" w:hAnsi="Calibri Light" w:cs="SimSun"/>
@@ -1364,20 +1771,20 @@
     <w:sectPr>
       <w:pgSz w:w="11906" w:h="16838"/>
       <w:pgMar w:top="1440" w:right="1800" w:bottom="1440" w:left="1800" w:header="708" w:footer="708" w:gutter="0"/>
-      <w:cols w:space="720"/>
-      <w:docGrid w:linePitch="360"/>
+      <w:cols w:space="720" w:num="1"/>
+      <w:docGrid w:linePitch="360" w:charSpace="0"/>
     </w:sectPr>
   </w:body>
 </w:document>
 </file>
 
 <file path=word/numbering.xml><?xml version="1.0" encoding="utf-8"?>
-<w:numbering xmlns:ve="http://schemas.openxmlformats.org/markup-compatibility/2006" xmlns:o="urn:schemas-microsoft-com:office:office" xmlns:r="http://schemas.openxmlformats.org/officeDocument/2006/relationships" xmlns:m="http://schemas.openxmlformats.org/officeDocument/2006/math" xmlns:v="urn:schemas-microsoft-com:vml" xmlns:wp="http://schemas.openxmlformats.org/drawingml/2006/wordprocessingDrawing" xmlns:w10="urn:schemas-microsoft-com:office:word" xmlns:w="http://schemas.openxmlformats.org/wordprocessingml/2006/main" xmlns:wne="http://schemas.microsoft.com/office/word/2006/wordml">
+<w:numbering xmlns:wpc="http://schemas.microsoft.com/office/word/2010/wordprocessingCanvas" xmlns:mc="http://schemas.openxmlformats.org/markup-compatibility/2006" xmlns:o="urn:schemas-microsoft-com:office:office" xmlns:r="http://schemas.openxmlformats.org/officeDocument/2006/relationships" xmlns:m="http://schemas.openxmlformats.org/officeDocument/2006/math" xmlns:v="urn:schemas-microsoft-com:vml" xmlns:wp14="http://schemas.microsoft.com/office/word/2010/wordprocessingDrawing" xmlns:wp="http://schemas.openxmlformats.org/drawingml/2006/wordprocessingDrawing" xmlns:w10="urn:schemas-microsoft-com:office:word" xmlns:w="http://schemas.openxmlformats.org/wordprocessingml/2006/main" xmlns:w14="http://schemas.microsoft.com/office/word/2010/wordml" xmlns:wpg="http://schemas.microsoft.com/office/word/2010/wordprocessingGroup" xmlns:wpi="http://schemas.microsoft.com/office/word/2010/wordprocessingInk" xmlns:wne="http://schemas.microsoft.com/office/word/2006/wordml" xmlns:wps="http://schemas.microsoft.com/office/word/2010/wordprocessingShape" xmlns:wpsCustomData="http://www.wps.cn/officeDocument/2013/wpsCustomData" mc:Ignorable="w14 wp14">
   <w:abstractNum w:abstractNumId="0">
     <w:nsid w:val="AF7B09E8"/>
     <w:multiLevelType w:val="multilevel"/>
     <w:tmpl w:val="AF7B09E8"/>
-    <w:lvl w:ilvl="0">
+    <w:lvl w:ilvl="0" w:tentative="0">
       <w:start w:val="1"/>
       <w:numFmt w:val="bullet"/>
       <w:lvlText w:val=""/>
@@ -1389,11 +1796,11 @@
         <w:ind w:left="720" w:hanging="360"/>
       </w:pPr>
       <w:rPr>
-        <w:rFonts w:ascii="Symbol" w:hAnsi="Symbol" w:hint="default"/>
+        <w:rFonts w:hint="default" w:ascii="Symbol" w:hAnsi="Symbol"/>
         <w:sz w:val="20"/>
       </w:rPr>
     </w:lvl>
-    <w:lvl w:ilvl="1">
+    <w:lvl w:ilvl="1" w:tentative="0">
       <w:start w:val="1"/>
       <w:numFmt w:val="bullet"/>
       <w:lvlText w:val="o"/>
@@ -1405,11 +1812,11 @@
         <w:ind w:left="1440" w:hanging="360"/>
       </w:pPr>
       <w:rPr>
-        <w:rFonts w:ascii="Courier New" w:hAnsi="Courier New" w:hint="default"/>
+        <w:rFonts w:hint="default" w:ascii="Courier New" w:hAnsi="Courier New"/>
         <w:sz w:val="20"/>
       </w:rPr>
     </w:lvl>
-    <w:lvl w:ilvl="2">
+    <w:lvl w:ilvl="2" w:tentative="0">
       <w:start w:val="1"/>
       <w:numFmt w:val="bullet"/>
       <w:lvlText w:val=""/>
@@ -1421,11 +1828,11 @@
         <w:ind w:left="2160" w:hanging="360"/>
       </w:pPr>
       <w:rPr>
-        <w:rFonts w:ascii="Wingdings" w:hAnsi="Wingdings" w:hint="default"/>
+        <w:rFonts w:hint="default" w:ascii="Wingdings" w:hAnsi="Wingdings"/>
         <w:sz w:val="20"/>
       </w:rPr>
     </w:lvl>
-    <w:lvl w:ilvl="3">
+    <w:lvl w:ilvl="3" w:tentative="0">
       <w:start w:val="1"/>
       <w:numFmt w:val="bullet"/>
       <w:lvlText w:val=""/>
@@ -1437,11 +1844,11 @@
         <w:ind w:left="2880" w:hanging="360"/>
       </w:pPr>
       <w:rPr>
-        <w:rFonts w:ascii="Wingdings" w:hAnsi="Wingdings" w:hint="default"/>
+        <w:rFonts w:hint="default" w:ascii="Wingdings" w:hAnsi="Wingdings"/>
         <w:sz w:val="20"/>
       </w:rPr>
     </w:lvl>
-    <w:lvl w:ilvl="4">
+    <w:lvl w:ilvl="4" w:tentative="0">
       <w:start w:val="1"/>
       <w:numFmt w:val="bullet"/>
       <w:lvlText w:val=""/>
@@ -1453,11 +1860,11 @@
         <w:ind w:left="3600" w:hanging="360"/>
       </w:pPr>
       <w:rPr>
-        <w:rFonts w:ascii="Wingdings" w:hAnsi="Wingdings" w:hint="default"/>
+        <w:rFonts w:hint="default" w:ascii="Wingdings" w:hAnsi="Wingdings"/>
         <w:sz w:val="20"/>
       </w:rPr>
     </w:lvl>
-    <w:lvl w:ilvl="5">
+    <w:lvl w:ilvl="5" w:tentative="0">
       <w:start w:val="1"/>
       <w:numFmt w:val="bullet"/>
       <w:lvlText w:val=""/>
@@ -1469,11 +1876,11 @@
         <w:ind w:left="4320" w:hanging="360"/>
       </w:pPr>
       <w:rPr>
-        <w:rFonts w:ascii="Wingdings" w:hAnsi="Wingdings" w:hint="default"/>
+        <w:rFonts w:hint="default" w:ascii="Wingdings" w:hAnsi="Wingdings"/>
         <w:sz w:val="20"/>
       </w:rPr>
     </w:lvl>
-    <w:lvl w:ilvl="6">
+    <w:lvl w:ilvl="6" w:tentative="0">
       <w:start w:val="1"/>
       <w:numFmt w:val="bullet"/>
       <w:lvlText w:val=""/>
@@ -1485,11 +1892,11 @@
         <w:ind w:left="5040" w:hanging="360"/>
       </w:pPr>
       <w:rPr>
-        <w:rFonts w:ascii="Wingdings" w:hAnsi="Wingdings" w:hint="default"/>
+        <w:rFonts w:hint="default" w:ascii="Wingdings" w:hAnsi="Wingdings"/>
         <w:sz w:val="20"/>
       </w:rPr>
     </w:lvl>
-    <w:lvl w:ilvl="7">
+    <w:lvl w:ilvl="7" w:tentative="0">
       <w:start w:val="1"/>
       <w:numFmt w:val="bullet"/>
       <w:lvlText w:val=""/>
@@ -1501,11 +1908,11 @@
         <w:ind w:left="5760" w:hanging="360"/>
       </w:pPr>
       <w:rPr>
-        <w:rFonts w:ascii="Wingdings" w:hAnsi="Wingdings" w:hint="default"/>
+        <w:rFonts w:hint="default" w:ascii="Wingdings" w:hAnsi="Wingdings"/>
         <w:sz w:val="20"/>
       </w:rPr>
     </w:lvl>
-    <w:lvl w:ilvl="8">
+    <w:lvl w:ilvl="8" w:tentative="0">
       <w:start w:val="1"/>
       <w:numFmt w:val="bullet"/>
       <w:lvlText w:val=""/>
@@ -1517,7 +1924,7 @@
         <w:ind w:left="6480" w:hanging="360"/>
       </w:pPr>
       <w:rPr>
-        <w:rFonts w:ascii="Wingdings" w:hAnsi="Wingdings" w:hint="default"/>
+        <w:rFonts w:hint="default" w:ascii="Wingdings" w:hAnsi="Wingdings"/>
         <w:sz w:val="20"/>
       </w:rPr>
     </w:lvl>
@@ -1526,7 +1933,7 @@
     <w:nsid w:val="7F50043C"/>
     <w:multiLevelType w:val="multilevel"/>
     <w:tmpl w:val="7F50043C"/>
-    <w:lvl w:ilvl="0">
+    <w:lvl w:ilvl="0" w:tentative="0">
       <w:start w:val="1"/>
       <w:numFmt w:val="bullet"/>
       <w:lvlText w:val=""/>
@@ -1542,7 +1949,7 @@
         <w:sz w:val="20"/>
       </w:rPr>
     </w:lvl>
-    <w:lvl w:ilvl="1">
+    <w:lvl w:ilvl="1" w:tentative="0">
       <w:start w:val="1"/>
       <w:numFmt w:val="bullet"/>
       <w:lvlText w:val="o"/>
@@ -1558,7 +1965,7 @@
         <w:sz w:val="20"/>
       </w:rPr>
     </w:lvl>
-    <w:lvl w:ilvl="2">
+    <w:lvl w:ilvl="2" w:tentative="0">
       <w:start w:val="1"/>
       <w:numFmt w:val="bullet"/>
       <w:lvlText w:val=""/>
@@ -1574,7 +1981,7 @@
         <w:sz w:val="20"/>
       </w:rPr>
     </w:lvl>
-    <w:lvl w:ilvl="3">
+    <w:lvl w:ilvl="3" w:tentative="0">
       <w:start w:val="1"/>
       <w:numFmt w:val="bullet"/>
       <w:lvlText w:val=""/>
@@ -1586,11 +1993,11 @@
         <w:ind w:left="2880" w:hanging="360"/>
       </w:pPr>
       <w:rPr>
-        <w:rFonts w:ascii="Wingdings" w:hAnsi="Wingdings" w:hint="default"/>
+        <w:rFonts w:hint="default" w:ascii="Wingdings" w:hAnsi="Wingdings"/>
         <w:sz w:val="20"/>
       </w:rPr>
     </w:lvl>
-    <w:lvl w:ilvl="4">
+    <w:lvl w:ilvl="4" w:tentative="0">
       <w:start w:val="1"/>
       <w:numFmt w:val="bullet"/>
       <w:lvlText w:val=""/>
@@ -1602,11 +2009,11 @@
         <w:ind w:left="3600" w:hanging="360"/>
       </w:pPr>
       <w:rPr>
-        <w:rFonts w:ascii="Wingdings" w:hAnsi="Wingdings" w:hint="default"/>
+        <w:rFonts w:hint="default" w:ascii="Wingdings" w:hAnsi="Wingdings"/>
         <w:sz w:val="20"/>
       </w:rPr>
     </w:lvl>
-    <w:lvl w:ilvl="5">
+    <w:lvl w:ilvl="5" w:tentative="0">
       <w:start w:val="1"/>
       <w:numFmt w:val="bullet"/>
       <w:lvlText w:val=""/>
@@ -1618,11 +2025,11 @@
         <w:ind w:left="4320" w:hanging="360"/>
       </w:pPr>
       <w:rPr>
-        <w:rFonts w:ascii="Wingdings" w:hAnsi="Wingdings" w:hint="default"/>
+        <w:rFonts w:hint="default" w:ascii="Wingdings" w:hAnsi="Wingdings"/>
         <w:sz w:val="20"/>
       </w:rPr>
     </w:lvl>
-    <w:lvl w:ilvl="6">
+    <w:lvl w:ilvl="6" w:tentative="0">
       <w:start w:val="1"/>
       <w:numFmt w:val="bullet"/>
       <w:lvlText w:val=""/>
@@ -1634,11 +2041,11 @@
         <w:ind w:left="5040" w:hanging="360"/>
       </w:pPr>
       <w:rPr>
-        <w:rFonts w:ascii="Wingdings" w:hAnsi="Wingdings" w:hint="default"/>
+        <w:rFonts w:hint="default" w:ascii="Wingdings" w:hAnsi="Wingdings"/>
         <w:sz w:val="20"/>
       </w:rPr>
     </w:lvl>
-    <w:lvl w:ilvl="7">
+    <w:lvl w:ilvl="7" w:tentative="0">
       <w:start w:val="1"/>
       <w:numFmt w:val="bullet"/>
       <w:lvlText w:val=""/>
@@ -1650,11 +2057,11 @@
         <w:ind w:left="5760" w:hanging="360"/>
       </w:pPr>
       <w:rPr>
-        <w:rFonts w:ascii="Wingdings" w:hAnsi="Wingdings" w:hint="default"/>
+        <w:rFonts w:hint="default" w:ascii="Wingdings" w:hAnsi="Wingdings"/>
         <w:sz w:val="20"/>
       </w:rPr>
     </w:lvl>
-    <w:lvl w:ilvl="8">
+    <w:lvl w:ilvl="8" w:tentative="0">
       <w:start w:val="1"/>
       <w:numFmt w:val="bullet"/>
       <w:lvlText w:val=""/>
@@ -1666,7 +2073,7 @@
         <w:ind w:left="6480" w:hanging="360"/>
       </w:pPr>
       <w:rPr>
-        <w:rFonts w:ascii="Wingdings" w:hAnsi="Wingdings" w:hint="default"/>
+        <w:rFonts w:hint="default" w:ascii="Wingdings" w:hAnsi="Wingdings"/>
         <w:sz w:val="20"/>
       </w:rPr>
     </w:lvl>
@@ -1681,306 +2088,283 @@
 </file>
 
 <file path=word/styles.xml><?xml version="1.0" encoding="utf-8"?>
-<w:styles xmlns:r="http://schemas.openxmlformats.org/officeDocument/2006/relationships" xmlns:w="http://schemas.openxmlformats.org/wordprocessingml/2006/main">
+<w:styles xmlns:mc="http://schemas.openxmlformats.org/markup-compatibility/2006" xmlns:o="urn:schemas-microsoft-com:office:office" xmlns:r="http://schemas.openxmlformats.org/officeDocument/2006/relationships" xmlns:m="http://schemas.openxmlformats.org/officeDocument/2006/math" xmlns:v="urn:schemas-microsoft-com:vml" xmlns:w="http://schemas.openxmlformats.org/wordprocessingml/2006/main" xmlns:w14="http://schemas.microsoft.com/office/word/2010/wordml" xmlns:w10="urn:schemas-microsoft-com:office:word" xmlns:sl="http://schemas.openxmlformats.org/schemaLibrary/2006/main" xmlns:wpsCustomData="http://www.wps.cn/officeDocument/2013/wpsCustomData" mc:Ignorable="w14">
   <w:docDefaults>
     <w:rPrDefault>
       <w:rPr>
-        <w:rFonts w:ascii="Times New Roman" w:eastAsia="SimSun" w:hAnsi="Times New Roman" w:cs="Times New Roman"/>
-        <w:sz w:val="22"/>
-        <w:szCs w:val="22"/>
-        <w:lang w:val="uk-UA" w:eastAsia="uk-UA" w:bidi="ar-SA"/>
+        <w:rFonts w:ascii="Times New Roman" w:hAnsi="Times New Roman" w:eastAsia="SimSun" w:cs="Times New Roman"/>
       </w:rPr>
     </w:rPrDefault>
     <w:pPrDefault/>
   </w:docDefaults>
-  <w:latentStyles w:defLockedState="0" w:defUIPriority="99" w:defSemiHidden="1" w:defUnhideWhenUsed="1" w:defQFormat="0" w:count="267">
-    <w:lsdException w:name="Normal" w:semiHidden="0" w:uiPriority="0" w:unhideWhenUsed="0" w:qFormat="1"/>
-    <w:lsdException w:name="heading 1" w:semiHidden="0" w:uiPriority="0" w:unhideWhenUsed="0" w:qFormat="1"/>
-    <w:lsdException w:name="heading 2" w:semiHidden="0" w:uiPriority="0" w:unhideWhenUsed="0" w:qFormat="1"/>
-    <w:lsdException w:name="heading 3" w:semiHidden="0" w:uiPriority="0" w:unhideWhenUsed="0" w:qFormat="1"/>
-    <w:lsdException w:name="heading 4" w:semiHidden="0" w:uiPriority="0" w:unhideWhenUsed="0" w:qFormat="1"/>
-    <w:lsdException w:name="heading 5" w:uiPriority="0" w:qFormat="1"/>
-    <w:lsdException w:name="heading 6" w:uiPriority="0" w:qFormat="1"/>
-    <w:lsdException w:name="heading 7" w:uiPriority="0" w:qFormat="1"/>
-    <w:lsdException w:name="heading 8" w:uiPriority="0" w:qFormat="1"/>
-    <w:lsdException w:name="heading 9" w:uiPriority="0" w:qFormat="1"/>
-    <w:lsdException w:name="index 1" w:locked="1"/>
-    <w:lsdException w:name="index 2" w:locked="1"/>
-    <w:lsdException w:name="index 3" w:locked="1"/>
-    <w:lsdException w:name="index 4" w:locked="1"/>
-    <w:lsdException w:name="index 5" w:locked="1"/>
-    <w:lsdException w:name="index 6" w:locked="1"/>
-    <w:lsdException w:name="index 7" w:locked="1"/>
-    <w:lsdException w:name="index 8" w:locked="1"/>
-    <w:lsdException w:name="index 9" w:locked="1"/>
-    <w:lsdException w:name="toc 1" w:semiHidden="0" w:uiPriority="0" w:unhideWhenUsed="0"/>
-    <w:lsdException w:name="toc 2" w:semiHidden="0" w:uiPriority="0" w:unhideWhenUsed="0"/>
-    <w:lsdException w:name="toc 3" w:semiHidden="0" w:uiPriority="0" w:unhideWhenUsed="0"/>
-    <w:lsdException w:name="toc 4" w:semiHidden="0" w:uiPriority="0" w:unhideWhenUsed="0"/>
-    <w:lsdException w:name="toc 5" w:semiHidden="0" w:uiPriority="0" w:unhideWhenUsed="0"/>
-    <w:lsdException w:name="toc 6" w:semiHidden="0" w:uiPriority="0" w:unhideWhenUsed="0"/>
-    <w:lsdException w:name="toc 7" w:semiHidden="0" w:uiPriority="0" w:unhideWhenUsed="0"/>
-    <w:lsdException w:name="toc 8" w:semiHidden="0" w:uiPriority="0" w:unhideWhenUsed="0"/>
-    <w:lsdException w:name="toc 9" w:semiHidden="0" w:uiPriority="0" w:unhideWhenUsed="0"/>
-    <w:lsdException w:name="Normal Indent" w:locked="1"/>
-    <w:lsdException w:name="footnote text" w:locked="1"/>
-    <w:lsdException w:name="annotation text" w:locked="1"/>
-    <w:lsdException w:name="header" w:locked="1"/>
-    <w:lsdException w:name="footer" w:locked="1"/>
-    <w:lsdException w:name="index heading" w:locked="1"/>
-    <w:lsdException w:name="caption" w:uiPriority="0" w:qFormat="1"/>
-    <w:lsdException w:name="table of figures" w:locked="1"/>
-    <w:lsdException w:name="envelope address" w:locked="1"/>
-    <w:lsdException w:name="envelope return" w:locked="1"/>
-    <w:lsdException w:name="footnote reference" w:locked="1"/>
-    <w:lsdException w:name="annotation reference" w:locked="1"/>
-    <w:lsdException w:name="line number" w:locked="1"/>
-    <w:lsdException w:name="page number" w:locked="1"/>
-    <w:lsdException w:name="endnote reference" w:locked="1"/>
-    <w:lsdException w:name="endnote text" w:locked="1"/>
-    <w:lsdException w:name="table of authorities" w:locked="1"/>
-    <w:lsdException w:name="macro" w:locked="1"/>
-    <w:lsdException w:name="toa heading" w:locked="1"/>
-    <w:lsdException w:name="List" w:locked="1"/>
-    <w:lsdException w:name="List Bullet" w:locked="1"/>
-    <w:lsdException w:name="List Number" w:locked="1"/>
-    <w:lsdException w:name="List 2" w:locked="1"/>
-    <w:lsdException w:name="List 3" w:locked="1"/>
-    <w:lsdException w:name="List 4" w:locked="1"/>
-    <w:lsdException w:name="List 5" w:locked="1"/>
-    <w:lsdException w:name="List Bullet 2" w:locked="1"/>
-    <w:lsdException w:name="List Bullet 3" w:locked="1"/>
-    <w:lsdException w:name="List Bullet 4" w:locked="1"/>
-    <w:lsdException w:name="List Bullet 5" w:locked="1"/>
-    <w:lsdException w:name="List Number 2" w:locked="1"/>
-    <w:lsdException w:name="List Number 3" w:locked="1"/>
-    <w:lsdException w:name="List Number 4" w:locked="1"/>
-    <w:lsdException w:name="List Number 5" w:locked="1"/>
-    <w:lsdException w:name="Title" w:semiHidden="0" w:uiPriority="0" w:unhideWhenUsed="0" w:qFormat="1"/>
-    <w:lsdException w:name="Closing" w:locked="1"/>
-    <w:lsdException w:name="Signature" w:locked="1"/>
-    <w:lsdException w:name="Default Paragraph Font" w:semiHidden="0" w:uiPriority="0" w:unhideWhenUsed="0"/>
-    <w:lsdException w:name="Body Text" w:locked="1"/>
-    <w:lsdException w:name="Body Text Indent" w:locked="1"/>
-    <w:lsdException w:name="List Continue" w:locked="1"/>
-    <w:lsdException w:name="List Continue 2" w:locked="1"/>
-    <w:lsdException w:name="List Continue 3" w:locked="1"/>
-    <w:lsdException w:name="List Continue 4" w:locked="1"/>
-    <w:lsdException w:name="List Continue 5" w:locked="1"/>
-    <w:lsdException w:name="Message Header" w:locked="1"/>
-    <w:lsdException w:name="Subtitle" w:semiHidden="0" w:uiPriority="0" w:unhideWhenUsed="0" w:qFormat="1"/>
-    <w:lsdException w:name="Salutation" w:locked="1"/>
-    <w:lsdException w:name="Date" w:locked="1"/>
-    <w:lsdException w:name="Body Text First Indent" w:locked="1"/>
-    <w:lsdException w:name="Body Text First Indent 2" w:locked="1"/>
-    <w:lsdException w:name="Note Heading" w:locked="1"/>
-    <w:lsdException w:name="Body Text 2" w:locked="1"/>
-    <w:lsdException w:name="Body Text 3" w:locked="1"/>
-    <w:lsdException w:name="Body Text Indent 2" w:locked="1"/>
-    <w:lsdException w:name="Body Text Indent 3" w:locked="1"/>
-    <w:lsdException w:name="Block Text" w:locked="1"/>
-    <w:lsdException w:name="Hyperlink" w:locked="1"/>
-    <w:lsdException w:name="FollowedHyperlink" w:locked="1"/>
-    <w:lsdException w:name="Strong" w:semiHidden="0" w:uiPriority="0" w:unhideWhenUsed="0" w:qFormat="1"/>
-    <w:lsdException w:name="Emphasis" w:semiHidden="0" w:uiPriority="0" w:unhideWhenUsed="0" w:qFormat="1"/>
-    <w:lsdException w:name="Document Map" w:locked="1"/>
-    <w:lsdException w:name="Plain Text" w:locked="1"/>
-    <w:lsdException w:name="E-mail Signature" w:locked="1"/>
-    <w:lsdException w:name="HTML Top of Form" w:locked="1"/>
-    <w:lsdException w:name="HTML Bottom of Form" w:locked="1"/>
-    <w:lsdException w:name="Normal (Web)" w:locked="1"/>
-    <w:lsdException w:name="HTML Acronym" w:locked="1"/>
-    <w:lsdException w:name="HTML Address" w:locked="1"/>
-    <w:lsdException w:name="HTML Cite" w:locked="1"/>
-    <w:lsdException w:name="HTML Code" w:locked="1"/>
-    <w:lsdException w:name="HTML Definition" w:locked="1"/>
-    <w:lsdException w:name="HTML Keyboard" w:locked="1"/>
-    <w:lsdException w:name="HTML Preformatted" w:locked="1"/>
-    <w:lsdException w:name="HTML Sample" w:locked="1"/>
-    <w:lsdException w:name="HTML Typewriter" w:locked="1"/>
-    <w:lsdException w:name="HTML Variable" w:locked="1"/>
-    <w:lsdException w:name="Normal Table" w:locked="1"/>
-    <w:lsdException w:name="annotation subject" w:locked="1"/>
-    <w:lsdException w:name="No List" w:locked="1"/>
-    <w:lsdException w:name="Outline List 1" w:locked="1"/>
-    <w:lsdException w:name="Outline List 2" w:locked="1"/>
-    <w:lsdException w:name="Outline List 3" w:locked="1"/>
-    <w:lsdException w:name="Table Simple 1" w:locked="1"/>
-    <w:lsdException w:name="Table Simple 2" w:locked="1"/>
-    <w:lsdException w:name="Table Simple 3" w:locked="1"/>
-    <w:lsdException w:name="Table Classic 1" w:locked="1"/>
-    <w:lsdException w:name="Table Classic 2" w:locked="1"/>
-    <w:lsdException w:name="Table Classic 3" w:locked="1"/>
-    <w:lsdException w:name="Table Classic 4" w:locked="1"/>
-    <w:lsdException w:name="Table Colorful 1" w:locked="1"/>
-    <w:lsdException w:name="Table Colorful 2" w:locked="1"/>
-    <w:lsdException w:name="Table Colorful 3" w:locked="1"/>
-    <w:lsdException w:name="Table Columns 1" w:locked="1"/>
-    <w:lsdException w:name="Table Columns 2" w:locked="1"/>
-    <w:lsdException w:name="Table Columns 3" w:locked="1"/>
-    <w:lsdException w:name="Table Columns 4" w:locked="1"/>
-    <w:lsdException w:name="Table Columns 5" w:locked="1"/>
-    <w:lsdException w:name="Table Grid 1" w:locked="1"/>
-    <w:lsdException w:name="Table Grid 2" w:locked="1"/>
-    <w:lsdException w:name="Table Grid 3" w:locked="1"/>
-    <w:lsdException w:name="Table Grid 4" w:locked="1"/>
-    <w:lsdException w:name="Table Grid 5" w:locked="1"/>
-    <w:lsdException w:name="Table Grid 6" w:locked="1"/>
-    <w:lsdException w:name="Table Grid 7" w:locked="1"/>
-    <w:lsdException w:name="Table Grid 8" w:locked="1"/>
-    <w:lsdException w:name="Table List 1" w:locked="1"/>
-    <w:lsdException w:name="Table List 2" w:locked="1"/>
-    <w:lsdException w:name="Table List 3" w:locked="1"/>
-    <w:lsdException w:name="Table List 4" w:locked="1"/>
-    <w:lsdException w:name="Table List 5" w:locked="1"/>
-    <w:lsdException w:name="Table List 6" w:locked="1"/>
-    <w:lsdException w:name="Table List 7" w:locked="1"/>
-    <w:lsdException w:name="Table List 8" w:locked="1"/>
-    <w:lsdException w:name="Table 3D effects 1" w:locked="1"/>
-    <w:lsdException w:name="Table 3D effects 2" w:locked="1"/>
-    <w:lsdException w:name="Table 3D effects 3" w:locked="1"/>
-    <w:lsdException w:name="Table Contemporary" w:locked="1"/>
-    <w:lsdException w:name="Table Elegant" w:locked="1"/>
-    <w:lsdException w:name="Table Professional" w:locked="1"/>
-    <w:lsdException w:name="Table Subtle 1" w:locked="1"/>
-    <w:lsdException w:name="Table Subtle 2" w:locked="1"/>
-    <w:lsdException w:name="Table Web 1" w:locked="1"/>
-    <w:lsdException w:name="Table Web 2" w:locked="1"/>
-    <w:lsdException w:name="Table Web 3" w:locked="1"/>
-    <w:lsdException w:name="Balloon Text" w:locked="1"/>
-    <w:lsdException w:name="Table Grid" w:semiHidden="0" w:uiPriority="0" w:unhideWhenUsed="0"/>
-    <w:lsdException w:name="Table Theme" w:locked="1"/>
-    <w:lsdException w:name="Placeholder Text" w:unhideWhenUsed="0"/>
-    <w:lsdException w:name="No Spacing" w:semiHidden="0" w:uiPriority="1" w:unhideWhenUsed="0" w:qFormat="1"/>
-    <w:lsdException w:name="Light Shading" w:semiHidden="0" w:uiPriority="60" w:unhideWhenUsed="0"/>
-    <w:lsdException w:name="Light List" w:semiHidden="0" w:uiPriority="61" w:unhideWhenUsed="0"/>
-    <w:lsdException w:name="Light Grid" w:semiHidden="0" w:uiPriority="62" w:unhideWhenUsed="0"/>
-    <w:lsdException w:name="Medium Shading 1" w:semiHidden="0" w:uiPriority="63" w:unhideWhenUsed="0"/>
-    <w:lsdException w:name="Medium Shading 2" w:semiHidden="0" w:uiPriority="64" w:unhideWhenUsed="0"/>
-    <w:lsdException w:name="Medium List 1" w:semiHidden="0" w:uiPriority="65" w:unhideWhenUsed="0"/>
-    <w:lsdException w:name="Medium List 2" w:semiHidden="0" w:uiPriority="66" w:unhideWhenUsed="0"/>
-    <w:lsdException w:name="Medium Grid 1" w:semiHidden="0" w:uiPriority="67" w:unhideWhenUsed="0"/>
-    <w:lsdException w:name="Medium Grid 2" w:semiHidden="0" w:uiPriority="68" w:unhideWhenUsed="0"/>
-    <w:lsdException w:name="Medium Grid 3" w:semiHidden="0" w:uiPriority="69" w:unhideWhenUsed="0"/>
-    <w:lsdException w:name="Dark List" w:semiHidden="0" w:uiPriority="70" w:unhideWhenUsed="0"/>
-    <w:lsdException w:name="Colorful Shading" w:semiHidden="0" w:uiPriority="71" w:unhideWhenUsed="0"/>
-    <w:lsdException w:name="Colorful List" w:semiHidden="0" w:uiPriority="72" w:unhideWhenUsed="0"/>
-    <w:lsdException w:name="Colorful Grid" w:semiHidden="0" w:uiPriority="73" w:unhideWhenUsed="0"/>
-    <w:lsdException w:name="Light Shading Accent 1" w:semiHidden="0" w:uiPriority="60" w:unhideWhenUsed="0"/>
-    <w:lsdException w:name="Light List Accent 1" w:semiHidden="0" w:uiPriority="61" w:unhideWhenUsed="0"/>
-    <w:lsdException w:name="Light Grid Accent 1" w:semiHidden="0" w:uiPriority="62" w:unhideWhenUsed="0"/>
-    <w:lsdException w:name="Medium Shading 1 Accent 1" w:semiHidden="0" w:uiPriority="63" w:unhideWhenUsed="0"/>
-    <w:lsdException w:name="Medium Shading 2 Accent 1" w:semiHidden="0" w:uiPriority="64" w:unhideWhenUsed="0"/>
-    <w:lsdException w:name="Medium List 1 Accent 1" w:semiHidden="0" w:uiPriority="65" w:unhideWhenUsed="0"/>
-    <w:lsdException w:name="Revision" w:unhideWhenUsed="0"/>
-    <w:lsdException w:name="List Paragraph" w:semiHidden="0" w:uiPriority="34" w:unhideWhenUsed="0" w:qFormat="1"/>
-    <w:lsdException w:name="Quote" w:semiHidden="0" w:uiPriority="29" w:unhideWhenUsed="0" w:qFormat="1"/>
-    <w:lsdException w:name="Intense Quote" w:semiHidden="0" w:uiPriority="30" w:unhideWhenUsed="0" w:qFormat="1"/>
-    <w:lsdException w:name="Medium List 2 Accent 1" w:semiHidden="0" w:uiPriority="66" w:unhideWhenUsed="0"/>
-    <w:lsdException w:name="Medium Grid 1 Accent 1" w:semiHidden="0" w:uiPriority="67" w:unhideWhenUsed="0"/>
-    <w:lsdException w:name="Medium Grid 2 Accent 1" w:semiHidden="0" w:uiPriority="68" w:unhideWhenUsed="0"/>
-    <w:lsdException w:name="Medium Grid 3 Accent 1" w:semiHidden="0" w:uiPriority="69" w:unhideWhenUsed="0"/>
-    <w:lsdException w:name="Dark List Accent 1" w:semiHidden="0" w:uiPriority="70" w:unhideWhenUsed="0"/>
-    <w:lsdException w:name="Colorful Shading Accent 1" w:semiHidden="0" w:uiPriority="71" w:unhideWhenUsed="0"/>
-    <w:lsdException w:name="Colorful List Accent 1" w:semiHidden="0" w:uiPriority="72" w:unhideWhenUsed="0"/>
-    <w:lsdException w:name="Colorful Grid Accent 1" w:semiHidden="0" w:uiPriority="73" w:unhideWhenUsed="0"/>
-    <w:lsdException w:name="Light Shading Accent 2" w:semiHidden="0" w:uiPriority="60" w:unhideWhenUsed="0"/>
-    <w:lsdException w:name="Light List Accent 2" w:semiHidden="0" w:uiPriority="61" w:unhideWhenUsed="0"/>
-    <w:lsdException w:name="Light Grid Accent 2" w:semiHidden="0" w:uiPriority="62" w:unhideWhenUsed="0"/>
-    <w:lsdException w:name="Medium Shading 1 Accent 2" w:semiHidden="0" w:uiPriority="63" w:unhideWhenUsed="0"/>
-    <w:lsdException w:name="Medium Shading 2 Accent 2" w:semiHidden="0" w:uiPriority="64" w:unhideWhenUsed="0"/>
-    <w:lsdException w:name="Medium List 1 Accent 2" w:semiHidden="0" w:uiPriority="65" w:unhideWhenUsed="0"/>
-    <w:lsdException w:name="Medium List 2 Accent 2" w:semiHidden="0" w:uiPriority="66" w:unhideWhenUsed="0"/>
-    <w:lsdException w:name="Medium Grid 1 Accent 2" w:semiHidden="0" w:uiPriority="67" w:unhideWhenUsed="0"/>
-    <w:lsdException w:name="Medium Grid 2 Accent 2" w:semiHidden="0" w:uiPriority="68" w:unhideWhenUsed="0"/>
-    <w:lsdException w:name="Medium Grid 3 Accent 2" w:semiHidden="0" w:uiPriority="69" w:unhideWhenUsed="0"/>
-    <w:lsdException w:name="Dark List Accent 2" w:semiHidden="0" w:uiPriority="70" w:unhideWhenUsed="0"/>
-    <w:lsdException w:name="Colorful Shading Accent 2" w:semiHidden="0" w:uiPriority="71" w:unhideWhenUsed="0"/>
-    <w:lsdException w:name="Colorful List Accent 2" w:semiHidden="0" w:uiPriority="72" w:unhideWhenUsed="0"/>
-    <w:lsdException w:name="Colorful Grid Accent 2" w:semiHidden="0" w:uiPriority="73" w:unhideWhenUsed="0"/>
-    <w:lsdException w:name="Light Shading Accent 3" w:semiHidden="0" w:uiPriority="60" w:unhideWhenUsed="0"/>
-    <w:lsdException w:name="Light List Accent 3" w:semiHidden="0" w:uiPriority="61" w:unhideWhenUsed="0"/>
-    <w:lsdException w:name="Light Grid Accent 3" w:semiHidden="0" w:uiPriority="62" w:unhideWhenUsed="0"/>
-    <w:lsdException w:name="Medium Shading 1 Accent 3" w:semiHidden="0" w:uiPriority="63" w:unhideWhenUsed="0"/>
-    <w:lsdException w:name="Medium Shading 2 Accent 3" w:semiHidden="0" w:uiPriority="64" w:unhideWhenUsed="0"/>
-    <w:lsdException w:name="Medium List 1 Accent 3" w:semiHidden="0" w:uiPriority="65" w:unhideWhenUsed="0"/>
-    <w:lsdException w:name="Medium List 2 Accent 3" w:semiHidden="0" w:uiPriority="66" w:unhideWhenUsed="0"/>
-    <w:lsdException w:name="Medium Grid 1 Accent 3" w:semiHidden="0" w:uiPriority="67" w:unhideWhenUsed="0"/>
-    <w:lsdException w:name="Medium Grid 2 Accent 3" w:semiHidden="0" w:uiPriority="68" w:unhideWhenUsed="0"/>
-    <w:lsdException w:name="Medium Grid 3 Accent 3" w:semiHidden="0" w:uiPriority="69" w:unhideWhenUsed="0"/>
-    <w:lsdException w:name="Dark List Accent 3" w:semiHidden="0" w:uiPriority="70" w:unhideWhenUsed="0"/>
-    <w:lsdException w:name="Colorful Shading Accent 3" w:semiHidden="0" w:uiPriority="71" w:unhideWhenUsed="0"/>
-    <w:lsdException w:name="Colorful List Accent 3" w:semiHidden="0" w:uiPriority="72" w:unhideWhenUsed="0"/>
-    <w:lsdException w:name="Colorful Grid Accent 3" w:semiHidden="0" w:uiPriority="73" w:unhideWhenUsed="0"/>
-    <w:lsdException w:name="Light Shading Accent 4" w:semiHidden="0" w:uiPriority="60" w:unhideWhenUsed="0"/>
-    <w:lsdException w:name="Light List Accent 4" w:semiHidden="0" w:uiPriority="61" w:unhideWhenUsed="0"/>
-    <w:lsdException w:name="Light Grid Accent 4" w:semiHidden="0" w:uiPriority="62" w:unhideWhenUsed="0"/>
-    <w:lsdException w:name="Medium Shading 1 Accent 4" w:semiHidden="0" w:uiPriority="63" w:unhideWhenUsed="0"/>
-    <w:lsdException w:name="Medium Shading 2 Accent 4" w:semiHidden="0" w:uiPriority="64" w:unhideWhenUsed="0"/>
-    <w:lsdException w:name="Medium List 1 Accent 4" w:semiHidden="0" w:uiPriority="65" w:unhideWhenUsed="0"/>
-    <w:lsdException w:name="Medium List 2 Accent 4" w:semiHidden="0" w:uiPriority="66" w:unhideWhenUsed="0"/>
-    <w:lsdException w:name="Medium Grid 1 Accent 4" w:semiHidden="0" w:uiPriority="67" w:unhideWhenUsed="0"/>
-    <w:lsdException w:name="Medium Grid 2 Accent 4" w:semiHidden="0" w:uiPriority="68" w:unhideWhenUsed="0"/>
-    <w:lsdException w:name="Medium Grid 3 Accent 4" w:semiHidden="0" w:uiPriority="69" w:unhideWhenUsed="0"/>
-    <w:lsdException w:name="Dark List Accent 4" w:semiHidden="0" w:uiPriority="70" w:unhideWhenUsed="0"/>
-    <w:lsdException w:name="Colorful Shading Accent 4" w:semiHidden="0" w:uiPriority="71" w:unhideWhenUsed="0"/>
-    <w:lsdException w:name="Colorful List Accent 4" w:semiHidden="0" w:uiPriority="72" w:unhideWhenUsed="0"/>
-    <w:lsdException w:name="Colorful Grid Accent 4" w:semiHidden="0" w:uiPriority="73" w:unhideWhenUsed="0"/>
-    <w:lsdException w:name="Light Shading Accent 5" w:semiHidden="0" w:uiPriority="60" w:unhideWhenUsed="0"/>
-    <w:lsdException w:name="Light List Accent 5" w:semiHidden="0" w:uiPriority="61" w:unhideWhenUsed="0"/>
-    <w:lsdException w:name="Light Grid Accent 5" w:semiHidden="0" w:uiPriority="62" w:unhideWhenUsed="0"/>
-    <w:lsdException w:name="Medium Shading 1 Accent 5" w:semiHidden="0" w:uiPriority="63" w:unhideWhenUsed="0"/>
-    <w:lsdException w:name="Medium Shading 2 Accent 5" w:semiHidden="0" w:uiPriority="64" w:unhideWhenUsed="0"/>
-    <w:lsdException w:name="Medium List 1 Accent 5" w:semiHidden="0" w:uiPriority="65" w:unhideWhenUsed="0"/>
-    <w:lsdException w:name="Medium List 2 Accent 5" w:semiHidden="0" w:uiPriority="66" w:unhideWhenUsed="0"/>
-    <w:lsdException w:name="Medium Grid 1 Accent 5" w:semiHidden="0" w:uiPriority="67" w:unhideWhenUsed="0"/>
-    <w:lsdException w:name="Medium Grid 2 Accent 5" w:semiHidden="0" w:uiPriority="68" w:unhideWhenUsed="0"/>
-    <w:lsdException w:name="Medium Grid 3 Accent 5" w:semiHidden="0" w:uiPriority="69" w:unhideWhenUsed="0"/>
-    <w:lsdException w:name="Dark List Accent 5" w:semiHidden="0" w:uiPriority="70" w:unhideWhenUsed="0"/>
-    <w:lsdException w:name="Colorful Shading Accent 5" w:semiHidden="0" w:uiPriority="71" w:unhideWhenUsed="0"/>
-    <w:lsdException w:name="Colorful List Accent 5" w:semiHidden="0" w:uiPriority="72" w:unhideWhenUsed="0"/>
-    <w:lsdException w:name="Colorful Grid Accent 5" w:semiHidden="0" w:uiPriority="73" w:unhideWhenUsed="0"/>
-    <w:lsdException w:name="Light Shading Accent 6" w:semiHidden="0" w:uiPriority="60" w:unhideWhenUsed="0"/>
-    <w:lsdException w:name="Light List Accent 6" w:semiHidden="0" w:uiPriority="61" w:unhideWhenUsed="0"/>
-    <w:lsdException w:name="Light Grid Accent 6" w:semiHidden="0" w:uiPriority="62" w:unhideWhenUsed="0"/>
-    <w:lsdException w:name="Medium Shading 1 Accent 6" w:semiHidden="0" w:uiPriority="63" w:unhideWhenUsed="0"/>
-    <w:lsdException w:name="Medium Shading 2 Accent 6" w:semiHidden="0" w:uiPriority="64" w:unhideWhenUsed="0"/>
-    <w:lsdException w:name="Medium List 1 Accent 6" w:semiHidden="0" w:uiPriority="65" w:unhideWhenUsed="0"/>
-    <w:lsdException w:name="Medium List 2 Accent 6" w:semiHidden="0" w:uiPriority="66" w:unhideWhenUsed="0"/>
-    <w:lsdException w:name="Medium Grid 1 Accent 6" w:semiHidden="0" w:uiPriority="67" w:unhideWhenUsed="0"/>
-    <w:lsdException w:name="Medium Grid 2 Accent 6" w:semiHidden="0" w:uiPriority="68" w:unhideWhenUsed="0"/>
-    <w:lsdException w:name="Medium Grid 3 Accent 6" w:semiHidden="0" w:uiPriority="69" w:unhideWhenUsed="0"/>
-    <w:lsdException w:name="Dark List Accent 6" w:semiHidden="0" w:uiPriority="70" w:unhideWhenUsed="0"/>
-    <w:lsdException w:name="Colorful Shading Accent 6" w:semiHidden="0" w:uiPriority="71" w:unhideWhenUsed="0"/>
-    <w:lsdException w:name="Colorful List Accent 6" w:semiHidden="0" w:uiPriority="72" w:unhideWhenUsed="0"/>
-    <w:lsdException w:name="Colorful Grid Accent 6" w:semiHidden="0" w:uiPriority="73" w:unhideWhenUsed="0"/>
-    <w:lsdException w:name="Subtle Emphasis" w:semiHidden="0" w:uiPriority="19" w:unhideWhenUsed="0" w:qFormat="1"/>
-    <w:lsdException w:name="Intense Emphasis" w:semiHidden="0" w:uiPriority="21" w:unhideWhenUsed="0" w:qFormat="1"/>
-    <w:lsdException w:name="Subtle Reference" w:semiHidden="0" w:uiPriority="31" w:unhideWhenUsed="0" w:qFormat="1"/>
-    <w:lsdException w:name="Intense Reference" w:semiHidden="0" w:uiPriority="32" w:unhideWhenUsed="0" w:qFormat="1"/>
-    <w:lsdException w:name="Book Title" w:semiHidden="0" w:uiPriority="33" w:unhideWhenUsed="0" w:qFormat="1"/>
-    <w:lsdException w:name="Bibliography" w:uiPriority="37"/>
-    <w:lsdException w:name="TOC Heading" w:uiPriority="39" w:qFormat="1"/>
+  <w:latentStyles w:count="260" w:defQFormat="0" w:defUnhideWhenUsed="1" w:defSemiHidden="1" w:defUIPriority="99" w:defLockedState="0">
+    <w:lsdException w:qFormat="1" w:unhideWhenUsed="0" w:uiPriority="0" w:semiHidden="0" w:name="Normal"/>
+    <w:lsdException w:qFormat="1" w:unhideWhenUsed="0" w:uiPriority="99" w:semiHidden="0" w:name="heading 1"/>
+    <w:lsdException w:qFormat="1" w:unhideWhenUsed="0" w:uiPriority="99" w:semiHidden="0" w:name="heading 2"/>
+    <w:lsdException w:qFormat="1" w:unhideWhenUsed="0" w:uiPriority="99" w:semiHidden="0" w:name="heading 3"/>
+    <w:lsdException w:qFormat="1" w:unhideWhenUsed="0" w:uiPriority="99" w:semiHidden="0" w:name="heading 4"/>
+    <w:lsdException w:qFormat="1" w:uiPriority="0" w:name="heading 5"/>
+    <w:lsdException w:qFormat="1" w:uiPriority="0" w:name="heading 6"/>
+    <w:lsdException w:qFormat="1" w:uiPriority="0" w:name="heading 7"/>
+    <w:lsdException w:qFormat="1" w:uiPriority="0" w:name="heading 8"/>
+    <w:lsdException w:qFormat="1" w:uiPriority="0" w:name="heading 9"/>
+    <w:lsdException w:uiPriority="99" w:name="index 1" w:locked="1"/>
+    <w:lsdException w:uiPriority="99" w:name="index 2" w:locked="1"/>
+    <w:lsdException w:uiPriority="99" w:name="index 3" w:locked="1"/>
+    <w:lsdException w:uiPriority="99" w:name="index 4" w:locked="1"/>
+    <w:lsdException w:uiPriority="99" w:name="index 5" w:locked="1"/>
+    <w:lsdException w:uiPriority="99" w:name="index 6" w:locked="1"/>
+    <w:lsdException w:uiPriority="99" w:name="index 7" w:locked="1"/>
+    <w:lsdException w:uiPriority="99" w:name="index 8" w:locked="1"/>
+    <w:lsdException w:uiPriority="99" w:name="index 9" w:locked="1"/>
+    <w:lsdException w:unhideWhenUsed="0" w:uiPriority="0" w:semiHidden="0" w:name="toc 1"/>
+    <w:lsdException w:unhideWhenUsed="0" w:uiPriority="0" w:semiHidden="0" w:name="toc 2"/>
+    <w:lsdException w:unhideWhenUsed="0" w:uiPriority="0" w:semiHidden="0" w:name="toc 3"/>
+    <w:lsdException w:unhideWhenUsed="0" w:uiPriority="0" w:semiHidden="0" w:name="toc 4"/>
+    <w:lsdException w:unhideWhenUsed="0" w:uiPriority="0" w:semiHidden="0" w:name="toc 5"/>
+    <w:lsdException w:unhideWhenUsed="0" w:uiPriority="0" w:semiHidden="0" w:name="toc 6"/>
+    <w:lsdException w:unhideWhenUsed="0" w:uiPriority="0" w:semiHidden="0" w:name="toc 7"/>
+    <w:lsdException w:unhideWhenUsed="0" w:uiPriority="0" w:semiHidden="0" w:name="toc 8"/>
+    <w:lsdException w:unhideWhenUsed="0" w:uiPriority="0" w:semiHidden="0" w:name="toc 9"/>
+    <w:lsdException w:uiPriority="99" w:name="Normal Indent" w:locked="1"/>
+    <w:lsdException w:uiPriority="99" w:name="footnote text" w:locked="1"/>
+    <w:lsdException w:uiPriority="99" w:name="annotation text" w:locked="1"/>
+    <w:lsdException w:uiPriority="99" w:name="header" w:locked="1"/>
+    <w:lsdException w:uiPriority="99" w:name="footer" w:locked="1"/>
+    <w:lsdException w:uiPriority="99" w:name="index heading" w:locked="1"/>
+    <w:lsdException w:qFormat="1" w:uiPriority="0" w:name="caption"/>
+    <w:lsdException w:uiPriority="99" w:name="table of figures" w:locked="1"/>
+    <w:lsdException w:uiPriority="99" w:name="envelope address" w:locked="1"/>
+    <w:lsdException w:uiPriority="99" w:name="envelope return" w:locked="1"/>
+    <w:lsdException w:uiPriority="99" w:name="footnote reference" w:locked="1"/>
+    <w:lsdException w:uiPriority="99" w:name="annotation reference" w:locked="1"/>
+    <w:lsdException w:uiPriority="99" w:name="line number" w:locked="1"/>
+    <w:lsdException w:uiPriority="99" w:name="page number" w:locked="1"/>
+    <w:lsdException w:uiPriority="99" w:name="endnote reference" w:locked="1"/>
+    <w:lsdException w:uiPriority="99" w:name="endnote text" w:locked="1"/>
+    <w:lsdException w:uiPriority="99" w:name="table of authorities" w:locked="1"/>
+    <w:lsdException w:uiPriority="99" w:name="macro" w:locked="1"/>
+    <w:lsdException w:uiPriority="99" w:name="toa heading" w:locked="1"/>
+    <w:lsdException w:uiPriority="99" w:name="List" w:locked="1"/>
+    <w:lsdException w:uiPriority="99" w:name="List Bullet" w:locked="1"/>
+    <w:lsdException w:uiPriority="99" w:name="List Number" w:locked="1"/>
+    <w:lsdException w:uiPriority="99" w:name="List 2" w:locked="1"/>
+    <w:lsdException w:uiPriority="99" w:name="List 3" w:locked="1"/>
+    <w:lsdException w:uiPriority="99" w:name="List 4" w:locked="1"/>
+    <w:lsdException w:uiPriority="99" w:name="List 5" w:locked="1"/>
+    <w:lsdException w:uiPriority="99" w:name="List Bullet 2" w:locked="1"/>
+    <w:lsdException w:uiPriority="99" w:name="List Bullet 3" w:locked="1"/>
+    <w:lsdException w:uiPriority="99" w:name="List Bullet 4" w:locked="1"/>
+    <w:lsdException w:uiPriority="99" w:name="List Bullet 5" w:locked="1"/>
+    <w:lsdException w:uiPriority="99" w:name="List Number 2" w:locked="1"/>
+    <w:lsdException w:uiPriority="99" w:name="List Number 3" w:locked="1"/>
+    <w:lsdException w:uiPriority="99" w:name="List Number 4" w:locked="1"/>
+    <w:lsdException w:uiPriority="99" w:name="List Number 5" w:locked="1"/>
+    <w:lsdException w:qFormat="1" w:unhideWhenUsed="0" w:uiPriority="0" w:semiHidden="0" w:name="Title"/>
+    <w:lsdException w:uiPriority="99" w:name="Closing" w:locked="1"/>
+    <w:lsdException w:uiPriority="99" w:name="Signature" w:locked="1"/>
+    <w:lsdException w:qFormat="1" w:unhideWhenUsed="0" w:uiPriority="99" w:name="Default Paragraph Font"/>
+    <w:lsdException w:uiPriority="99" w:name="Body Text" w:locked="1"/>
+    <w:lsdException w:uiPriority="99" w:name="Body Text Indent" w:locked="1"/>
+    <w:lsdException w:uiPriority="99" w:name="List Continue" w:locked="1"/>
+    <w:lsdException w:uiPriority="99" w:name="List Continue 2" w:locked="1"/>
+    <w:lsdException w:uiPriority="99" w:name="List Continue 3" w:locked="1"/>
+    <w:lsdException w:uiPriority="99" w:name="List Continue 4" w:locked="1"/>
+    <w:lsdException w:uiPriority="99" w:name="List Continue 5" w:locked="1"/>
+    <w:lsdException w:uiPriority="99" w:name="Message Header" w:locked="1"/>
+    <w:lsdException w:qFormat="1" w:unhideWhenUsed="0" w:uiPriority="0" w:semiHidden="0" w:name="Subtitle"/>
+    <w:lsdException w:uiPriority="99" w:name="Salutation" w:locked="1"/>
+    <w:lsdException w:uiPriority="99" w:name="Date" w:locked="1"/>
+    <w:lsdException w:uiPriority="99" w:name="Body Text First Indent" w:locked="1"/>
+    <w:lsdException w:uiPriority="99" w:name="Body Text First Indent 2" w:locked="1"/>
+    <w:lsdException w:uiPriority="99" w:name="Note Heading" w:locked="1"/>
+    <w:lsdException w:uiPriority="99" w:name="Body Text 2" w:locked="1"/>
+    <w:lsdException w:uiPriority="99" w:name="Body Text 3" w:locked="1"/>
+    <w:lsdException w:uiPriority="99" w:name="Body Text Indent 2" w:locked="1"/>
+    <w:lsdException w:uiPriority="99" w:name="Body Text Indent 3" w:locked="1"/>
+    <w:lsdException w:uiPriority="99" w:name="Block Text" w:locked="1"/>
+    <w:lsdException w:qFormat="1" w:unhideWhenUsed="0" w:uiPriority="99" w:semiHidden="0" w:name="Hyperlink"/>
+    <w:lsdException w:qFormat="1" w:unhideWhenUsed="0" w:uiPriority="99" w:semiHidden="0" w:name="FollowedHyperlink"/>
+    <w:lsdException w:qFormat="1" w:unhideWhenUsed="0" w:uiPriority="0" w:semiHidden="0" w:name="Strong"/>
+    <w:lsdException w:qFormat="1" w:unhideWhenUsed="0" w:uiPriority="0" w:semiHidden="0" w:name="Emphasis"/>
+    <w:lsdException w:uiPriority="99" w:name="Document Map" w:locked="1"/>
+    <w:lsdException w:uiPriority="99" w:name="Plain Text" w:locked="1"/>
+    <w:lsdException w:uiPriority="99" w:name="E-mail Signature" w:locked="1"/>
+    <w:lsdException w:qFormat="1" w:unhideWhenUsed="0" w:uiPriority="99" w:semiHidden="0" w:name="Normal (Web)"/>
+    <w:lsdException w:uiPriority="99" w:name="HTML Acronym" w:locked="1"/>
+    <w:lsdException w:uiPriority="99" w:name="HTML Address" w:locked="1"/>
+    <w:lsdException w:uiPriority="99" w:name="HTML Cite" w:locked="1"/>
+    <w:lsdException w:uiPriority="99" w:name="HTML Code" w:locked="1"/>
+    <w:lsdException w:uiPriority="99" w:name="HTML Definition" w:locked="1"/>
+    <w:lsdException w:uiPriority="99" w:name="HTML Keyboard" w:locked="1"/>
+    <w:lsdException w:uiPriority="99" w:name="HTML Preformatted" w:locked="1"/>
+    <w:lsdException w:uiPriority="99" w:name="HTML Sample" w:locked="1"/>
+    <w:lsdException w:uiPriority="99" w:name="HTML Typewriter" w:locked="1"/>
+    <w:lsdException w:uiPriority="99" w:name="HTML Variable" w:locked="1"/>
+    <w:lsdException w:qFormat="1" w:uiPriority="99" w:name="Normal Table"/>
+    <w:lsdException w:uiPriority="99" w:name="annotation subject" w:locked="1"/>
+    <w:lsdException w:uiPriority="99" w:name="Table Simple 1" w:locked="1"/>
+    <w:lsdException w:uiPriority="99" w:name="Table Simple 2" w:locked="1"/>
+    <w:lsdException w:uiPriority="99" w:name="Table Simple 3" w:locked="1"/>
+    <w:lsdException w:uiPriority="99" w:name="Table Classic 1" w:locked="1"/>
+    <w:lsdException w:uiPriority="99" w:name="Table Classic 2" w:locked="1"/>
+    <w:lsdException w:uiPriority="99" w:name="Table Classic 3" w:locked="1"/>
+    <w:lsdException w:uiPriority="99" w:name="Table Classic 4" w:locked="1"/>
+    <w:lsdException w:uiPriority="99" w:name="Table Colorful 1" w:locked="1"/>
+    <w:lsdException w:uiPriority="99" w:name="Table Colorful 2" w:locked="1"/>
+    <w:lsdException w:uiPriority="99" w:name="Table Colorful 3" w:locked="1"/>
+    <w:lsdException w:uiPriority="99" w:name="Table Columns 1" w:locked="1"/>
+    <w:lsdException w:uiPriority="99" w:name="Table Columns 2" w:locked="1"/>
+    <w:lsdException w:uiPriority="99" w:name="Table Columns 3" w:locked="1"/>
+    <w:lsdException w:uiPriority="99" w:name="Table Columns 4" w:locked="1"/>
+    <w:lsdException w:uiPriority="99" w:name="Table Columns 5" w:locked="1"/>
+    <w:lsdException w:uiPriority="99" w:name="Table Grid 1" w:locked="1"/>
+    <w:lsdException w:uiPriority="99" w:name="Table Grid 2" w:locked="1"/>
+    <w:lsdException w:uiPriority="99" w:name="Table Grid 3" w:locked="1"/>
+    <w:lsdException w:uiPriority="99" w:name="Table Grid 4" w:locked="1"/>
+    <w:lsdException w:uiPriority="99" w:name="Table Grid 5" w:locked="1"/>
+    <w:lsdException w:uiPriority="99" w:name="Table Grid 6" w:locked="1"/>
+    <w:lsdException w:uiPriority="99" w:name="Table Grid 7" w:locked="1"/>
+    <w:lsdException w:uiPriority="99" w:name="Table Grid 8" w:locked="1"/>
+    <w:lsdException w:uiPriority="99" w:name="Table List 1" w:locked="1"/>
+    <w:lsdException w:uiPriority="99" w:name="Table List 2" w:locked="1"/>
+    <w:lsdException w:uiPriority="99" w:name="Table List 3" w:locked="1"/>
+    <w:lsdException w:uiPriority="99" w:name="Table List 4" w:locked="1"/>
+    <w:lsdException w:uiPriority="99" w:name="Table List 5" w:locked="1"/>
+    <w:lsdException w:uiPriority="99" w:name="Table List 6" w:locked="1"/>
+    <w:lsdException w:uiPriority="99" w:name="Table List 7" w:locked="1"/>
+    <w:lsdException w:uiPriority="99" w:name="Table List 8" w:locked="1"/>
+    <w:lsdException w:uiPriority="99" w:name="Table 3D effects 1" w:locked="1"/>
+    <w:lsdException w:uiPriority="99" w:name="Table 3D effects 2" w:locked="1"/>
+    <w:lsdException w:uiPriority="99" w:name="Table 3D effects 3" w:locked="1"/>
+    <w:lsdException w:uiPriority="99" w:name="Table Contemporary" w:locked="1"/>
+    <w:lsdException w:uiPriority="99" w:name="Table Elegant" w:locked="1"/>
+    <w:lsdException w:uiPriority="99" w:name="Table Professional" w:locked="1"/>
+    <w:lsdException w:uiPriority="99" w:name="Table Subtle 1" w:locked="1"/>
+    <w:lsdException w:uiPriority="99" w:name="Table Subtle 2" w:locked="1"/>
+    <w:lsdException w:uiPriority="99" w:name="Table Web 1" w:locked="1"/>
+    <w:lsdException w:uiPriority="99" w:name="Table Web 2" w:locked="1"/>
+    <w:lsdException w:uiPriority="99" w:name="Table Web 3" w:locked="1"/>
+    <w:lsdException w:uiPriority="99" w:name="Balloon Text" w:locked="1"/>
+    <w:lsdException w:unhideWhenUsed="0" w:uiPriority="0" w:semiHidden="0" w:name="Table Grid"/>
+    <w:lsdException w:uiPriority="99" w:name="Table Theme" w:locked="1"/>
+    <w:lsdException w:unhideWhenUsed="0" w:uiPriority="60" w:semiHidden="0" w:name="Light Shading"/>
+    <w:lsdException w:unhideWhenUsed="0" w:uiPriority="61" w:semiHidden="0" w:name="Light List"/>
+    <w:lsdException w:unhideWhenUsed="0" w:uiPriority="62" w:semiHidden="0" w:name="Light Grid"/>
+    <w:lsdException w:unhideWhenUsed="0" w:uiPriority="63" w:semiHidden="0" w:name="Medium Shading 1"/>
+    <w:lsdException w:unhideWhenUsed="0" w:uiPriority="64" w:semiHidden="0" w:name="Medium Shading 2"/>
+    <w:lsdException w:unhideWhenUsed="0" w:uiPriority="65" w:semiHidden="0" w:name="Medium List 1"/>
+    <w:lsdException w:unhideWhenUsed="0" w:uiPriority="66" w:semiHidden="0" w:name="Medium List 2"/>
+    <w:lsdException w:unhideWhenUsed="0" w:uiPriority="67" w:semiHidden="0" w:name="Medium Grid 1"/>
+    <w:lsdException w:unhideWhenUsed="0" w:uiPriority="68" w:semiHidden="0" w:name="Medium Grid 2"/>
+    <w:lsdException w:unhideWhenUsed="0" w:uiPriority="69" w:semiHidden="0" w:name="Medium Grid 3"/>
+    <w:lsdException w:unhideWhenUsed="0" w:uiPriority="70" w:semiHidden="0" w:name="Dark List"/>
+    <w:lsdException w:unhideWhenUsed="0" w:uiPriority="71" w:semiHidden="0" w:name="Colorful Shading"/>
+    <w:lsdException w:unhideWhenUsed="0" w:uiPriority="72" w:semiHidden="0" w:name="Colorful List"/>
+    <w:lsdException w:unhideWhenUsed="0" w:uiPriority="73" w:semiHidden="0" w:name="Colorful Grid"/>
+    <w:lsdException w:unhideWhenUsed="0" w:uiPriority="60" w:semiHidden="0" w:name="Light Shading Accent 1"/>
+    <w:lsdException w:unhideWhenUsed="0" w:uiPriority="61" w:semiHidden="0" w:name="Light List Accent 1"/>
+    <w:lsdException w:unhideWhenUsed="0" w:uiPriority="62" w:semiHidden="0" w:name="Light Grid Accent 1"/>
+    <w:lsdException w:unhideWhenUsed="0" w:uiPriority="63" w:semiHidden="0" w:name="Medium Shading 1 Accent 1"/>
+    <w:lsdException w:unhideWhenUsed="0" w:uiPriority="64" w:semiHidden="0" w:name="Medium Shading 2 Accent 1"/>
+    <w:lsdException w:unhideWhenUsed="0" w:uiPriority="65" w:semiHidden="0" w:name="Medium List 1 Accent 1"/>
+    <w:lsdException w:unhideWhenUsed="0" w:uiPriority="66" w:semiHidden="0" w:name="Medium List 2 Accent 1"/>
+    <w:lsdException w:unhideWhenUsed="0" w:uiPriority="67" w:semiHidden="0" w:name="Medium Grid 1 Accent 1"/>
+    <w:lsdException w:unhideWhenUsed="0" w:uiPriority="68" w:semiHidden="0" w:name="Medium Grid 2 Accent 1"/>
+    <w:lsdException w:unhideWhenUsed="0" w:uiPriority="69" w:semiHidden="0" w:name="Medium Grid 3 Accent 1"/>
+    <w:lsdException w:unhideWhenUsed="0" w:uiPriority="70" w:semiHidden="0" w:name="Dark List Accent 1"/>
+    <w:lsdException w:unhideWhenUsed="0" w:uiPriority="71" w:semiHidden="0" w:name="Colorful Shading Accent 1"/>
+    <w:lsdException w:unhideWhenUsed="0" w:uiPriority="72" w:semiHidden="0" w:name="Colorful List Accent 1"/>
+    <w:lsdException w:unhideWhenUsed="0" w:uiPriority="73" w:semiHidden="0" w:name="Colorful Grid Accent 1"/>
+    <w:lsdException w:unhideWhenUsed="0" w:uiPriority="60" w:semiHidden="0" w:name="Light Shading Accent 2"/>
+    <w:lsdException w:unhideWhenUsed="0" w:uiPriority="61" w:semiHidden="0" w:name="Light List Accent 2"/>
+    <w:lsdException w:unhideWhenUsed="0" w:uiPriority="62" w:semiHidden="0" w:name="Light Grid Accent 2"/>
+    <w:lsdException w:unhideWhenUsed="0" w:uiPriority="63" w:semiHidden="0" w:name="Medium Shading 1 Accent 2"/>
+    <w:lsdException w:unhideWhenUsed="0" w:uiPriority="64" w:semiHidden="0" w:name="Medium Shading 2 Accent 2"/>
+    <w:lsdException w:unhideWhenUsed="0" w:uiPriority="65" w:semiHidden="0" w:name="Medium List 1 Accent 2"/>
+    <w:lsdException w:unhideWhenUsed="0" w:uiPriority="66" w:semiHidden="0" w:name="Medium List 2 Accent 2"/>
+    <w:lsdException w:unhideWhenUsed="0" w:uiPriority="67" w:semiHidden="0" w:name="Medium Grid 1 Accent 2"/>
+    <w:lsdException w:unhideWhenUsed="0" w:uiPriority="68" w:semiHidden="0" w:name="Medium Grid 2 Accent 2"/>
+    <w:lsdException w:unhideWhenUsed="0" w:uiPriority="69" w:semiHidden="0" w:name="Medium Grid 3 Accent 2"/>
+    <w:lsdException w:unhideWhenUsed="0" w:uiPriority="70" w:semiHidden="0" w:name="Dark List Accent 2"/>
+    <w:lsdException w:unhideWhenUsed="0" w:uiPriority="71" w:semiHidden="0" w:name="Colorful Shading Accent 2"/>
+    <w:lsdException w:unhideWhenUsed="0" w:uiPriority="72" w:semiHidden="0" w:name="Colorful List Accent 2"/>
+    <w:lsdException w:unhideWhenUsed="0" w:uiPriority="73" w:semiHidden="0" w:name="Colorful Grid Accent 2"/>
+    <w:lsdException w:unhideWhenUsed="0" w:uiPriority="60" w:semiHidden="0" w:name="Light Shading Accent 3"/>
+    <w:lsdException w:unhideWhenUsed="0" w:uiPriority="61" w:semiHidden="0" w:name="Light List Accent 3"/>
+    <w:lsdException w:unhideWhenUsed="0" w:uiPriority="62" w:semiHidden="0" w:name="Light Grid Accent 3"/>
+    <w:lsdException w:unhideWhenUsed="0" w:uiPriority="63" w:semiHidden="0" w:name="Medium Shading 1 Accent 3"/>
+    <w:lsdException w:unhideWhenUsed="0" w:uiPriority="64" w:semiHidden="0" w:name="Medium Shading 2 Accent 3"/>
+    <w:lsdException w:unhideWhenUsed="0" w:uiPriority="65" w:semiHidden="0" w:name="Medium List 1 Accent 3"/>
+    <w:lsdException w:unhideWhenUsed="0" w:uiPriority="66" w:semiHidden="0" w:name="Medium List 2 Accent 3"/>
+    <w:lsdException w:unhideWhenUsed="0" w:uiPriority="67" w:semiHidden="0" w:name="Medium Grid 1 Accent 3"/>
+    <w:lsdException w:unhideWhenUsed="0" w:uiPriority="68" w:semiHidden="0" w:name="Medium Grid 2 Accent 3"/>
+    <w:lsdException w:unhideWhenUsed="0" w:uiPriority="69" w:semiHidden="0" w:name="Medium Grid 3 Accent 3"/>
+    <w:lsdException w:unhideWhenUsed="0" w:uiPriority="70" w:semiHidden="0" w:name="Dark List Accent 3"/>
+    <w:lsdException w:unhideWhenUsed="0" w:uiPriority="71" w:semiHidden="0" w:name="Colorful Shading Accent 3"/>
+    <w:lsdException w:unhideWhenUsed="0" w:uiPriority="72" w:semiHidden="0" w:name="Colorful List Accent 3"/>
+    <w:lsdException w:unhideWhenUsed="0" w:uiPriority="73" w:semiHidden="0" w:name="Colorful Grid Accent 3"/>
+    <w:lsdException w:unhideWhenUsed="0" w:uiPriority="60" w:semiHidden="0" w:name="Light Shading Accent 4"/>
+    <w:lsdException w:unhideWhenUsed="0" w:uiPriority="61" w:semiHidden="0" w:name="Light List Accent 4"/>
+    <w:lsdException w:unhideWhenUsed="0" w:uiPriority="62" w:semiHidden="0" w:name="Light Grid Accent 4"/>
+    <w:lsdException w:unhideWhenUsed="0" w:uiPriority="63" w:semiHidden="0" w:name="Medium Shading 1 Accent 4"/>
+    <w:lsdException w:unhideWhenUsed="0" w:uiPriority="64" w:semiHidden="0" w:name="Medium Shading 2 Accent 4"/>
+    <w:lsdException w:unhideWhenUsed="0" w:uiPriority="65" w:semiHidden="0" w:name="Medium List 1 Accent 4"/>
+    <w:lsdException w:unhideWhenUsed="0" w:uiPriority="66" w:semiHidden="0" w:name="Medium List 2 Accent 4"/>
+    <w:lsdException w:unhideWhenUsed="0" w:uiPriority="67" w:semiHidden="0" w:name="Medium Grid 1 Accent 4"/>
+    <w:lsdException w:unhideWhenUsed="0" w:uiPriority="68" w:semiHidden="0" w:name="Medium Grid 2 Accent 4"/>
+    <w:lsdException w:unhideWhenUsed="0" w:uiPriority="69" w:semiHidden="0" w:name="Medium Grid 3 Accent 4"/>
+    <w:lsdException w:unhideWhenUsed="0" w:uiPriority="70" w:semiHidden="0" w:name="Dark List Accent 4"/>
+    <w:lsdException w:unhideWhenUsed="0" w:uiPriority="71" w:semiHidden="0" w:name="Colorful Shading Accent 4"/>
+    <w:lsdException w:unhideWhenUsed="0" w:uiPriority="72" w:semiHidden="0" w:name="Colorful List Accent 4"/>
+    <w:lsdException w:unhideWhenUsed="0" w:uiPriority="73" w:semiHidden="0" w:name="Colorful Grid Accent 4"/>
+    <w:lsdException w:unhideWhenUsed="0" w:uiPriority="60" w:semiHidden="0" w:name="Light Shading Accent 5"/>
+    <w:lsdException w:unhideWhenUsed="0" w:uiPriority="61" w:semiHidden="0" w:name="Light List Accent 5"/>
+    <w:lsdException w:unhideWhenUsed="0" w:uiPriority="62" w:semiHidden="0" w:name="Light Grid Accent 5"/>
+    <w:lsdException w:unhideWhenUsed="0" w:uiPriority="63" w:semiHidden="0" w:name="Medium Shading 1 Accent 5"/>
+    <w:lsdException w:unhideWhenUsed="0" w:uiPriority="64" w:semiHidden="0" w:name="Medium Shading 2 Accent 5"/>
+    <w:lsdException w:unhideWhenUsed="0" w:uiPriority="65" w:semiHidden="0" w:name="Medium List 1 Accent 5"/>
+    <w:lsdException w:unhideWhenUsed="0" w:uiPriority="66" w:semiHidden="0" w:name="Medium List 2 Accent 5"/>
+    <w:lsdException w:unhideWhenUsed="0" w:uiPriority="67" w:semiHidden="0" w:name="Medium Grid 1 Accent 5"/>
+    <w:lsdException w:unhideWhenUsed="0" w:uiPriority="68" w:semiHidden="0" w:name="Medium Grid 2 Accent 5"/>
+    <w:lsdException w:unhideWhenUsed="0" w:uiPriority="69" w:semiHidden="0" w:name="Medium Grid 3 Accent 5"/>
+    <w:lsdException w:unhideWhenUsed="0" w:uiPriority="70" w:semiHidden="0" w:name="Dark List Accent 5"/>
+    <w:lsdException w:unhideWhenUsed="0" w:uiPriority="71" w:semiHidden="0" w:name="Colorful Shading Accent 5"/>
+    <w:lsdException w:unhideWhenUsed="0" w:uiPriority="72" w:semiHidden="0" w:name="Colorful List Accent 5"/>
+    <w:lsdException w:unhideWhenUsed="0" w:uiPriority="73" w:semiHidden="0" w:name="Colorful Grid Accent 5"/>
+    <w:lsdException w:unhideWhenUsed="0" w:uiPriority="60" w:semiHidden="0" w:name="Light Shading Accent 6"/>
+    <w:lsdException w:unhideWhenUsed="0" w:uiPriority="61" w:semiHidden="0" w:name="Light List Accent 6"/>
+    <w:lsdException w:unhideWhenUsed="0" w:uiPriority="62" w:semiHidden="0" w:name="Light Grid Accent 6"/>
+    <w:lsdException w:unhideWhenUsed="0" w:uiPriority="63" w:semiHidden="0" w:name="Medium Shading 1 Accent 6"/>
+    <w:lsdException w:unhideWhenUsed="0" w:uiPriority="64" w:semiHidden="0" w:name="Medium Shading 2 Accent 6"/>
+    <w:lsdException w:unhideWhenUsed="0" w:uiPriority="65" w:semiHidden="0" w:name="Medium List 1 Accent 6"/>
+    <w:lsdException w:unhideWhenUsed="0" w:uiPriority="66" w:semiHidden="0" w:name="Medium List 2 Accent 6"/>
+    <w:lsdException w:unhideWhenUsed="0" w:uiPriority="67" w:semiHidden="0" w:name="Medium Grid 1 Accent 6"/>
+    <w:lsdException w:unhideWhenUsed="0" w:uiPriority="68" w:semiHidden="0" w:name="Medium Grid 2 Accent 6"/>
+    <w:lsdException w:unhideWhenUsed="0" w:uiPriority="69" w:semiHidden="0" w:name="Medium Grid 3 Accent 6"/>
+    <w:lsdException w:unhideWhenUsed="0" w:uiPriority="70" w:semiHidden="0" w:name="Dark List Accent 6"/>
+    <w:lsdException w:unhideWhenUsed="0" w:uiPriority="71" w:semiHidden="0" w:name="Colorful Shading Accent 6"/>
+    <w:lsdException w:unhideWhenUsed="0" w:uiPriority="72" w:semiHidden="0" w:name="Colorful List Accent 6"/>
+    <w:lsdException w:unhideWhenUsed="0" w:uiPriority="73" w:semiHidden="0" w:name="Colorful Grid Accent 6"/>
   </w:latentStyles>
-  <w:style w:type="paragraph" w:default="1" w:styleId="Normal">
+  <w:style w:type="paragraph" w:default="1" w:styleId="1">
     <w:name w:val="Normal"/>
     <w:qFormat/>
-    <w:rsid w:val="007241BD"/>
+    <w:uiPriority w:val="0"/>
     <w:rPr>
-      <w:rFonts w:ascii="Calibri" w:hAnsi="Calibri"/>
+      <w:rFonts w:ascii="Calibri" w:hAnsi="Calibri" w:eastAsia="SimSun" w:cs="Times New Roman"/>
       <w:sz w:val="20"/>
       <w:szCs w:val="20"/>
-      <w:lang w:val="en-US" w:eastAsia="zh-CN"/>
+      <w:lang w:val="en-US" w:eastAsia="zh-CN" w:bidi="ar-SA"/>
     </w:rPr>
   </w:style>
-  <w:style w:type="paragraph" w:styleId="Heading1">
+  <w:style w:type="paragraph" w:styleId="2">
     <w:name w:val="heading 1"/>
-    <w:basedOn w:val="Normal"/>
-    <w:next w:val="Normal"/>
-    <w:link w:val="Heading1Char"/>
+    <w:basedOn w:val="1"/>
+    <w:next w:val="1"/>
+    <w:link w:val="11"/>
+    <w:qFormat/>
     <w:uiPriority w:val="99"/>
-    <w:qFormat/>
-    <w:rsid w:val="007241BD"/>
     <w:pPr>
       <w:spacing w:beforeAutospacing="1" w:afterAutospacing="1"/>
       <w:outlineLvl w:val="0"/>
@@ -1994,14 +2378,13 @@
       <w:szCs w:val="48"/>
     </w:rPr>
   </w:style>
-  <w:style w:type="paragraph" w:styleId="Heading2">
+  <w:style w:type="paragraph" w:styleId="3">
     <w:name w:val="heading 2"/>
-    <w:basedOn w:val="Normal"/>
-    <w:next w:val="Normal"/>
-    <w:link w:val="Heading2Char"/>
+    <w:basedOn w:val="1"/>
+    <w:next w:val="1"/>
+    <w:link w:val="12"/>
+    <w:qFormat/>
     <w:uiPriority w:val="99"/>
-    <w:qFormat/>
-    <w:rsid w:val="007241BD"/>
     <w:pPr>
       <w:keepNext/>
       <w:spacing w:before="240" w:after="60"/>
@@ -2017,14 +2400,13 @@
       <w:szCs w:val="28"/>
     </w:rPr>
   </w:style>
-  <w:style w:type="paragraph" w:styleId="Heading3">
+  <w:style w:type="paragraph" w:styleId="4">
     <w:name w:val="heading 3"/>
-    <w:basedOn w:val="Normal"/>
-    <w:next w:val="Normal"/>
-    <w:link w:val="Heading3Char"/>
+    <w:basedOn w:val="1"/>
+    <w:next w:val="1"/>
+    <w:link w:val="13"/>
+    <w:qFormat/>
     <w:uiPriority w:val="99"/>
-    <w:qFormat/>
-    <w:rsid w:val="007241BD"/>
     <w:pPr>
       <w:keepNext/>
       <w:spacing w:before="240" w:after="60"/>
@@ -2038,14 +2420,13 @@
       <w:szCs w:val="26"/>
     </w:rPr>
   </w:style>
-  <w:style w:type="paragraph" w:styleId="Heading4">
+  <w:style w:type="paragraph" w:styleId="5">
     <w:name w:val="heading 4"/>
-    <w:basedOn w:val="Normal"/>
-    <w:next w:val="Normal"/>
-    <w:link w:val="Heading4Char"/>
+    <w:basedOn w:val="1"/>
+    <w:next w:val="1"/>
+    <w:link w:val="14"/>
+    <w:qFormat/>
     <w:uiPriority w:val="99"/>
-    <w:qFormat/>
-    <w:rsid w:val="007241BD"/>
     <w:pPr>
       <w:spacing w:beforeAutospacing="1" w:afterAutospacing="1"/>
       <w:outlineLvl w:val="3"/>
@@ -2058,19 +2439,19 @@
       <w:szCs w:val="24"/>
     </w:rPr>
   </w:style>
-  <w:style w:type="character" w:default="1" w:styleId="DefaultParagraphFont">
+  <w:style w:type="character" w:default="1" w:styleId="6">
     <w:name w:val="Default Paragraph Font"/>
+    <w:semiHidden/>
+    <w:qFormat/>
     <w:uiPriority w:val="99"/>
-    <w:semiHidden/>
   </w:style>
-  <w:style w:type="table" w:default="1" w:styleId="TableNormal">
+  <w:style w:type="table" w:default="1" w:styleId="7">
     <w:name w:val="Normal Table"/>
-    <w:uiPriority w:val="99"/>
     <w:semiHidden/>
     <w:unhideWhenUsed/>
     <w:qFormat/>
+    <w:uiPriority w:val="99"/>
     <w:tblPr>
-      <w:tblInd w:w="0" w:type="dxa"/>
       <w:tblCellMar>
         <w:top w:w="0" w:type="dxa"/>
         <w:left w:w="108" w:type="dxa"/>
@@ -2079,19 +2460,49 @@
       </w:tblCellMar>
     </w:tblPr>
   </w:style>
-  <w:style w:type="numbering" w:default="1" w:styleId="NoList">
-    <w:name w:val="No List"/>
+  <w:style w:type="character" w:styleId="8">
+    <w:name w:val="FollowedHyperlink"/>
+    <w:basedOn w:val="6"/>
+    <w:qFormat/>
     <w:uiPriority w:val="99"/>
-    <w:semiHidden/>
-    <w:unhideWhenUsed/>
+    <w:rPr>
+      <w:rFonts w:cs="Times New Roman"/>
+      <w:color w:val="800080"/>
+      <w:u w:val="single"/>
+    </w:rPr>
   </w:style>
-  <w:style w:type="character" w:customStyle="1" w:styleId="Heading1Char">
+  <w:style w:type="character" w:styleId="9">
+    <w:name w:val="Hyperlink"/>
+    <w:basedOn w:val="6"/>
+    <w:qFormat/>
+    <w:uiPriority w:val="99"/>
+    <w:rPr>
+      <w:rFonts w:cs="Times New Roman"/>
+      <w:color w:val="0000FF"/>
+      <w:u w:val="single"/>
+    </w:rPr>
+  </w:style>
+  <w:style w:type="paragraph" w:styleId="10">
+    <w:name w:val="Normal (Web)"/>
+    <w:basedOn w:val="1"/>
+    <w:qFormat/>
+    <w:uiPriority w:val="99"/>
+    <w:pPr>
+      <w:spacing w:beforeAutospacing="1" w:afterAutospacing="1"/>
+    </w:pPr>
+    <w:rPr>
+      <w:rFonts w:ascii="Times New Roman" w:hAnsi="Times New Roman"/>
+      <w:sz w:val="24"/>
+      <w:szCs w:val="24"/>
+    </w:rPr>
+  </w:style>
+  <w:style w:type="character" w:customStyle="1" w:styleId="11">
     <w:name w:val="Heading 1 Char"/>
-    <w:basedOn w:val="DefaultParagraphFont"/>
-    <w:link w:val="Heading1"/>
+    <w:basedOn w:val="6"/>
+    <w:link w:val="2"/>
+    <w:qFormat/>
+    <w:locked/>
     <w:uiPriority w:val="99"/>
-    <w:locked/>
-    <w:rsid w:val="00CC28E0"/>
     <w:rPr>
       <w:rFonts w:ascii="Cambria" w:hAnsi="Cambria" w:cs="Times New Roman"/>
       <w:b/>
@@ -2102,14 +2513,14 @@
       <w:lang w:val="en-US" w:eastAsia="zh-CN"/>
     </w:rPr>
   </w:style>
-  <w:style w:type="character" w:customStyle="1" w:styleId="Heading2Char">
+  <w:style w:type="character" w:customStyle="1" w:styleId="12">
     <w:name w:val="Heading 2 Char"/>
-    <w:basedOn w:val="DefaultParagraphFont"/>
-    <w:link w:val="Heading2"/>
+    <w:basedOn w:val="6"/>
+    <w:link w:val="3"/>
+    <w:semiHidden/>
+    <w:qFormat/>
+    <w:locked/>
     <w:uiPriority w:val="99"/>
-    <w:semiHidden/>
-    <w:locked/>
-    <w:rsid w:val="00CC28E0"/>
     <w:rPr>
       <w:rFonts w:ascii="Cambria" w:hAnsi="Cambria" w:cs="Times New Roman"/>
       <w:b/>
@@ -2121,14 +2532,14 @@
       <w:lang w:val="en-US" w:eastAsia="zh-CN"/>
     </w:rPr>
   </w:style>
-  <w:style w:type="character" w:customStyle="1" w:styleId="Heading3Char">
+  <w:style w:type="character" w:customStyle="1" w:styleId="13">
     <w:name w:val="Heading 3 Char"/>
-    <w:basedOn w:val="DefaultParagraphFont"/>
-    <w:link w:val="Heading3"/>
+    <w:basedOn w:val="6"/>
+    <w:link w:val="4"/>
+    <w:semiHidden/>
+    <w:qFormat/>
+    <w:locked/>
     <w:uiPriority w:val="99"/>
-    <w:semiHidden/>
-    <w:locked/>
-    <w:rsid w:val="00CC28E0"/>
     <w:rPr>
       <w:rFonts w:ascii="Cambria" w:hAnsi="Cambria" w:cs="Times New Roman"/>
       <w:b/>
@@ -2138,14 +2549,14 @@
       <w:lang w:val="en-US" w:eastAsia="zh-CN"/>
     </w:rPr>
   </w:style>
-  <w:style w:type="character" w:customStyle="1" w:styleId="Heading4Char">
+  <w:style w:type="character" w:customStyle="1" w:styleId="14">
     <w:name w:val="Heading 4 Char"/>
-    <w:basedOn w:val="DefaultParagraphFont"/>
-    <w:link w:val="Heading4"/>
+    <w:basedOn w:val="6"/>
+    <w:link w:val="5"/>
+    <w:semiHidden/>
+    <w:qFormat/>
+    <w:locked/>
     <w:uiPriority w:val="99"/>
-    <w:semiHidden/>
-    <w:locked/>
-    <w:rsid w:val="00CC28E0"/>
     <w:rPr>
       <w:rFonts w:ascii="Calibri" w:hAnsi="Calibri" w:cs="Times New Roman"/>
       <w:b/>
@@ -2153,42 +2564,6 @@
       <w:sz w:val="28"/>
       <w:szCs w:val="28"/>
       <w:lang w:val="en-US" w:eastAsia="zh-CN"/>
-    </w:rPr>
-  </w:style>
-  <w:style w:type="character" w:styleId="FollowedHyperlink">
-    <w:name w:val="FollowedHyperlink"/>
-    <w:basedOn w:val="DefaultParagraphFont"/>
-    <w:uiPriority w:val="99"/>
-    <w:rsid w:val="007241BD"/>
-    <w:rPr>
-      <w:rFonts w:cs="Times New Roman"/>
-      <w:color w:val="800080"/>
-      <w:u w:val="single"/>
-    </w:rPr>
-  </w:style>
-  <w:style w:type="character" w:styleId="Hyperlink">
-    <w:name w:val="Hyperlink"/>
-    <w:basedOn w:val="DefaultParagraphFont"/>
-    <w:uiPriority w:val="99"/>
-    <w:rsid w:val="007241BD"/>
-    <w:rPr>
-      <w:rFonts w:cs="Times New Roman"/>
-      <w:color w:val="0000FF"/>
-      <w:u w:val="single"/>
-    </w:rPr>
-  </w:style>
-  <w:style w:type="paragraph" w:styleId="NormalWeb">
-    <w:name w:val="Normal (Web)"/>
-    <w:basedOn w:val="Normal"/>
-    <w:uiPriority w:val="99"/>
-    <w:rsid w:val="007241BD"/>
-    <w:pPr>
-      <w:spacing w:beforeAutospacing="1" w:afterAutospacing="1"/>
-    </w:pPr>
-    <w:rPr>
-      <w:rFonts w:ascii="Times New Roman" w:hAnsi="Times New Roman"/>
-      <w:sz w:val="24"/>
-      <w:szCs w:val="24"/>
     </w:rPr>
   </w:style>
 </w:styles>
@@ -2473,6 +2848,25 @@
     </a:fmtScheme>
   </a:themeElements>
   <a:objectDefaults/>
-  <a:extraClrSchemeLst/>
 </a:theme>
+</file>
+
+<file path=customXml/item1.xml><?xml version="1.0" encoding="utf-8"?>
+<s:customData xmlns="http://www.wps.cn/officeDocument/2013/wpsCustomData" xmlns:s="http://www.wps.cn/officeDocument/2013/wpsCustomData">
+  <customSectProps>
+    <customSectPr/>
+  </customSectProps>
+  <customShpExts>
+    <customShpInfo spid="_x0000_s1026"/>
+    <customShpInfo spid="_x0000_s1027"/>
+  </customShpExts>
+</s:customData>
+</file>
+
+<file path=customXml/itemProps1.xml><?xml version="1.0" encoding="utf-8"?>
+<ds:datastoreItem xmlns:ds="http://schemas.openxmlformats.org/officeDocument/2006/customXml" ds:itemID="{B1977F7D-205B-4081-913C-38D41E755F92}">
+  <ds:schemaRefs>
+    <ds:schemaRef ds:uri="http://www.wps.cn/officeDocument/2013/wpsCustomData"/>
+  </ds:schemaRefs>
+</ds:datastoreItem>
 </file>
--- a/CV Python developer.docx
+++ b/CV Python developer.docx
@@ -550,8 +550,10 @@
           <w:shd w:val="clear" w:color="auto" w:fill="FFFFFF"/>
           <w:lang w:val="en-US"/>
         </w:rPr>
-        <w:t xml:space="preserve">In flutter I used provider as state management tools and gorouter for routing. Also I used </w:t>
-      </w:r>
+        <w:t>In flutter I used provider as state management tools and gorouter for routing. Also I used Hive for local storage;</w:t>
+      </w:r>
+      <w:bookmarkStart w:id="0" w:name="_GoBack"/>
+      <w:bookmarkEnd w:id="0"/>
     </w:p>
     <w:p>
       <w:pPr>
@@ -835,8 +837,6 @@
         </w:rPr>
         <w:t>Fundamentals of Database Engineering - PostgreSQL</w:t>
       </w:r>
-      <w:bookmarkStart w:id="0" w:name="_GoBack"/>
-      <w:bookmarkEnd w:id="0"/>
     </w:p>
     <w:p>
       <w:pPr>
